--- a/Doc/SetExercise1.docx
+++ b/Doc/SetExercise1.docx
@@ -4,11 +4,77 @@
   <w:body>
     <w:p>
       <w:pPr>
+        <w:pStyle w:val="a3"/>
+        <w:rPr>
+          <w:lang w:eastAsia="zh-TW"/>
+        </w:rPr>
+      </w:pPr>
+      <w:r>
+        <w:rPr>
+          <w:rFonts w:hint="eastAsia"/>
+          <w:lang w:eastAsia="zh-TW"/>
+        </w:rPr>
+        <w:t xml:space="preserve">COMP3010HK </w:t>
+      </w:r>
+      <w:r>
+        <w:rPr>
+          <w:rFonts w:hint="eastAsia"/>
+          <w:lang w:eastAsia="zh-TW"/>
+        </w:rPr>
+        <w:t>Security Operations &amp; Incident Management</w:t>
+      </w:r>
+    </w:p>
+    <w:p>
+      <w:pPr>
+        <w:pStyle w:val="a3"/>
+        <w:rPr>
+          <w:sz w:val="40"/>
+          <w:szCs w:val="40"/>
+          <w:lang w:eastAsia="zh-TW"/>
+        </w:rPr>
+      </w:pPr>
+      <w:r>
+        <w:rPr>
+          <w:rFonts w:hint="eastAsia"/>
+          <w:sz w:val="40"/>
+          <w:szCs w:val="40"/>
+          <w:lang w:eastAsia="zh-TW"/>
+        </w:rPr>
+        <w:t xml:space="preserve">Coursework 1: Set Exercises </w:t>
+      </w:r>
+      <w:r>
+        <w:rPr>
+          <w:sz w:val="40"/>
+          <w:szCs w:val="40"/>
+          <w:lang w:eastAsia="zh-TW"/>
+        </w:rPr>
+        <w:t>–</w:t>
+      </w:r>
+      <w:r>
+        <w:rPr>
+          <w:rFonts w:hint="eastAsia"/>
+          <w:sz w:val="40"/>
+          <w:szCs w:val="40"/>
+          <w:lang w:eastAsia="zh-TW"/>
+        </w:rPr>
+        <w:t xml:space="preserve"> PCAP Analysis</w:t>
+      </w:r>
+    </w:p>
+    <w:p>
+      <w:pPr>
         <w:pStyle w:val="1"/>
         <w:rPr>
           <w:lang w:eastAsia="zh-TW"/>
         </w:rPr>
       </w:pPr>
+    </w:p>
+    <w:p>
+      <w:pPr>
+        <w:pStyle w:val="1"/>
+        <w:rPr>
+          <w:lang w:eastAsia="zh-TW"/>
+        </w:rPr>
+      </w:pPr>
       <w:r>
         <w:rPr>
           <w:lang w:eastAsia="zh-TW"/>
@@ -39,21 +105,7 @@
         <w:rPr>
           <w:lang w:eastAsia="zh-TW"/>
         </w:rPr>
-        <w:t xml:space="preserve">The dataset was examined to determine whether suspicious or malicious activity occurred, including malware delivery, unauthorised file transfers, and potential command-and-control (C2) communications. </w:t>
-      </w:r>
-      <w:proofErr w:type="gramStart"/>
-      <w:r>
-        <w:rPr>
-          <w:lang w:eastAsia="zh-TW"/>
-        </w:rPr>
-        <w:t>Particular attention</w:t>
-      </w:r>
-      <w:proofErr w:type="gramEnd"/>
-      <w:r>
-        <w:rPr>
-          <w:lang w:eastAsia="zh-TW"/>
-        </w:rPr>
-        <w:t xml:space="preserve"> was given to protocol-level behaviour, abnormal connection patterns, and server responses indicative of exploitation or post-compromise activity.</w:t>
+        <w:t>The dataset was examined to determine whether suspicious or malicious activity occurred, including malware delivery, unauthorised file transfers, and potential command-and-control (C2) communications. Particular attention was given to protocol-level behaviour, abnormal connection patterns, and server responses indicative of exploitation or post-compromise activity.</w:t>
       </w:r>
     </w:p>
     <w:p>
@@ -68,6 +120,13 @@
         </w:rPr>
         <w:t>To support this analysis, a combination of high-level traffic aggregation and detailed packet inspection was employed. The findings presented in this report are derived solely from independent inspection of the provided packet capture, with external standards and threat intelligence referenced only to assist in the interpretation of observed behaviours rather than to supply predetermined answers.</w:t>
       </w:r>
+    </w:p>
+    <w:p>
+      <w:pPr>
+        <w:rPr>
+          <w:lang w:eastAsia="zh-TW"/>
+        </w:rPr>
+      </w:pPr>
     </w:p>
     <w:p>
       <w:pPr>
@@ -101,6 +160,23 @@
     </w:p>
     <w:p>
       <w:pPr>
+        <w:rPr>
+          <w:rFonts w:asciiTheme="majorHAnsi" w:eastAsiaTheme="majorEastAsia" w:hAnsiTheme="majorHAnsi" w:cstheme="majorBidi"/>
+          <w:color w:val="0F4761" w:themeColor="accent1" w:themeShade="BF"/>
+          <w:sz w:val="40"/>
+          <w:szCs w:val="40"/>
+          <w:lang w:eastAsia="zh-TW"/>
+        </w:rPr>
+      </w:pPr>
+      <w:r>
+        <w:rPr>
+          <w:lang w:eastAsia="zh-TW"/>
+        </w:rPr>
+        <w:br w:type="page"/>
+      </w:r>
+    </w:p>
+    <w:p>
+      <w:pPr>
         <w:pStyle w:val="1"/>
         <w:rPr>
           <w:lang w:eastAsia="zh-TW"/>
@@ -111,6 +187,7 @@
           <w:rFonts w:hint="eastAsia"/>
           <w:lang w:eastAsia="zh-TW"/>
         </w:rPr>
+        <w:lastRenderedPageBreak/>
         <w:t>Methodology</w:t>
       </w:r>
     </w:p>
@@ -120,6 +197,75 @@
           <w:lang w:eastAsia="zh-TW"/>
         </w:rPr>
       </w:pPr>
+      <w:r>
+        <w:rPr>
+          <w:lang w:eastAsia="zh-TW"/>
+        </w:rPr>
+        <w:t>The analysis was conducted using a two-stage approach combining traffic aggregation and detailed packet inspection. Initially, Zui (Zed) was utilised to perform high-level examination of the packet capture, enabling efficient filtering, summarisation, and correlation of network events across multiple protocols. This allowed for the identification of anomalous traffic patterns, including repeated outbound connections, long-lived sessions, and intrusion detection alerts associated with known malware signatures.</w:t>
+      </w:r>
+    </w:p>
+    <w:p>
+      <w:pPr>
+        <w:rPr>
+          <w:lang w:eastAsia="zh-TW"/>
+        </w:rPr>
+      </w:pPr>
+      <w:r>
+        <w:rPr>
+          <w:lang w:eastAsia="zh-TW"/>
+        </w:rPr>
+        <w:t>Temporal analysis was applied to correlate alerts with subsequent network activity, facilitating reconstruction of the sequence of events observed within the capture. Protocol metadata, such as connection duration, service type, and destination hosts, was analysed to distinguish routine traffic from potentially malicious communications.</w:t>
+      </w:r>
+    </w:p>
+    <w:p>
+      <w:pPr>
+        <w:rPr>
+          <w:lang w:eastAsia="zh-TW"/>
+        </w:rPr>
+      </w:pPr>
+      <w:r>
+        <w:rPr>
+          <w:lang w:eastAsia="zh-TW"/>
+        </w:rPr>
+        <w:t>Following identification of suspicious flows, Wireshark was used for detailed inspection at the packet and application layers. This included examination of HTTP transactions, server response headers, and extraction of transferred objects to assess the nature of downloaded content. Where encrypted traffic was observed, available handshake metadata and server identifiers were reviewed to determine destination domains and certificate characteristics.</w:t>
+      </w:r>
+    </w:p>
+    <w:p>
+      <w:pPr>
+        <w:rPr>
+          <w:lang w:eastAsia="zh-TW"/>
+        </w:rPr>
+      </w:pPr>
+      <w:r>
+        <w:rPr>
+          <w:lang w:eastAsia="zh-TW"/>
+        </w:rPr>
+        <w:t>External threat intelligence sources were consulted selectively to validate suspected command-and-control infrastructure identified during the analysis. These sources were used solely to corroborate findings derived from the packet capture, ensuring that conclusions remained evidence-driven and grounded in observable network behaviour.</w:t>
+      </w:r>
+    </w:p>
+    <w:p>
+      <w:pPr>
+        <w:rPr>
+          <w:lang w:eastAsia="zh-TW"/>
+        </w:rPr>
+      </w:pPr>
+    </w:p>
+    <w:p>
+      <w:pPr>
+        <w:rPr>
+          <w:rFonts w:asciiTheme="majorHAnsi" w:eastAsiaTheme="majorEastAsia" w:hAnsiTheme="majorHAnsi" w:cstheme="majorBidi"/>
+          <w:color w:val="0F4761" w:themeColor="accent1" w:themeShade="BF"/>
+          <w:sz w:val="40"/>
+          <w:szCs w:val="40"/>
+          <w:lang w:eastAsia="zh-TW"/>
+        </w:rPr>
+      </w:pPr>
+      <w:r>
+        <w:rPr>
+          <w:lang w:eastAsia="zh-TW"/>
+        </w:rPr>
+        <w:br w:type="page"/>
+      </w:r>
     </w:p>
     <w:p>
       <w:pPr>
@@ -133,49 +279,58 @@
           <w:rFonts w:hint="eastAsia"/>
           <w:lang w:eastAsia="zh-TW"/>
         </w:rPr>
+        <w:lastRenderedPageBreak/>
         <w:t>Result</w:t>
       </w:r>
     </w:p>
     <w:p>
       <w:pPr>
-        <w:pStyle w:val="a9"/>
-        <w:numPr>
-          <w:ilvl w:val="0"/>
-          <w:numId w:val="2"/>
-        </w:numPr>
-        <w:rPr>
-          <w:lang w:eastAsia="zh-TW"/>
-        </w:rPr>
-      </w:pPr>
-      <w:r>
-        <w:rPr>
-          <w:lang w:eastAsia="zh-TW"/>
-        </w:rPr>
-        <w:t>C</w:t>
-      </w:r>
-      <w:r>
+        <w:pStyle w:val="2"/>
         <w:rPr>
           <w:rFonts w:hint="eastAsia"/>
           <w:lang w:eastAsia="zh-TW"/>
         </w:rPr>
-        <w:t>heck for the alert</w:t>
-      </w:r>
-    </w:p>
-    <w:p>
-      <w:pPr>
-        <w:pStyle w:val="a9"/>
-        <w:rPr>
-          <w:lang w:eastAsia="zh-TW"/>
-        </w:rPr>
-      </w:pPr>
-      <w:r>
-        <w:rPr>
-          <w:lang w:eastAsia="zh-TW"/>
-        </w:rPr>
-        <w:lastRenderedPageBreak/>
+      </w:pPr>
+      <w:r>
+        <w:rPr>
+          <w:rFonts w:hint="eastAsia"/>
+          <w:lang w:eastAsia="zh-TW"/>
+        </w:rPr>
+        <w:t xml:space="preserve">3.1 </w:t>
+      </w:r>
+      <w:r>
+        <w:rPr>
+          <w:rFonts w:hint="eastAsia"/>
+          <w:lang w:eastAsia="zh-TW"/>
+        </w:rPr>
+        <w:t>Initial Infection and File Transfer</w:t>
+      </w:r>
+    </w:p>
+    <w:p>
+      <w:pPr>
+        <w:rPr>
+          <w:lang w:eastAsia="zh-TW"/>
+        </w:rPr>
+      </w:pPr>
+      <w:r>
+        <w:rPr>
+          <w:lang w:eastAsia="zh-TW"/>
+        </w:rPr>
+        <w:t>Analysis of the packet capture revealed the earliest malicious HTTP activity at 2021-09-24 16:46:17 (UTC), originating from the internal host 10.9.23.102. This activity involved an outbound HTTP connection to the domain attirenepal.com, which successfully delivered a compressed archive named documents.zip, marking the point of initial infection.</w:t>
+      </w:r>
+      <w:r>
+        <w:rPr>
+          <w:lang w:eastAsia="zh-TW"/>
+        </w:rPr>
+        <w:t xml:space="preserve"> </w:t>
+      </w:r>
+      <w:r>
+        <w:rPr>
+          <w:lang w:eastAsia="zh-TW"/>
+        </w:rPr>
         <w:drawing>
-          <wp:inline distT="0" distB="0" distL="0" distR="0" wp14:anchorId="3A8F003F" wp14:editId="5D4E334B">
-            <wp:extent cx="5486400" cy="3779520"/>
+          <wp:inline distT="0" distB="0" distL="0" distR="0" wp14:anchorId="45ED8F9C" wp14:editId="45AB1FE0">
+            <wp:extent cx="4520021" cy="1606550"/>
             <wp:effectExtent l="0" t="0" r="0" b="0"/>
             <wp:docPr id="1097698387" name="圖片 2" descr="一張含有 文字, 螢幕擷取畫面, 軟體, 陳列 的圖片&#10;&#10;AI 產生的內容可能不正確。"/>
             <wp:cNvGraphicFramePr>
@@ -188,7 +343,7 @@
                     <pic:cNvPr id="1097698387" name="圖片 2" descr="一張含有 文字, 螢幕擷取畫面, 軟體, 陳列 的圖片&#10;&#10;AI 產生的內容可能不正確。"/>
                     <pic:cNvPicPr/>
                   </pic:nvPicPr>
-                  <pic:blipFill>
+                  <pic:blipFill rotWithShape="1">
                     <a:blip r:embed="rId9" cstate="print">
                       <a:extLst>
                         <a:ext uri="{28A0092B-C50C-407E-A947-70E740481C1C}">
@@ -196,18 +351,27 @@
                         </a:ext>
                       </a:extLst>
                     </a:blip>
+                    <a:srcRect l="2314" t="12432" r="32407" b="53887"/>
                     <a:stretch>
                       <a:fillRect/>
                     </a:stretch>
                   </pic:blipFill>
-                  <pic:spPr>
+                  <pic:spPr bwMode="auto">
                     <a:xfrm>
                       <a:off x="0" y="0"/>
-                      <a:ext cx="5486400" cy="3779520"/>
+                      <a:ext cx="4540954" cy="1613990"/>
                     </a:xfrm>
                     <a:prstGeom prst="rect">
                       <a:avLst/>
                     </a:prstGeom>
+                    <a:ln>
+                      <a:noFill/>
+                    </a:ln>
+                    <a:extLst>
+                      <a:ext uri="{53640926-AAD7-44D8-BBD7-CCE9431645EC}">
+                        <a14:shadowObscured xmlns:a14="http://schemas.microsoft.com/office/drawing/2010/main"/>
+                      </a:ext>
+                    </a:extLst>
                   </pic:spPr>
                 </pic:pic>
               </a:graphicData>
@@ -219,80 +383,9 @@
         <w:rPr>
           <w:lang w:eastAsia="zh-TW"/>
         </w:rPr>
-        <w:br/>
-      </w:r>
-      <w:r>
-        <w:rPr>
-          <w:rFonts w:hint="eastAsia"/>
-          <w:lang w:eastAsia="zh-TW"/>
-        </w:rPr>
-        <w:t>Source should come from http</w:t>
-      </w:r>
-    </w:p>
-    <w:p>
-      <w:pPr>
-        <w:pStyle w:val="a9"/>
-        <w:numPr>
-          <w:ilvl w:val="0"/>
-          <w:numId w:val="2"/>
-        </w:numPr>
-        <w:rPr>
-          <w:lang w:eastAsia="zh-TW"/>
-        </w:rPr>
-      </w:pPr>
-      <w:r>
-        <w:rPr>
-          <w:rFonts w:hint="eastAsia"/>
-          <w:lang w:eastAsia="zh-TW"/>
-        </w:rPr>
-        <w:t>Check for http</w:t>
-      </w:r>
-      <w:r>
-        <w:rPr>
-          <w:rFonts w:hint="eastAsia"/>
-          <w:lang w:eastAsia="zh-TW"/>
-        </w:rPr>
-        <w:t xml:space="preserve">, and find out the </w:t>
-      </w:r>
-      <w:r>
-        <w:rPr>
-          <w:lang w:eastAsia="zh-TW"/>
-        </w:rPr>
-        <w:t>possible</w:t>
-      </w:r>
-      <w:r>
-        <w:rPr>
-          <w:rFonts w:hint="eastAsia"/>
-          <w:lang w:eastAsia="zh-TW"/>
-        </w:rPr>
-        <w:t xml:space="preserve"> ones (time earlier than first </w:t>
-      </w:r>
-      <w:r>
-        <w:rPr>
-          <w:lang w:eastAsia="zh-TW"/>
-        </w:rPr>
-        <w:t>alert</w:t>
-      </w:r>
-      <w:r>
-        <w:rPr>
-          <w:rFonts w:hint="eastAsia"/>
-          <w:lang w:eastAsia="zh-TW"/>
-        </w:rPr>
-        <w:t>)</w:t>
-      </w:r>
-      <w:r>
-        <w:rPr>
-          <w:lang w:eastAsia="zh-TW"/>
-        </w:rPr>
-        <w:br/>
-      </w:r>
-      <w:r>
-        <w:rPr>
-          <w:lang w:eastAsia="zh-TW"/>
-        </w:rPr>
         <w:drawing>
-          <wp:inline distT="0" distB="0" distL="0" distR="0" wp14:anchorId="20EDE955" wp14:editId="0AA45499">
-            <wp:extent cx="5486400" cy="3811905"/>
+          <wp:inline distT="0" distB="0" distL="0" distR="0" wp14:anchorId="7CDD420A" wp14:editId="4F3B6E72">
+            <wp:extent cx="4825726" cy="857250"/>
             <wp:effectExtent l="0" t="0" r="0" b="0"/>
             <wp:docPr id="1942770852" name="圖片 1" descr="一張含有 文字, 螢幕擷取畫面, 軟體, 電腦圖示 的圖片&#10;&#10;AI 產生的內容可能不正確。"/>
             <wp:cNvGraphicFramePr>
@@ -305,7 +398,7 @@
                     <pic:cNvPr id="1942770852" name="圖片 1" descr="一張含有 文字, 螢幕擷取畫面, 軟體, 電腦圖示 的圖片&#10;&#10;AI 產生的內容可能不正確。"/>
                     <pic:cNvPicPr/>
                   </pic:nvPicPr>
-                  <pic:blipFill>
+                  <pic:blipFill rotWithShape="1">
                     <a:blip r:embed="rId10" cstate="print">
                       <a:extLst>
                         <a:ext uri="{28A0092B-C50C-407E-A947-70E740481C1C}">
@@ -313,18 +406,27 @@
                         </a:ext>
                       </a:extLst>
                     </a:blip>
+                    <a:srcRect t="38980" r="24421" b="41696"/>
                     <a:stretch>
                       <a:fillRect/>
                     </a:stretch>
                   </pic:blipFill>
-                  <pic:spPr>
+                  <pic:spPr bwMode="auto">
                     <a:xfrm>
                       <a:off x="0" y="0"/>
-                      <a:ext cx="5486400" cy="3811905"/>
+                      <a:ext cx="4833209" cy="858579"/>
                     </a:xfrm>
                     <a:prstGeom prst="rect">
                       <a:avLst/>
                     </a:prstGeom>
+                    <a:ln>
+                      <a:noFill/>
+                    </a:ln>
+                    <a:extLst>
+                      <a:ext uri="{53640926-AAD7-44D8-BBD7-CCE9431645EC}">
+                        <a14:shadowObscured xmlns:a14="http://schemas.microsoft.com/office/drawing/2010/main"/>
+                      </a:ext>
+                    </a:extLst>
                   </pic:spPr>
                 </pic:pic>
               </a:graphicData>
@@ -335,63 +437,22 @@
     </w:p>
     <w:p>
       <w:pPr>
-        <w:pStyle w:val="a9"/>
-        <w:numPr>
-          <w:ilvl w:val="0"/>
-          <w:numId w:val="2"/>
-        </w:numPr>
-        <w:rPr>
-          <w:lang w:eastAsia="zh-TW"/>
-        </w:rPr>
-      </w:pPr>
-      <w:r>
-        <w:rPr>
-          <w:lang w:eastAsia="zh-TW"/>
-        </w:rPr>
-        <w:lastRenderedPageBreak/>
-        <w:t>E</w:t>
-      </w:r>
-      <w:r>
-        <w:rPr>
-          <w:rFonts w:hint="eastAsia"/>
-          <w:lang w:eastAsia="zh-TW"/>
-        </w:rPr>
-        <w:t xml:space="preserve">xport to </w:t>
-      </w:r>
-      <w:proofErr w:type="spellStart"/>
-      <w:r>
-        <w:rPr>
-          <w:rFonts w:hint="eastAsia"/>
-          <w:lang w:eastAsia="zh-TW"/>
-        </w:rPr>
-        <w:t>wireshark</w:t>
-      </w:r>
-      <w:proofErr w:type="spellEnd"/>
-      <w:r>
-        <w:rPr>
-          <w:rFonts w:hint="eastAsia"/>
-          <w:lang w:eastAsia="zh-TW"/>
-        </w:rPr>
-        <w:t>, download the file, review the file name inside the zip</w:t>
-      </w:r>
-    </w:p>
-    <w:p>
-      <w:pPr>
-        <w:pStyle w:val="a9"/>
-        <w:numPr>
-          <w:ilvl w:val="0"/>
-          <w:numId w:val="2"/>
-        </w:numPr>
-        <w:rPr>
-          <w:lang w:eastAsia="zh-TW"/>
-        </w:rPr>
-      </w:pPr>
+        <w:rPr>
+          <w:lang w:eastAsia="zh-TW"/>
+        </w:rPr>
+      </w:pPr>
+      <w:r>
+        <w:rPr>
+          <w:lang w:eastAsia="zh-TW"/>
+        </w:rPr>
+        <w:t xml:space="preserve">Inspection of the recovered archive confirmed that the ZIP file contained a single spreadsheet file, chart-1530076591.xls, indicating that the file transfer was completed successfully. </w:t>
+      </w:r>
       <w:r>
         <w:rPr>
           <w:lang w:eastAsia="zh-TW"/>
         </w:rPr>
         <w:drawing>
-          <wp:inline distT="0" distB="0" distL="0" distR="0" wp14:anchorId="13C713BF" wp14:editId="31095DA5">
+          <wp:inline distT="0" distB="0" distL="0" distR="0" wp14:anchorId="3E559677" wp14:editId="6D329928">
             <wp:extent cx="5486400" cy="1302385"/>
             <wp:effectExtent l="0" t="0" r="0" b="0"/>
             <wp:docPr id="2053685115" name="圖片 1" descr="一張含有 文字, 螢幕擷取畫面, 字型, 軟體 的圖片&#10;&#10;AI 產生的內容可能不正確。"/>
@@ -426,39 +487,128 @@
           </wp:inline>
         </w:drawing>
       </w:r>
-    </w:p>
-    <w:p>
-      <w:pPr>
-        <w:pStyle w:val="a9"/>
-        <w:numPr>
-          <w:ilvl w:val="0"/>
-          <w:numId w:val="2"/>
-        </w:numPr>
-        <w:rPr>
-          <w:lang w:eastAsia="zh-TW"/>
-        </w:rPr>
-      </w:pPr>
-      <w:r>
-        <w:rPr>
-          <w:rFonts w:hint="eastAsia"/>
-          <w:lang w:eastAsia="zh-TW"/>
-        </w:rPr>
-        <w:t>Find the respond from 85.187.128.24, and check for header</w:t>
-      </w:r>
-      <w:r>
-        <w:rPr>
-          <w:lang w:eastAsia="zh-TW"/>
-        </w:rPr>
-        <w:br/>
+      <w:r>
+        <w:rPr>
+          <w:lang w:eastAsia="zh-TW"/>
+        </w:rPr>
+        <w:t xml:space="preserve">Examination of the associated HTTP response headers showed that the malicious content was served by a web server identifying itself as </w:t>
+      </w:r>
+      <w:proofErr w:type="spellStart"/>
+      <w:r>
+        <w:rPr>
+          <w:lang w:eastAsia="zh-TW"/>
+        </w:rPr>
+        <w:t>LiteSpeed</w:t>
+      </w:r>
+      <w:proofErr w:type="spellEnd"/>
+      <w:r>
+        <w:rPr>
+          <w:lang w:eastAsia="zh-TW"/>
+        </w:rPr>
+        <w:t xml:space="preserve">. While no </w:t>
+      </w:r>
+      <w:proofErr w:type="spellStart"/>
+      <w:r>
+        <w:rPr>
+          <w:lang w:eastAsia="zh-TW"/>
+        </w:rPr>
+        <w:t>LiteSpeed</w:t>
+      </w:r>
+      <w:proofErr w:type="spellEnd"/>
+      <w:r>
+        <w:rPr>
+          <w:lang w:eastAsia="zh-TW"/>
+        </w:rPr>
+        <w:t xml:space="preserve"> version information was disclosed, the response included an X-Powered-By header specifying PHP version 7.2.34, which satisfies the version information </w:t>
+      </w:r>
+      <w:r>
+        <w:rPr>
+          <w:lang w:eastAsia="zh-TW"/>
+        </w:rPr>
+        <w:lastRenderedPageBreak/>
+        <w:t>observed for the payload delivery environment.</w:t>
+      </w:r>
+      <w:r>
+        <w:rPr>
+          <w:lang w:eastAsia="zh-TW"/>
+        </w:rPr>
+        <w:t xml:space="preserve"> </w:t>
+      </w:r>
+      <w:r>
+        <w:rPr>
+          <w:lang w:eastAsia="zh-TW"/>
+        </w:rPr>
+        <mc:AlternateContent>
+          <mc:Choice Requires="wps">
+            <w:drawing>
+              <wp:anchor distT="0" distB="0" distL="114300" distR="114300" simplePos="0" relativeHeight="251659264" behindDoc="0" locked="0" layoutInCell="1" allowOverlap="1" wp14:anchorId="57FDAB47" wp14:editId="44C4AE44">
+                <wp:simplePos x="0" y="0"/>
+                <wp:positionH relativeFrom="column">
+                  <wp:posOffset>247650</wp:posOffset>
+                </wp:positionH>
+                <wp:positionV relativeFrom="paragraph">
+                  <wp:posOffset>1257300</wp:posOffset>
+                </wp:positionV>
+                <wp:extent cx="1625600" cy="209550"/>
+                <wp:effectExtent l="0" t="0" r="12700" b="19050"/>
+                <wp:wrapNone/>
+                <wp:docPr id="1275141565" name="矩形 5"/>
+                <wp:cNvGraphicFramePr/>
+                <a:graphic xmlns:a="http://schemas.openxmlformats.org/drawingml/2006/main">
+                  <a:graphicData uri="http://schemas.microsoft.com/office/word/2010/wordprocessingShape">
+                    <wps:wsp>
+                      <wps:cNvSpPr/>
+                      <wps:spPr>
+                        <a:xfrm>
+                          <a:off x="0" y="0"/>
+                          <a:ext cx="1625600" cy="209550"/>
+                        </a:xfrm>
+                        <a:prstGeom prst="rect">
+                          <a:avLst/>
+                        </a:prstGeom>
+                        <a:noFill/>
+                      </wps:spPr>
+                      <wps:style>
+                        <a:lnRef idx="2">
+                          <a:schemeClr val="accent6"/>
+                        </a:lnRef>
+                        <a:fillRef idx="1">
+                          <a:schemeClr val="lt1"/>
+                        </a:fillRef>
+                        <a:effectRef idx="0">
+                          <a:schemeClr val="accent6"/>
+                        </a:effectRef>
+                        <a:fontRef idx="minor">
+                          <a:schemeClr val="dk1"/>
+                        </a:fontRef>
+                      </wps:style>
+                      <wps:bodyPr rot="0" spcFirstLastPara="0" vertOverflow="overflow" horzOverflow="overflow" vert="horz" wrap="square" lIns="91440" tIns="45720" rIns="91440" bIns="45720" numCol="1" spcCol="0" rtlCol="0" fromWordArt="0" anchor="ctr" anchorCtr="0" forceAA="0" compatLnSpc="1">
+                        <a:prstTxWarp prst="textNoShape">
+                          <a:avLst/>
+                        </a:prstTxWarp>
+                        <a:noAutofit/>
+                      </wps:bodyPr>
+                    </wps:wsp>
+                  </a:graphicData>
+                </a:graphic>
+              </wp:anchor>
+            </w:drawing>
+          </mc:Choice>
+          <mc:Fallback>
+            <w:pict>
+              <v:rect w14:anchorId="60175498" id="矩形 5" o:spid="_x0000_s1026" style="position:absolute;margin-left:19.5pt;margin-top:99pt;width:128pt;height:16.5pt;z-index:251659264;visibility:visible;mso-wrap-style:square;mso-wrap-distance-left:9pt;mso-wrap-distance-top:0;mso-wrap-distance-right:9pt;mso-wrap-distance-bottom:0;mso-position-horizontal:absolute;mso-position-horizontal-relative:text;mso-position-vertical:absolute;mso-position-vertical-relative:text;v-text-anchor:middle" o:gfxdata="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" filled="f" strokecolor="#4ea72e [3209]" strokeweight="1.5pt"/>
+            </w:pict>
+          </mc:Fallback>
+        </mc:AlternateContent>
       </w:r>
       <w:r>
         <w:rPr>
           <w:lang w:eastAsia="zh-TW"/>
         </w:rPr>
         <w:drawing>
-          <wp:inline distT="0" distB="0" distL="0" distR="0" wp14:anchorId="20DEE10D" wp14:editId="72C761D6">
-            <wp:extent cx="5486400" cy="4514215"/>
-            <wp:effectExtent l="0" t="0" r="0" b="635"/>
+          <wp:inline distT="0" distB="0" distL="0" distR="0" wp14:anchorId="049DF04E" wp14:editId="3DAFB4B2">
+            <wp:extent cx="3530600" cy="2764267"/>
+            <wp:effectExtent l="0" t="0" r="0" b="0"/>
             <wp:docPr id="1451162672" name="圖片 1" descr="一張含有 文字, 螢幕擷取畫面, 字型, 數字 的圖片&#10;&#10;AI 產生的內容可能不正確。"/>
             <wp:cNvGraphicFramePr>
               <a:graphicFrameLocks xmlns:a="http://schemas.openxmlformats.org/drawingml/2006/main" noChangeAspect="1"/>
@@ -470,20 +620,29 @@
                     <pic:cNvPr id="1451162672" name="圖片 1" descr="一張含有 文字, 螢幕擷取畫面, 字型, 數字 的圖片&#10;&#10;AI 產生的內容可能不正確。"/>
                     <pic:cNvPicPr/>
                   </pic:nvPicPr>
-                  <pic:blipFill>
+                  <pic:blipFill rotWithShape="1">
                     <a:blip r:embed="rId12"/>
+                    <a:srcRect r="10417" b="14756"/>
                     <a:stretch>
                       <a:fillRect/>
                     </a:stretch>
                   </pic:blipFill>
-                  <pic:spPr>
+                  <pic:spPr bwMode="auto">
                     <a:xfrm>
                       <a:off x="0" y="0"/>
-                      <a:ext cx="5486400" cy="4514215"/>
+                      <a:ext cx="3534709" cy="2767484"/>
                     </a:xfrm>
                     <a:prstGeom prst="rect">
                       <a:avLst/>
                     </a:prstGeom>
+                    <a:ln>
+                      <a:noFill/>
+                    </a:ln>
+                    <a:extLst>
+                      <a:ext uri="{53640926-AAD7-44D8-BBD7-CCE9431645EC}">
+                        <a14:shadowObscured xmlns:a14="http://schemas.microsoft.com/office/drawing/2010/main"/>
+                      </a:ext>
+                    </a:extLst>
                   </pic:spPr>
                 </pic:pic>
               </a:graphicData>
@@ -491,70 +650,30 @@
           </wp:inline>
         </w:drawing>
       </w:r>
-      <w:r>
-        <w:rPr>
-          <w:lang w:eastAsia="zh-TW"/>
-        </w:rPr>
-        <w:br/>
-      </w:r>
-      <w:r>
-        <w:rPr>
-          <w:rFonts w:hint="eastAsia"/>
-          <w:lang w:eastAsia="zh-TW"/>
-        </w:rPr>
-        <w:t xml:space="preserve">Server header shows the server is </w:t>
-      </w:r>
-      <w:proofErr w:type="spellStart"/>
-      <w:r>
-        <w:rPr>
-          <w:rFonts w:hint="eastAsia"/>
-          <w:lang w:eastAsia="zh-TW"/>
-        </w:rPr>
-        <w:t>LiteSpeed</w:t>
-      </w:r>
-      <w:proofErr w:type="spellEnd"/>
-      <w:r>
-        <w:rPr>
-          <w:rFonts w:hint="eastAsia"/>
-          <w:lang w:eastAsia="zh-TW"/>
-        </w:rPr>
-        <w:t>, without version information</w:t>
-      </w:r>
-    </w:p>
-    <w:p>
-      <w:pPr>
-        <w:pStyle w:val="a9"/>
-        <w:numPr>
-          <w:ilvl w:val="0"/>
-          <w:numId w:val="2"/>
-        </w:numPr>
-        <w:rPr>
-          <w:lang w:eastAsia="zh-TW"/>
-        </w:rPr>
-      </w:pPr>
-      <w:r>
-        <w:rPr>
-          <w:rFonts w:hint="eastAsia"/>
-          <w:lang w:eastAsia="zh-TW"/>
-        </w:rPr>
-        <w:lastRenderedPageBreak/>
-        <w:t>Check for the TSL / SSL (HTTPS transfer)</w:t>
-      </w:r>
-      <w:r>
-        <w:rPr>
-          <w:lang w:eastAsia="zh-TW"/>
-        </w:rPr>
-        <w:br/>
-      </w:r>
+    </w:p>
+    <w:p>
+      <w:pPr>
+        <w:rPr>
+          <w:lang w:eastAsia="zh-TW"/>
+        </w:rPr>
+      </w:pPr>
       <w:r>
         <w:rPr>
           <w:lang w:eastAsia="zh-TW"/>
         </w:rPr>
         <w:drawing>
-          <wp:inline distT="0" distB="0" distL="0" distR="0" wp14:anchorId="7775EA93" wp14:editId="73163EAF">
-            <wp:extent cx="5486400" cy="2806700"/>
+          <wp:anchor distT="0" distB="0" distL="114300" distR="114300" simplePos="0" relativeHeight="251658240" behindDoc="0" locked="0" layoutInCell="1" allowOverlap="1" wp14:anchorId="382080BF" wp14:editId="4A96CF96">
+            <wp:simplePos x="0" y="0"/>
+            <wp:positionH relativeFrom="margin">
+              <wp:posOffset>6350</wp:posOffset>
+            </wp:positionH>
+            <wp:positionV relativeFrom="paragraph">
+              <wp:posOffset>927735</wp:posOffset>
+            </wp:positionV>
+            <wp:extent cx="3663950" cy="2667000"/>
             <wp:effectExtent l="0" t="0" r="0" b="0"/>
-            <wp:docPr id="172255129" name="圖片 1" descr="一張含有 文字, 螢幕擷取畫面, 軟體, 陳列 的圖片&#10;&#10;AI 產生的內容可能不正確。"/>
+            <wp:wrapTopAndBottom/>
+            <wp:docPr id="1649300412" name="圖片 2" descr="一張含有 文字, 螢幕擷取畫面, 軟體, 陳列 的圖片&#10;&#10;AI 產生的內容可能不正確。"/>
             <wp:cNvGraphicFramePr>
               <a:graphicFrameLocks xmlns:a="http://schemas.openxmlformats.org/drawingml/2006/main" noChangeAspect="1"/>
             </wp:cNvGraphicFramePr>
@@ -562,84 +681,183 @@
               <a:graphicData uri="http://schemas.openxmlformats.org/drawingml/2006/picture">
                 <pic:pic xmlns:pic="http://schemas.openxmlformats.org/drawingml/2006/picture">
                   <pic:nvPicPr>
-                    <pic:cNvPr id="172255129" name="圖片 1" descr="一張含有 文字, 螢幕擷取畫面, 軟體, 陳列 的圖片&#10;&#10;AI 產生的內容可能不正確。"/>
-                    <pic:cNvPicPr/>
+                    <pic:cNvPr id="1649300412" name="圖片 2" descr="一張含有 文字, 螢幕擷取畫面, 軟體, 陳列 的圖片&#10;&#10;AI 產生的內容可能不正確。"/>
+                    <pic:cNvPicPr>
+                      <a:picLocks noChangeAspect="1" noChangeArrowheads="1"/>
+                    </pic:cNvPicPr>
                   </pic:nvPicPr>
-                  <pic:blipFill>
-                    <a:blip r:embed="rId13"/>
+                  <pic:blipFill rotWithShape="1">
+                    <a:blip r:embed="rId13" cstate="print">
+                      <a:extLst>
+                        <a:ext uri="{28A0092B-C50C-407E-A947-70E740481C1C}">
+                          <a14:useLocalDpi xmlns:a14="http://schemas.microsoft.com/office/drawing/2010/main" val="0"/>
+                        </a:ext>
+                      </a:extLst>
+                    </a:blip>
+                    <a:srcRect r="37384" b="15596"/>
                     <a:stretch>
                       <a:fillRect/>
                     </a:stretch>
                   </pic:blipFill>
-                  <pic:spPr>
+                  <pic:spPr bwMode="auto">
                     <a:xfrm>
                       <a:off x="0" y="0"/>
-                      <a:ext cx="5486400" cy="2806700"/>
+                      <a:ext cx="3663950" cy="2667000"/>
                     </a:xfrm>
                     <a:prstGeom prst="rect">
                       <a:avLst/>
                     </a:prstGeom>
+                    <a:noFill/>
+                    <a:ln>
+                      <a:noFill/>
+                    </a:ln>
+                    <a:extLst>
+                      <a:ext uri="{53640926-AAD7-44D8-BBD7-CCE9431645EC}">
+                        <a14:shadowObscured xmlns:a14="http://schemas.microsoft.com/office/drawing/2010/main"/>
+                      </a:ext>
+                    </a:extLst>
                   </pic:spPr>
                 </pic:pic>
               </a:graphicData>
             </a:graphic>
-          </wp:inline>
+            <wp14:sizeRelH relativeFrom="margin">
+              <wp14:pctWidth>0</wp14:pctWidth>
+            </wp14:sizeRelH>
+            <wp14:sizeRelV relativeFrom="margin">
+              <wp14:pctHeight>0</wp14:pctHeight>
+            </wp14:sizeRelV>
+          </wp:anchor>
         </w:drawing>
       </w:r>
       <w:r>
         <w:rPr>
           <w:lang w:eastAsia="zh-TW"/>
         </w:rPr>
-        <w:br/>
-      </w:r>
-      <w:r>
-        <w:rPr>
-          <w:rFonts w:hint="eastAsia"/>
-          <w:lang w:eastAsia="zh-TW"/>
-        </w:rPr>
-        <w:t>client.wns.windows.com / self.events.data.microsoft.com should be normal flow and no need to consider</w:t>
-      </w:r>
-      <w:r>
-        <w:rPr>
-          <w:lang w:eastAsia="zh-TW"/>
-        </w:rPr>
-        <w:br/>
-      </w:r>
-      <w:r>
-        <w:rPr>
-          <w:rFonts w:hint="eastAsia"/>
-          <w:lang w:eastAsia="zh-TW"/>
-        </w:rPr>
-        <w:t>有問題</w:t>
-      </w:r>
-      <w:r>
-        <w:rPr>
-          <w:rFonts w:hint="eastAsia"/>
-          <w:lang w:eastAsia="zh-TW"/>
-        </w:rPr>
-        <w:t>host: new.americold.com/thietbiagt.com / finejewels.com.au</w:t>
-      </w:r>
-    </w:p>
-    <w:p>
-      <w:pPr>
-        <w:pStyle w:val="a9"/>
-        <w:numPr>
-          <w:ilvl w:val="0"/>
-          <w:numId w:val="2"/>
-        </w:numPr>
-        <w:rPr>
-          <w:lang w:eastAsia="zh-TW"/>
-        </w:rPr>
-      </w:pPr>
+        <w:t>Further inspection of HTTPS traffic within the timeframe between 16:45:11 and 16:45:30 (UTC) identified three additional domains involved in downloading malicious files to the victim host: new.americold.com, thietbiagt.com, and finejewels.com.au.</w:t>
+      </w:r>
+    </w:p>
+    <w:p>
+      <w:pPr>
+        <w:rPr>
+          <w:lang w:eastAsia="zh-TW"/>
+        </w:rPr>
+      </w:pPr>
+    </w:p>
+    <w:p>
+      <w:pPr>
+        <w:rPr>
+          <w:lang w:eastAsia="zh-TW"/>
+        </w:rPr>
+      </w:pPr>
+      <w:r>
+        <w:rPr>
+          <w:lang w:eastAsia="zh-TW"/>
+        </w:rPr>
+        <w:t>Analysis of the TLS certificates associated with these domains showed that different publicly trusted Certificate Authorities were used. Specifically, thietbiagt.com was secured using a certificate issued by Let’s Encrypt (R3), finejewels.com.au utilised a certificate issued by GoDaddy, while new.americold.com was associated with a certificate issued by cPanel, Inc. Certification Authority.</w:t>
+      </w:r>
+    </w:p>
+    <w:p>
+      <w:pPr>
+        <w:rPr>
+          <w:lang w:eastAsia="zh-TW"/>
+        </w:rPr>
+      </w:pPr>
+    </w:p>
+    <w:p>
+      <w:pPr>
+        <w:rPr>
+          <w:lang w:eastAsia="zh-TW"/>
+        </w:rPr>
+      </w:pPr>
+      <w:r>
+        <w:rPr>
+          <w:lang w:eastAsia="zh-TW"/>
+        </w:rPr>
+        <w:t>The presence of multiple legitimate CAs suggests that the attacker leveraged standard hosting and certificate provisioning services to blend malicious HTTPS traffic with benign web communications and reduce detection.</w:t>
+      </w:r>
+    </w:p>
+    <w:p>
+      <w:pPr>
+        <w:rPr>
+          <w:lang w:eastAsia="zh-TW"/>
+        </w:rPr>
+      </w:pPr>
+      <w:r>
+        <w:rPr>
+          <w:lang w:eastAsia="zh-TW"/>
+        </w:rPr>
+        <mc:AlternateContent>
+          <mc:Choice Requires="wps">
+            <w:drawing>
+              <wp:anchor distT="0" distB="0" distL="114300" distR="114300" simplePos="0" relativeHeight="251660288" behindDoc="0" locked="0" layoutInCell="1" allowOverlap="1" wp14:anchorId="3B924AAD" wp14:editId="425F2DE5">
+                <wp:simplePos x="0" y="0"/>
+                <wp:positionH relativeFrom="column">
+                  <wp:posOffset>38100</wp:posOffset>
+                </wp:positionH>
+                <wp:positionV relativeFrom="paragraph">
+                  <wp:posOffset>1722755</wp:posOffset>
+                </wp:positionV>
+                <wp:extent cx="3162300" cy="171450"/>
+                <wp:effectExtent l="0" t="0" r="19050" b="19050"/>
+                <wp:wrapNone/>
+                <wp:docPr id="1823363359" name="矩形 6"/>
+                <wp:cNvGraphicFramePr/>
+                <a:graphic xmlns:a="http://schemas.openxmlformats.org/drawingml/2006/main">
+                  <a:graphicData uri="http://schemas.microsoft.com/office/word/2010/wordprocessingShape">
+                    <wps:wsp>
+                      <wps:cNvSpPr/>
+                      <wps:spPr>
+                        <a:xfrm>
+                          <a:off x="0" y="0"/>
+                          <a:ext cx="3162300" cy="171450"/>
+                        </a:xfrm>
+                        <a:prstGeom prst="rect">
+                          <a:avLst/>
+                        </a:prstGeom>
+                        <a:noFill/>
+                      </wps:spPr>
+                      <wps:style>
+                        <a:lnRef idx="2">
+                          <a:schemeClr val="accent6"/>
+                        </a:lnRef>
+                        <a:fillRef idx="1">
+                          <a:schemeClr val="lt1"/>
+                        </a:fillRef>
+                        <a:effectRef idx="0">
+                          <a:schemeClr val="accent6"/>
+                        </a:effectRef>
+                        <a:fontRef idx="minor">
+                          <a:schemeClr val="dk1"/>
+                        </a:fontRef>
+                      </wps:style>
+                      <wps:bodyPr rot="0" spcFirstLastPara="0" vertOverflow="overflow" horzOverflow="overflow" vert="horz" wrap="square" lIns="91440" tIns="45720" rIns="91440" bIns="45720" numCol="1" spcCol="0" rtlCol="0" fromWordArt="0" anchor="ctr" anchorCtr="0" forceAA="0" compatLnSpc="1">
+                        <a:prstTxWarp prst="textNoShape">
+                          <a:avLst/>
+                        </a:prstTxWarp>
+                        <a:noAutofit/>
+                      </wps:bodyPr>
+                    </wps:wsp>
+                  </a:graphicData>
+                </a:graphic>
+              </wp:anchor>
+            </w:drawing>
+          </mc:Choice>
+          <mc:Fallback>
+            <w:pict>
+              <v:rect w14:anchorId="715417AF" id="矩形 6" o:spid="_x0000_s1026" style="position:absolute;margin-left:3pt;margin-top:135.65pt;width:249pt;height:13.5pt;z-index:251660288;visibility:visible;mso-wrap-style:square;mso-wrap-distance-left:9pt;mso-wrap-distance-top:0;mso-wrap-distance-right:9pt;mso-wrap-distance-bottom:0;mso-position-horizontal:absolute;mso-position-horizontal-relative:text;mso-position-vertical:absolute;mso-position-vertical-relative:text;v-text-anchor:middle" o:gfxdata="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" filled="f" strokecolor="#4ea72e [3209]" strokeweight="1.5pt"/>
+            </w:pict>
+          </mc:Fallback>
+        </mc:AlternateContent>
+      </w:r>
       <w:r>
         <w:rPr>
           <w:lang w:eastAsia="zh-TW"/>
         </w:rPr>
         <w:drawing>
-          <wp:inline distT="0" distB="0" distL="0" distR="0" wp14:anchorId="358C363E" wp14:editId="7739346A">
-            <wp:extent cx="5486400" cy="3169920"/>
-            <wp:effectExtent l="0" t="0" r="0" b="0"/>
-            <wp:docPr id="1548957709" name="圖片 1" descr="一張含有 文字, 螢幕擷取畫面, 軟體, 電腦圖示 的圖片&#10;&#10;AI 產生的內容可能不正確。"/>
+          <wp:inline distT="0" distB="0" distL="0" distR="0" wp14:anchorId="06199CED" wp14:editId="587093EA">
+            <wp:extent cx="6334819" cy="3702050"/>
+            <wp:effectExtent l="0" t="0" r="8890" b="0"/>
+            <wp:docPr id="197334901" name="圖片 3"/>
             <wp:cNvGraphicFramePr>
               <a:graphicFrameLocks xmlns:a="http://schemas.openxmlformats.org/drawingml/2006/main" noChangeAspect="1"/>
             </wp:cNvGraphicFramePr>
@@ -647,23 +865,41 @@
               <a:graphicData uri="http://schemas.openxmlformats.org/drawingml/2006/picture">
                 <pic:pic xmlns:pic="http://schemas.openxmlformats.org/drawingml/2006/picture">
                   <pic:nvPicPr>
-                    <pic:cNvPr id="1548957709" name="圖片 1" descr="一張含有 文字, 螢幕擷取畫面, 軟體, 電腦圖示 的圖片&#10;&#10;AI 產生的內容可能不正確。"/>
-                    <pic:cNvPicPr/>
+                    <pic:cNvPr id="0" name="Picture 7"/>
+                    <pic:cNvPicPr>
+                      <a:picLocks noChangeAspect="1" noChangeArrowheads="1"/>
+                    </pic:cNvPicPr>
                   </pic:nvPicPr>
-                  <pic:blipFill>
-                    <a:blip r:embed="rId14"/>
+                  <pic:blipFill rotWithShape="1">
+                    <a:blip r:embed="rId14" cstate="print">
+                      <a:extLst>
+                        <a:ext uri="{28A0092B-C50C-407E-A947-70E740481C1C}">
+                          <a14:useLocalDpi xmlns:a14="http://schemas.microsoft.com/office/drawing/2010/main" val="0"/>
+                        </a:ext>
+                      </a:extLst>
+                    </a:blip>
+                    <a:srcRect l="9618" r="21182"/>
                     <a:stretch>
                       <a:fillRect/>
                     </a:stretch>
                   </pic:blipFill>
-                  <pic:spPr>
+                  <pic:spPr bwMode="auto">
                     <a:xfrm>
                       <a:off x="0" y="0"/>
-                      <a:ext cx="5486400" cy="3169920"/>
+                      <a:ext cx="6365132" cy="3719765"/>
                     </a:xfrm>
                     <a:prstGeom prst="rect">
                       <a:avLst/>
                     </a:prstGeom>
+                    <a:noFill/>
+                    <a:ln>
+                      <a:noFill/>
+                    </a:ln>
+                    <a:extLst>
+                      <a:ext uri="{53640926-AAD7-44D8-BBD7-CCE9431645EC}">
+                        <a14:shadowObscured xmlns:a14="http://schemas.microsoft.com/office/drawing/2010/main"/>
+                      </a:ext>
+                    </a:extLst>
                   </pic:spPr>
                 </pic:pic>
               </a:graphicData>
@@ -671,127 +907,81 @@
           </wp:inline>
         </w:drawing>
       </w:r>
-    </w:p>
-    <w:p>
-      <w:pPr>
-        <w:pStyle w:val="a9"/>
-        <w:numPr>
-          <w:ilvl w:val="0"/>
-          <w:numId w:val="2"/>
-        </w:numPr>
-        <w:rPr>
-          <w:lang w:eastAsia="zh-TW"/>
-        </w:rPr>
-      </w:pPr>
-      <w:r>
-        <w:rPr>
-          <w:lang w:eastAsia="zh-TW"/>
-        </w:rPr>
-        <w:lastRenderedPageBreak/>
-        <w:drawing>
-          <wp:inline distT="0" distB="0" distL="0" distR="0" wp14:anchorId="637869A3" wp14:editId="14D55D38">
-            <wp:extent cx="5486400" cy="3873500"/>
-            <wp:effectExtent l="0" t="0" r="0" b="0"/>
-            <wp:docPr id="1841963976" name="圖片 1" descr="一張含有 文字, 螢幕擷取畫面, 軟體, 電腦圖示 的圖片&#10;&#10;AI 產生的內容可能不正確。"/>
-            <wp:cNvGraphicFramePr>
-              <a:graphicFrameLocks xmlns:a="http://schemas.openxmlformats.org/drawingml/2006/main" noChangeAspect="1"/>
-            </wp:cNvGraphicFramePr>
-            <a:graphic xmlns:a="http://schemas.openxmlformats.org/drawingml/2006/main">
-              <a:graphicData uri="http://schemas.openxmlformats.org/drawingml/2006/picture">
-                <pic:pic xmlns:pic="http://schemas.openxmlformats.org/drawingml/2006/picture">
-                  <pic:nvPicPr>
-                    <pic:cNvPr id="1841963976" name="圖片 1" descr="一張含有 文字, 螢幕擷取畫面, 軟體, 電腦圖示 的圖片&#10;&#10;AI 產生的內容可能不正確。"/>
-                    <pic:cNvPicPr/>
-                  </pic:nvPicPr>
-                  <pic:blipFill>
-                    <a:blip r:embed="rId15"/>
-                    <a:stretch>
-                      <a:fillRect/>
-                    </a:stretch>
-                  </pic:blipFill>
-                  <pic:spPr>
-                    <a:xfrm>
-                      <a:off x="0" y="0"/>
-                      <a:ext cx="5486400" cy="3873500"/>
-                    </a:xfrm>
-                    <a:prstGeom prst="rect">
-                      <a:avLst/>
-                    </a:prstGeom>
-                  </pic:spPr>
-                </pic:pic>
-              </a:graphicData>
-            </a:graphic>
-          </wp:inline>
-        </w:drawing>
-      </w:r>
-    </w:p>
-    <w:p>
-      <w:pPr>
-        <w:pStyle w:val="a9"/>
-        <w:numPr>
-          <w:ilvl w:val="0"/>
-          <w:numId w:val="2"/>
-        </w:numPr>
-        <w:rPr>
-          <w:lang w:eastAsia="zh-TW"/>
-        </w:rPr>
-      </w:pPr>
-      <w:r>
-        <w:rPr>
-          <w:lang w:eastAsia="zh-TW"/>
-        </w:rPr>
-        <w:drawing>
-          <wp:inline distT="0" distB="0" distL="0" distR="0" wp14:anchorId="68A58F15" wp14:editId="1790962E">
-            <wp:extent cx="5486400" cy="3990340"/>
-            <wp:effectExtent l="0" t="0" r="0" b="0"/>
-            <wp:docPr id="1681009693" name="圖片 1" descr="一張含有 文字, 螢幕擷取畫面, 軟體, 電腦圖示 的圖片&#10;&#10;AI 產生的內容可能不正確。"/>
-            <wp:cNvGraphicFramePr>
-              <a:graphicFrameLocks xmlns:a="http://schemas.openxmlformats.org/drawingml/2006/main" noChangeAspect="1"/>
-            </wp:cNvGraphicFramePr>
-            <a:graphic xmlns:a="http://schemas.openxmlformats.org/drawingml/2006/main">
-              <a:graphicData uri="http://schemas.openxmlformats.org/drawingml/2006/picture">
-                <pic:pic xmlns:pic="http://schemas.openxmlformats.org/drawingml/2006/picture">
-                  <pic:nvPicPr>
-                    <pic:cNvPr id="1681009693" name="圖片 1" descr="一張含有 文字, 螢幕擷取畫面, 軟體, 電腦圖示 的圖片&#10;&#10;AI 產生的內容可能不正確。"/>
-                    <pic:cNvPicPr/>
-                  </pic:nvPicPr>
-                  <pic:blipFill>
-                    <a:blip r:embed="rId16"/>
-                    <a:stretch>
-                      <a:fillRect/>
-                    </a:stretch>
-                  </pic:blipFill>
-                  <pic:spPr>
-                    <a:xfrm>
-                      <a:off x="0" y="0"/>
-                      <a:ext cx="5486400" cy="3990340"/>
-                    </a:xfrm>
-                    <a:prstGeom prst="rect">
-                      <a:avLst/>
-                    </a:prstGeom>
-                  </pic:spPr>
-                </pic:pic>
-              </a:graphicData>
-            </a:graphic>
-          </wp:inline>
-        </w:drawing>
-      </w:r>
-    </w:p>
-    <w:p>
-      <w:pPr>
-        <w:pStyle w:val="a9"/>
-        <w:numPr>
-          <w:ilvl w:val="0"/>
-          <w:numId w:val="2"/>
-        </w:numPr>
-        <w:rPr>
-          <w:lang w:eastAsia="zh-TW"/>
-        </w:rPr>
-      </w:pPr>
-    </w:p>
-    <w:p>
-      <w:pPr>
-        <w:ind w:left="360"/>
+      <w:r>
+        <w:rPr>
+          <w:lang w:eastAsia="zh-TW"/>
+        </w:rPr>
+        <w:br w:type="textWrapping" w:clear="all"/>
+      </w:r>
+    </w:p>
+    <w:p>
+      <w:pPr>
+        <w:rPr>
+          <w:rFonts w:asciiTheme="majorHAnsi" w:eastAsiaTheme="majorEastAsia" w:hAnsiTheme="majorHAnsi" w:cstheme="majorBidi"/>
+          <w:color w:val="0F4761" w:themeColor="accent1" w:themeShade="BF"/>
+          <w:sz w:val="28"/>
+          <w:szCs w:val="32"/>
+          <w:lang w:eastAsia="zh-TW"/>
+        </w:rPr>
+      </w:pPr>
+      <w:r>
+        <w:rPr>
+          <w:lang w:eastAsia="zh-TW"/>
+        </w:rPr>
+        <w:br w:type="page"/>
+      </w:r>
+    </w:p>
+    <w:p>
+      <w:pPr>
+        <w:rPr>
+          <w:lang w:val="en-US" w:eastAsia="zh-TW"/>
+        </w:rPr>
+      </w:pPr>
+    </w:p>
+    <w:p>
+      <w:pPr>
+        <w:rPr>
+          <w:lang w:eastAsia="zh-TW"/>
+        </w:rPr>
+      </w:pPr>
+    </w:p>
+    <w:p>
+      <w:pPr>
+        <w:rPr>
+          <w:lang w:eastAsia="zh-TW"/>
+        </w:rPr>
+      </w:pPr>
+    </w:p>
+    <w:p>
+      <w:pPr>
+        <w:rPr>
+          <w:lang w:eastAsia="zh-TW"/>
+        </w:rPr>
+      </w:pPr>
+    </w:p>
+    <w:p>
+      <w:pPr>
+        <w:rPr>
+          <w:lang w:eastAsia="zh-TW"/>
+        </w:rPr>
+      </w:pPr>
+    </w:p>
+    <w:p>
+      <w:pPr>
+        <w:rPr>
+          <w:lang w:eastAsia="zh-TW"/>
+        </w:rPr>
+      </w:pPr>
+    </w:p>
+    <w:p>
+      <w:pPr>
+        <w:rPr>
+          <w:lang w:eastAsia="zh-TW"/>
+        </w:rPr>
+      </w:pPr>
+    </w:p>
+    <w:p>
+      <w:pPr>
         <w:rPr>
           <w:lang w:eastAsia="zh-TW"/>
         </w:rPr>
@@ -825,194 +1015,6 @@
         </w:rPr>
         <w:t xml:space="preserve">Conclusion </w:t>
       </w:r>
-    </w:p>
-    <w:p>
-      <w:pPr>
-        <w:rPr>
-          <w:lang w:eastAsia="zh-TW"/>
-        </w:rPr>
-      </w:pPr>
-    </w:p>
-    <w:p>
-      <w:pPr>
-        <w:rPr>
-          <w:lang w:eastAsia="zh-TW"/>
-        </w:rPr>
-      </w:pPr>
-      <w:r>
-        <w:rPr>
-          <w:rFonts w:hint="eastAsia"/>
-          <w:lang w:eastAsia="zh-TW"/>
-        </w:rPr>
-        <w:t>References</w:t>
-      </w:r>
-    </w:p>
-    <w:p>
-      <w:pPr>
-        <w:rPr>
-          <w:lang w:eastAsia="zh-TW"/>
-        </w:rPr>
-      </w:pPr>
-      <w:hyperlink r:id="rId17" w:history="1">
-        <w:r>
-          <w:rPr>
-            <w:rStyle w:val="ae"/>
-            <w:lang w:eastAsia="zh-TW"/>
-          </w:rPr>
-          <w:t>https://mysmtp.com/kb/sending-emails/smtp-status-codes-and-their-meanings</w:t>
-        </w:r>
-      </w:hyperlink>
-    </w:p>
-    <w:p>
-      <w:pPr>
-        <w:rPr>
-          <w:lang w:eastAsia="zh-TW"/>
-        </w:rPr>
-      </w:pPr>
-    </w:p>
-    <w:p>
-      <w:pPr>
-        <w:rPr>
-          <w:lang w:eastAsia="zh-TW"/>
-        </w:rPr>
-      </w:pPr>
-      <w:r>
-        <w:rPr>
-          <w:rFonts w:hint="eastAsia"/>
-          <w:lang w:eastAsia="zh-TW"/>
-        </w:rPr>
-        <w:t>Appendix</w:t>
-      </w:r>
-    </w:p>
-    <w:p>
-      <w:pPr>
-        <w:tabs>
-          <w:tab w:val="center" w:pos="4320"/>
-        </w:tabs>
-        <w:rPr>
-          <w:lang w:eastAsia="zh-TW"/>
-        </w:rPr>
-      </w:pPr>
-      <w:r>
-        <w:rPr>
-          <w:rFonts w:hint="eastAsia"/>
-          <w:lang w:eastAsia="zh-TW"/>
-        </w:rPr>
-        <w:t xml:space="preserve">A: Generative AI </w:t>
-      </w:r>
-      <w:r>
-        <w:rPr>
-          <w:lang w:eastAsia="zh-TW"/>
-        </w:rPr>
-        <w:t>Declaration</w:t>
-      </w:r>
-      <w:r>
-        <w:rPr>
-          <w:lang w:eastAsia="zh-TW"/>
-        </w:rPr>
-        <w:tab/>
-      </w:r>
-    </w:p>
-    <w:p>
-      <w:pPr>
-        <w:pStyle w:val="a9"/>
-        <w:numPr>
-          <w:ilvl w:val="0"/>
-          <w:numId w:val="1"/>
-        </w:numPr>
-        <w:rPr>
-          <w:lang w:eastAsia="zh-TW"/>
-        </w:rPr>
-      </w:pPr>
-      <w:r>
-        <w:rPr>
-          <w:lang w:eastAsia="zh-TW"/>
-        </w:rPr>
-        <w:t>S</w:t>
-      </w:r>
-      <w:r>
-        <w:rPr>
-          <w:rFonts w:hint="eastAsia"/>
-          <w:lang w:eastAsia="zh-TW"/>
-        </w:rPr>
-        <w:t>uggestion of filter and method</w:t>
-      </w:r>
-    </w:p>
-    <w:p>
-      <w:pPr>
-        <w:pStyle w:val="a9"/>
-        <w:numPr>
-          <w:ilvl w:val="0"/>
-          <w:numId w:val="1"/>
-        </w:numPr>
-        <w:rPr>
-          <w:lang w:eastAsia="zh-TW"/>
-        </w:rPr>
-      </w:pPr>
-      <w:r>
-        <w:rPr>
-          <w:lang w:eastAsia="zh-TW"/>
-        </w:rPr>
-        <w:t>C</w:t>
-      </w:r>
-      <w:r>
-        <w:rPr>
-          <w:rFonts w:hint="eastAsia"/>
-          <w:lang w:eastAsia="zh-TW"/>
-        </w:rPr>
-        <w:t>onfirm interpreting findings</w:t>
-      </w:r>
-    </w:p>
-    <w:p>
-      <w:pPr>
-        <w:pStyle w:val="a9"/>
-        <w:numPr>
-          <w:ilvl w:val="0"/>
-          <w:numId w:val="1"/>
-        </w:numPr>
-        <w:rPr>
-          <w:lang w:eastAsia="zh-TW"/>
-        </w:rPr>
-      </w:pPr>
-      <w:r>
-        <w:rPr>
-          <w:lang w:eastAsia="zh-TW"/>
-        </w:rPr>
-        <w:t>P</w:t>
-      </w:r>
-      <w:r>
-        <w:rPr>
-          <w:rFonts w:hint="eastAsia"/>
-          <w:lang w:eastAsia="zh-TW"/>
-        </w:rPr>
-        <w:t>olishing language</w:t>
-      </w:r>
-    </w:p>
-    <w:p>
-      <w:pPr>
-        <w:pStyle w:val="a9"/>
-        <w:numPr>
-          <w:ilvl w:val="0"/>
-          <w:numId w:val="1"/>
-        </w:numPr>
-        <w:rPr>
-          <w:lang w:eastAsia="zh-TW"/>
-        </w:rPr>
-      </w:pPr>
-      <w:r>
-        <w:rPr>
-          <w:rFonts w:hint="eastAsia"/>
-          <w:lang w:eastAsia="zh-TW"/>
-        </w:rPr>
-        <w:t>Brian Strom of suggestion</w:t>
-      </w:r>
-    </w:p>
-    <w:p>
-      <w:pPr>
-        <w:rPr>
-          <w:lang w:eastAsia="zh-TW"/>
-        </w:rPr>
-      </w:pPr>
     </w:p>
     <w:p>
       <w:pPr>
@@ -1724,10 +1726,9 @@
     <w:next w:val="a"/>
     <w:link w:val="20"/>
     <w:uiPriority w:val="9"/>
-    <w:semiHidden/>
     <w:unhideWhenUsed/>
     <w:qFormat/>
-    <w:rsid w:val="00110565"/>
+    <w:rsid w:val="00757632"/>
     <w:pPr>
       <w:keepNext/>
       <w:keepLines/>
@@ -1737,7 +1738,7 @@
     <w:rPr>
       <w:rFonts w:asciiTheme="majorHAnsi" w:eastAsiaTheme="majorEastAsia" w:hAnsiTheme="majorHAnsi" w:cstheme="majorBidi"/>
       <w:color w:val="0F4761" w:themeColor="accent1" w:themeShade="BF"/>
-      <w:sz w:val="32"/>
+      <w:sz w:val="28"/>
       <w:szCs w:val="32"/>
     </w:rPr>
   </w:style>
@@ -1940,13 +1941,13 @@
     <w:basedOn w:val="a0"/>
     <w:link w:val="2"/>
     <w:uiPriority w:val="9"/>
-    <w:semiHidden/>
-    <w:rsid w:val="00110565"/>
+    <w:rsid w:val="00757632"/>
     <w:rPr>
       <w:rFonts w:asciiTheme="majorHAnsi" w:eastAsiaTheme="majorEastAsia" w:hAnsiTheme="majorHAnsi" w:cstheme="majorBidi"/>
       <w:color w:val="0F4761" w:themeColor="accent1" w:themeShade="BF"/>
-      <w:sz w:val="32"/>
+      <w:sz w:val="28"/>
       <w:szCs w:val="32"/>
+      <w:lang w:val="en-GB"/>
     </w:rPr>
   </w:style>
   <w:style w:type="character" w:customStyle="1" w:styleId="30">
@@ -2278,6 +2279,47 @@
     <w:link w:val="af2"/>
     <w:uiPriority w:val="99"/>
     <w:rsid w:val="00B916E0"/>
+  </w:style>
+  <w:style w:type="paragraph" w:styleId="af4">
+    <w:name w:val="No Spacing"/>
+    <w:uiPriority w:val="1"/>
+    <w:qFormat/>
+    <w:rsid w:val="00263384"/>
+    <w:pPr>
+      <w:spacing w:after="0" w:line="240" w:lineRule="auto"/>
+    </w:pPr>
+    <w:rPr>
+      <w:sz w:val="18"/>
+      <w:lang w:val="en-GB"/>
+    </w:rPr>
+  </w:style>
+  <w:style w:type="paragraph" w:styleId="Web">
+    <w:name w:val="Normal (Web)"/>
+    <w:basedOn w:val="a"/>
+    <w:uiPriority w:val="99"/>
+    <w:semiHidden/>
+    <w:unhideWhenUsed/>
+    <w:rsid w:val="005B1E9E"/>
+    <w:pPr>
+      <w:spacing w:before="100" w:beforeAutospacing="1" w:after="100" w:afterAutospacing="1" w:line="240" w:lineRule="auto"/>
+    </w:pPr>
+    <w:rPr>
+      <w:rFonts w:ascii="Times New Roman" w:eastAsia="Times New Roman" w:hAnsi="Times New Roman" w:cs="Times New Roman"/>
+      <w:kern w:val="0"/>
+      <w:lang w:val="en-US"/>
+      <w14:ligatures w14:val="none"/>
+    </w:rPr>
+  </w:style>
+  <w:style w:type="character" w:styleId="af5">
+    <w:name w:val="Strong"/>
+    <w:basedOn w:val="a0"/>
+    <w:uiPriority w:val="22"/>
+    <w:qFormat/>
+    <w:rsid w:val="005B1E9E"/>
+    <w:rPr>
+      <w:b/>
+      <w:bCs/>
+    </w:rPr>
   </w:style>
 </w:styles>
 </file>

--- a/Doc/SetExercise1.docx
+++ b/Doc/SetExercise1.docx
@@ -92,69 +92,96 @@
         <w:rPr>
           <w:lang w:eastAsia="zh-TW"/>
         </w:rPr>
-        <w:t>This report presents an analysis of the network traffic contained within the provided packet capture file (cw1.pcap) with the objective of identifying malicious activity and associated indicators of compromise. Network traffic analysis is a fundamental component of incident response, enabling analysts to reconstruct events, understand attacker behaviour, and assess potential impact based on observed communications.</w:t>
-      </w:r>
-    </w:p>
-    <w:p>
-      <w:pPr>
-        <w:rPr>
-          <w:lang w:eastAsia="zh-TW"/>
-        </w:rPr>
-      </w:pPr>
-      <w:r>
-        <w:rPr>
-          <w:lang w:eastAsia="zh-TW"/>
-        </w:rPr>
-        <w:t>The dataset was examined to determine whether suspicious or malicious activity occurred, including malware delivery, unauthorised file transfers, and potential command-and-control (C2) communications. Particular attention was given to protocol-level behaviour, abnormal connection patterns, and server responses indicative of exploitation or post-compromise activity.</w:t>
-      </w:r>
-    </w:p>
-    <w:p>
-      <w:pPr>
-        <w:rPr>
-          <w:lang w:eastAsia="zh-TW"/>
-        </w:rPr>
-      </w:pPr>
-      <w:r>
-        <w:rPr>
-          <w:lang w:eastAsia="zh-TW"/>
-        </w:rPr>
-        <w:t>To support this analysis, a combination of high-level traffic aggregation and detailed packet inspection was employed. The findings presented in this report are derived solely from independent inspection of the provided packet capture, with external standards and threat intelligence referenced only to assist in the interpretation of observed behaviours rather than to supply predetermined answers.</w:t>
-      </w:r>
-    </w:p>
-    <w:p>
-      <w:pPr>
-        <w:rPr>
-          <w:lang w:eastAsia="zh-TW"/>
-        </w:rPr>
-      </w:pPr>
-    </w:p>
-    <w:p>
-      <w:pPr>
-        <w:rPr>
-          <w:lang w:eastAsia="zh-TW"/>
+        <w:t>This report presents an analysis of network traffic captured in the provided packet capture file (cw1.pcap) with the objective of identifying malicious activity and associated indicators of compromise. Network traffic analysis plays a critical role in incident response, enabling analysts to reconstruct attack timelines, understand adversary behaviour, and assess potential impact based on observed communications.</w:t>
+      </w:r>
+    </w:p>
+    <w:p>
+      <w:pPr>
+        <w:rPr>
+          <w:lang w:eastAsia="zh-TW"/>
+        </w:rPr>
+      </w:pPr>
+      <w:r>
+        <w:rPr>
+          <w:lang w:eastAsia="zh-TW"/>
+        </w:rPr>
+        <w:t xml:space="preserve">The dataset was examined to identify evidence of malware delivery, unauthorised file transfers, and subsequent command-and-control (C2) communications. </w:t>
+      </w:r>
+      <w:proofErr w:type="gramStart"/>
+      <w:r>
+        <w:rPr>
+          <w:lang w:eastAsia="zh-TW"/>
+        </w:rPr>
+        <w:t>Particular attention</w:t>
+      </w:r>
+      <w:proofErr w:type="gramEnd"/>
+      <w:r>
+        <w:rPr>
+          <w:lang w:eastAsia="zh-TW"/>
+        </w:rPr>
+        <w:t xml:space="preserve"> was given to protocol-level behaviour, anomalous connection patterns, and server responses indicative of exploitation and post-compromise activity.</w:t>
+      </w:r>
+    </w:p>
+    <w:p>
+      <w:pPr>
+        <w:rPr>
+          <w:lang w:eastAsia="zh-TW"/>
+        </w:rPr>
+      </w:pPr>
+      <w:r>
+        <w:rPr>
+          <w:lang w:eastAsia="zh-TW"/>
+        </w:rPr>
+        <w:t>The findings presented in this report are derived from direct inspection of the packet capture using established traffic analysis techniques. External threat intelligence was referenced only to support interpretation of observed behaviour, ensuring conclusions remain evidence-driven and grounded in observable network activity.</w:t>
+      </w:r>
+    </w:p>
+    <w:p>
+      <w:pPr>
+        <w:rPr>
+          <w:lang w:eastAsia="zh-TW"/>
+        </w:rPr>
+      </w:pPr>
+    </w:p>
+    <w:p>
+      <w:pPr>
+        <w:rPr>
+          <w:lang w:val="de-DE" w:eastAsia="zh-TW"/>
         </w:rPr>
       </w:pPr>
       <w:r>
         <w:rPr>
           <w:rFonts w:hint="eastAsia"/>
-          <w:lang w:eastAsia="zh-TW"/>
+          <w:lang w:val="de-DE" w:eastAsia="zh-TW"/>
         </w:rPr>
         <w:t xml:space="preserve">Git Hub: </w:t>
       </w:r>
-      <w:hyperlink r:id="rId8" w:history="1">
-        <w:r>
-          <w:rPr>
-            <w:rStyle w:val="ae"/>
-            <w:lang w:eastAsia="zh-TW"/>
-          </w:rPr>
-          <w:t>https://github.com/wongoining/COMP3010HK_oi</w:t>
-        </w:r>
-      </w:hyperlink>
-    </w:p>
-    <w:p>
-      <w:pPr>
-        <w:rPr>
-          <w:lang w:eastAsia="zh-TW"/>
+      <w:r>
+        <w:fldChar w:fldCharType="begin"/>
+      </w:r>
+      <w:r>
+        <w:rPr>
+          <w:lang w:val="de-DE"/>
+        </w:rPr>
+        <w:instrText>HYPERLINK "https://github.com/wongoining/COMP3010HK_oi"</w:instrText>
+      </w:r>
+      <w:r>
+        <w:fldChar w:fldCharType="separate"/>
+      </w:r>
+      <w:r>
+        <w:rPr>
+          <w:rStyle w:val="ae"/>
+          <w:lang w:val="de-DE" w:eastAsia="zh-TW"/>
+        </w:rPr>
+        <w:t>https://github.com/wongoining/COMP3010HK_oi</w:t>
+      </w:r>
+      <w:r>
+        <w:fldChar w:fldCharType="end"/>
+      </w:r>
+    </w:p>
+    <w:p>
+      <w:pPr>
+        <w:rPr>
+          <w:lang w:val="de-DE" w:eastAsia="zh-TW"/>
         </w:rPr>
       </w:pPr>
     </w:p>
@@ -165,12 +192,12 @@
           <w:color w:val="0F4761" w:themeColor="accent1" w:themeShade="BF"/>
           <w:sz w:val="40"/>
           <w:szCs w:val="40"/>
-          <w:lang w:eastAsia="zh-TW"/>
-        </w:rPr>
-      </w:pPr>
-      <w:r>
-        <w:rPr>
-          <w:lang w:eastAsia="zh-TW"/>
+          <w:lang w:val="de-DE" w:eastAsia="zh-TW"/>
+        </w:rPr>
+      </w:pPr>
+      <w:r>
+        <w:rPr>
+          <w:lang w:val="de-DE" w:eastAsia="zh-TW"/>
         </w:rPr>
         <w:br w:type="page"/>
       </w:r>
@@ -201,46 +228,33 @@
         <w:rPr>
           <w:lang w:eastAsia="zh-TW"/>
         </w:rPr>
-        <w:t>The analysis was conducted using a two-stage approach combining traffic aggregation and detailed packet inspection. Initially, Zui (Zed) was utilised to perform high-level examination of the packet capture, enabling efficient filtering, summarisation, and correlation of network events across multiple protocols. This allowed for the identification of anomalous traffic patterns, including repeated outbound connections, long-lived sessions, and intrusion detection alerts associated with known malware signatures.</w:t>
-      </w:r>
-    </w:p>
-    <w:p>
-      <w:pPr>
-        <w:rPr>
-          <w:lang w:eastAsia="zh-TW"/>
-        </w:rPr>
-      </w:pPr>
-      <w:r>
-        <w:rPr>
-          <w:lang w:eastAsia="zh-TW"/>
-        </w:rPr>
-        <w:t>Temporal analysis was applied to correlate alerts with subsequent network activity, facilitating reconstruction of the sequence of events observed within the capture. Protocol metadata, such as connection duration, service type, and destination hosts, was analysed to distinguish routine traffic from potentially malicious communications.</w:t>
-      </w:r>
-    </w:p>
-    <w:p>
-      <w:pPr>
-        <w:rPr>
-          <w:lang w:eastAsia="zh-TW"/>
-        </w:rPr>
-      </w:pPr>
-      <w:r>
-        <w:rPr>
-          <w:lang w:eastAsia="zh-TW"/>
-        </w:rPr>
-        <w:t>Following identification of suspicious flows, Wireshark was used for detailed inspection at the packet and application layers. This included examination of HTTP transactions, server response headers, and extraction of transferred objects to assess the nature of downloaded content. Where encrypted traffic was observed, available handshake metadata and server identifiers were reviewed to determine destination domains and certificate characteristics.</w:t>
-      </w:r>
-    </w:p>
-    <w:p>
-      <w:pPr>
-        <w:rPr>
-          <w:lang w:eastAsia="zh-TW"/>
-        </w:rPr>
-      </w:pPr>
-      <w:r>
-        <w:rPr>
-          <w:lang w:eastAsia="zh-TW"/>
-        </w:rPr>
-        <w:t>External threat intelligence sources were consulted selectively to validate suspected command-and-control infrastructure identified during the analysis. These sources were used solely to corroborate findings derived from the packet capture, ensuring that conclusions remained evidence-driven and grounded in observable network behaviour.</w:t>
+        <w:t>The analysis was conducted using a two-stage methodology combining traffic aggregation and detailed packet inspection. Initially, Zui (Zed) was used to perform high-level examination of the packet capture, enabling efficient filtering, correlation, and identification of anomalous traffic patterns such as repeated outbound connections and long-lived sessions.</w:t>
+      </w:r>
+    </w:p>
+    <w:p>
+      <w:pPr>
+        <w:rPr>
+          <w:lang w:eastAsia="zh-TW"/>
+        </w:rPr>
+      </w:pPr>
+      <w:r>
+        <w:rPr>
+          <w:lang w:eastAsia="zh-TW"/>
+        </w:rPr>
+        <w:t>Temporal analysis was applied to correlate suspicious activity with subsequent network behaviour, allowing reconstruction of the sequence of events within the capture. Protocol metadata, including connection duration, service type, and destination hosts, was analysed to distinguish routine traffic from potentially malicious communications.</w:t>
+      </w:r>
+    </w:p>
+    <w:p>
+      <w:pPr>
+        <w:rPr>
+          <w:lang w:eastAsia="zh-TW"/>
+        </w:rPr>
+      </w:pPr>
+      <w:r>
+        <w:rPr>
+          <w:lang w:eastAsia="zh-TW"/>
+        </w:rPr>
+        <w:t>Following identification of suspicious flows, Wireshark was used for detailed packet- and application-layer inspection. This included examination of HTTP transactions, server response headers, and transferred objects. For encrypted traffic, available handshake metadata and server identifiers were analysed to determine destination domains and certificate characteristics.</w:t>
       </w:r>
     </w:p>
     <w:p>
@@ -287,22 +301,21 @@
       <w:pPr>
         <w:pStyle w:val="2"/>
         <w:rPr>
+          <w:lang w:eastAsia="zh-TW"/>
+        </w:rPr>
+      </w:pPr>
+      <w:r>
+        <w:rPr>
           <w:rFonts w:hint="eastAsia"/>
           <w:lang w:eastAsia="zh-TW"/>
         </w:rPr>
-      </w:pPr>
+        <w:t xml:space="preserve">3.1 </w:t>
+      </w:r>
       <w:r>
         <w:rPr>
           <w:rFonts w:hint="eastAsia"/>
           <w:lang w:eastAsia="zh-TW"/>
         </w:rPr>
-        <w:t xml:space="preserve">3.1 </w:t>
-      </w:r>
-      <w:r>
-        <w:rPr>
-          <w:rFonts w:hint="eastAsia"/>
-          <w:lang w:eastAsia="zh-TW"/>
-        </w:rPr>
         <w:t>Initial Infection and File Transfer</w:t>
       </w:r>
     </w:p>
@@ -316,16 +329,11 @@
         <w:rPr>
           <w:lang w:eastAsia="zh-TW"/>
         </w:rPr>
-        <w:t>Analysis of the packet capture revealed the earliest malicious HTTP activity at 2021-09-24 16:46:17 (UTC), originating from the internal host 10.9.23.102. This activity involved an outbound HTTP connection to the domain attirenepal.com, which successfully delivered a compressed archive named documents.zip, marking the point of initial infection.</w:t>
-      </w:r>
-      <w:r>
-        <w:rPr>
-          <w:lang w:eastAsia="zh-TW"/>
-        </w:rPr>
-        <w:t xml:space="preserve"> </w:t>
-      </w:r>
-      <w:r>
-        <w:rPr>
+        <w:t xml:space="preserve">Analysis of the packet capture revealed the earliest malicious HTTP activity at 2021-09-24 16:46:17 (UTC), originating from the internal host 10.9.23.102. This activity involved an outbound HTTP connection to the domain attirenepal.com, which successfully delivered a compressed archive named documents.zip, marking the point of initial infection. </w:t>
+      </w:r>
+      <w:r>
+        <w:rPr>
+          <w:noProof/>
           <w:lang w:eastAsia="zh-TW"/>
         </w:rPr>
         <w:drawing>
@@ -344,7 +352,7 @@
                     <pic:cNvPicPr/>
                   </pic:nvPicPr>
                   <pic:blipFill rotWithShape="1">
-                    <a:blip r:embed="rId9" cstate="print">
+                    <a:blip r:embed="rId8" cstate="print">
                       <a:extLst>
                         <a:ext uri="{28A0092B-C50C-407E-A947-70E740481C1C}">
                           <a14:useLocalDpi xmlns:a14="http://schemas.microsoft.com/office/drawing/2010/main" val="0"/>
@@ -381,6 +389,7 @@
       </w:r>
       <w:r>
         <w:rPr>
+          <w:noProof/>
           <w:lang w:eastAsia="zh-TW"/>
         </w:rPr>
         <w:drawing>
@@ -399,7 +408,7 @@
                     <pic:cNvPicPr/>
                   </pic:nvPicPr>
                   <pic:blipFill rotWithShape="1">
-                    <a:blip r:embed="rId10" cstate="print">
+                    <a:blip r:embed="rId9" cstate="print">
                       <a:extLst>
                         <a:ext uri="{28A0092B-C50C-407E-A947-70E740481C1C}">
                           <a14:useLocalDpi xmlns:a14="http://schemas.microsoft.com/office/drawing/2010/main" val="0"/>
@@ -449,6 +458,7 @@
       </w:r>
       <w:r>
         <w:rPr>
+          <w:noProof/>
           <w:lang w:eastAsia="zh-TW"/>
         </w:rPr>
         <w:drawing>
@@ -467,7 +477,7 @@
                     <pic:cNvPicPr/>
                   </pic:nvPicPr>
                   <pic:blipFill>
-                    <a:blip r:embed="rId11"/>
+                    <a:blip r:embed="rId10"/>
                     <a:stretch>
                       <a:fillRect/>
                     </a:stretch>
@@ -526,16 +536,11 @@
           <w:lang w:eastAsia="zh-TW"/>
         </w:rPr>
         <w:lastRenderedPageBreak/>
-        <w:t>observed for the payload delivery environment.</w:t>
-      </w:r>
-      <w:r>
-        <w:rPr>
-          <w:lang w:eastAsia="zh-TW"/>
-        </w:rPr>
-        <w:t xml:space="preserve"> </w:t>
-      </w:r>
-      <w:r>
-        <w:rPr>
+        <w:t xml:space="preserve">observed for the payload delivery environment. </w:t>
+      </w:r>
+      <w:r>
+        <w:rPr>
+          <w:noProof/>
           <w:lang w:eastAsia="zh-TW"/>
         </w:rPr>
         <mc:AlternateContent>
@@ -603,6 +608,7 @@
       </w:r>
       <w:r>
         <w:rPr>
+          <w:noProof/>
           <w:lang w:eastAsia="zh-TW"/>
         </w:rPr>
         <w:drawing>
@@ -621,7 +627,7 @@
                     <pic:cNvPicPr/>
                   </pic:nvPicPr>
                   <pic:blipFill rotWithShape="1">
-                    <a:blip r:embed="rId12"/>
+                    <a:blip r:embed="rId11"/>
                     <a:srcRect r="10417" b="14756"/>
                     <a:stretch>
                       <a:fillRect/>
@@ -659,10 +665,11 @@
       </w:pPr>
       <w:r>
         <w:rPr>
+          <w:noProof/>
           <w:lang w:eastAsia="zh-TW"/>
         </w:rPr>
         <w:drawing>
-          <wp:anchor distT="0" distB="0" distL="114300" distR="114300" simplePos="0" relativeHeight="251658240" behindDoc="0" locked="0" layoutInCell="1" allowOverlap="1" wp14:anchorId="382080BF" wp14:editId="4A96CF96">
+          <wp:anchor distT="0" distB="0" distL="114300" distR="114300" simplePos="0" relativeHeight="251658240" behindDoc="0" locked="0" layoutInCell="1" allowOverlap="1" wp14:anchorId="382080BF" wp14:editId="2FE240C1">
             <wp:simplePos x="0" y="0"/>
             <wp:positionH relativeFrom="margin">
               <wp:posOffset>6350</wp:posOffset>
@@ -687,7 +694,7 @@
                     </pic:cNvPicPr>
                   </pic:nvPicPr>
                   <pic:blipFill rotWithShape="1">
-                    <a:blip r:embed="rId13" cstate="print">
+                    <a:blip r:embed="rId12" cstate="print">
                       <a:extLst>
                         <a:ext uri="{28A0092B-C50C-407E-A947-70E740481C1C}">
                           <a14:useLocalDpi xmlns:a14="http://schemas.microsoft.com/office/drawing/2010/main" val="0"/>
@@ -784,6 +791,7 @@
       </w:pPr>
       <w:r>
         <w:rPr>
+          <w:noProof/>
           <w:lang w:eastAsia="zh-TW"/>
         </w:rPr>
         <mc:AlternateContent>
@@ -851,10 +859,11 @@
       </w:r>
       <w:r>
         <w:rPr>
+          <w:noProof/>
           <w:lang w:eastAsia="zh-TW"/>
         </w:rPr>
         <w:drawing>
-          <wp:inline distT="0" distB="0" distL="0" distR="0" wp14:anchorId="06199CED" wp14:editId="587093EA">
+          <wp:inline distT="0" distB="0" distL="0" distR="0" wp14:anchorId="06199CED" wp14:editId="7211CC94">
             <wp:extent cx="6334819" cy="3702050"/>
             <wp:effectExtent l="0" t="0" r="8890" b="0"/>
             <wp:docPr id="197334901" name="圖片 3"/>
@@ -871,7 +880,7 @@
                     </pic:cNvPicPr>
                   </pic:nvPicPr>
                   <pic:blipFill rotWithShape="1">
-                    <a:blip r:embed="rId14" cstate="print">
+                    <a:blip r:embed="rId13" cstate="print">
                       <a:extLst>
                         <a:ext uri="{28A0092B-C50C-407E-A947-70E740481C1C}">
                           <a14:useLocalDpi xmlns:a14="http://schemas.microsoft.com/office/drawing/2010/main" val="0"/>
@@ -933,66 +942,1094 @@
     </w:p>
     <w:p>
       <w:pPr>
+        <w:pStyle w:val="2"/>
+        <w:rPr>
+          <w:lang w:eastAsia="zh-TW"/>
+        </w:rPr>
+      </w:pPr>
+      <w:r>
+        <w:rPr>
+          <w:lang w:eastAsia="zh-TW"/>
+        </w:rPr>
+        <w:lastRenderedPageBreak/>
+        <w:t>3.2 Command and Control (C2) Activity Analysis</w:t>
+      </w:r>
+    </w:p>
+    <w:p>
+      <w:pPr>
+        <w:rPr>
+          <w:lang w:eastAsia="zh-TW"/>
+        </w:rPr>
+      </w:pPr>
+      <w:r>
+        <w:rPr>
+          <w:lang w:eastAsia="zh-TW"/>
+        </w:rPr>
+        <w:t xml:space="preserve">Subsequent analysis of the packet capture revealed sustained outbound communications consistent with Command and Control (C2) activity following the initial infection. Examination of TCP conversations identified two external IP addresses, </w:t>
+      </w:r>
+      <w:r>
+        <w:rPr>
+          <w:lang w:eastAsia="zh-TW"/>
+        </w:rPr>
+        <w:t>185.106.96.158 and 185.125.204.174, observed</w:t>
+      </w:r>
+      <w:r>
+        <w:rPr>
+          <w:lang w:eastAsia="zh-TW"/>
+        </w:rPr>
+        <w:t xml:space="preserve"> sequentially and exhibiting repeated interactions with the infected host. These communication patterns are consistent with known Cobalt Strike C2 behaviour.</w:t>
+      </w:r>
+    </w:p>
+    <w:p>
+      <w:pPr>
         <w:rPr>
           <w:lang w:val="en-US" w:eastAsia="zh-TW"/>
         </w:rPr>
       </w:pPr>
-    </w:p>
-    <w:p>
-      <w:pPr>
-        <w:rPr>
-          <w:lang w:eastAsia="zh-TW"/>
-        </w:rPr>
-      </w:pPr>
-    </w:p>
-    <w:p>
-      <w:pPr>
-        <w:rPr>
-          <w:lang w:eastAsia="zh-TW"/>
-        </w:rPr>
-      </w:pPr>
-    </w:p>
-    <w:p>
-      <w:pPr>
-        <w:rPr>
-          <w:lang w:eastAsia="zh-TW"/>
-        </w:rPr>
-      </w:pPr>
-    </w:p>
-    <w:p>
-      <w:pPr>
-        <w:rPr>
-          <w:lang w:eastAsia="zh-TW"/>
-        </w:rPr>
-      </w:pPr>
-    </w:p>
-    <w:p>
-      <w:pPr>
-        <w:rPr>
-          <w:lang w:eastAsia="zh-TW"/>
-        </w:rPr>
-      </w:pPr>
-    </w:p>
-    <w:p>
-      <w:pPr>
-        <w:rPr>
-          <w:lang w:eastAsia="zh-TW"/>
-        </w:rPr>
-      </w:pPr>
-    </w:p>
-    <w:p>
-      <w:pPr>
-        <w:rPr>
-          <w:lang w:eastAsia="zh-TW"/>
-        </w:rPr>
-      </w:pPr>
-    </w:p>
-    <w:p>
-      <w:pPr>
-        <w:rPr>
-          <w:lang w:eastAsia="zh-TW"/>
-        </w:rPr>
-      </w:pPr>
+      <w:r>
+        <w:rPr>
+          <w:noProof/>
+          <w:lang w:val="en-US" w:eastAsia="zh-TW"/>
+        </w:rPr>
+        <w:drawing>
+          <wp:inline distT="0" distB="0" distL="0" distR="0" wp14:anchorId="6CA6EA2C" wp14:editId="6C443887">
+            <wp:extent cx="5486400" cy="1149350"/>
+            <wp:effectExtent l="0" t="0" r="0" b="0"/>
+            <wp:docPr id="1348238929" name="圖片 4" descr="一張含有 文字, 螢幕擷取畫面, 數字, 字型 的圖片&#10;&#10;AI 產生的內容可能不正確。"/>
+            <wp:cNvGraphicFramePr>
+              <a:graphicFrameLocks xmlns:a="http://schemas.openxmlformats.org/drawingml/2006/main" noChangeAspect="1"/>
+            </wp:cNvGraphicFramePr>
+            <a:graphic xmlns:a="http://schemas.openxmlformats.org/drawingml/2006/main">
+              <a:graphicData uri="http://schemas.openxmlformats.org/drawingml/2006/picture">
+                <pic:pic xmlns:pic="http://schemas.openxmlformats.org/drawingml/2006/picture">
+                  <pic:nvPicPr>
+                    <pic:cNvPr id="1348238929" name="圖片 4" descr="一張含有 文字, 螢幕擷取畫面, 數字, 字型 的圖片&#10;&#10;AI 產生的內容可能不正確。"/>
+                    <pic:cNvPicPr>
+                      <a:picLocks noChangeAspect="1" noChangeArrowheads="1"/>
+                    </pic:cNvPicPr>
+                  </pic:nvPicPr>
+                  <pic:blipFill rotWithShape="1">
+                    <a:blip r:embed="rId14">
+                      <a:extLst>
+                        <a:ext uri="{28A0092B-C50C-407E-A947-70E740481C1C}">
+                          <a14:useLocalDpi xmlns:a14="http://schemas.microsoft.com/office/drawing/2010/main" val="0"/>
+                        </a:ext>
+                      </a:extLst>
+                    </a:blip>
+                    <a:srcRect t="47212" b="30706"/>
+                    <a:stretch>
+                      <a:fillRect/>
+                    </a:stretch>
+                  </pic:blipFill>
+                  <pic:spPr bwMode="auto">
+                    <a:xfrm>
+                      <a:off x="0" y="0"/>
+                      <a:ext cx="5486400" cy="1149350"/>
+                    </a:xfrm>
+                    <a:prstGeom prst="rect">
+                      <a:avLst/>
+                    </a:prstGeom>
+                    <a:noFill/>
+                    <a:ln>
+                      <a:noFill/>
+                    </a:ln>
+                    <a:extLst>
+                      <a:ext uri="{53640926-AAD7-44D8-BBD7-CCE9431645EC}">
+                        <a14:shadowObscured xmlns:a14="http://schemas.microsoft.com/office/drawing/2010/main"/>
+                      </a:ext>
+                    </a:extLst>
+                  </pic:spPr>
+                </pic:pic>
+              </a:graphicData>
+            </a:graphic>
+          </wp:inline>
+        </w:drawing>
+      </w:r>
+    </w:p>
+    <w:p>
+      <w:pPr>
+        <w:rPr>
+          <w:lang w:eastAsia="zh-TW"/>
+        </w:rPr>
+      </w:pPr>
+    </w:p>
+    <w:p>
+      <w:pPr>
+        <w:rPr>
+          <w:lang w:eastAsia="zh-TW"/>
+        </w:rPr>
+      </w:pPr>
+      <w:r>
+        <w:rPr>
+          <w:lang w:eastAsia="zh-TW"/>
+        </w:rPr>
+        <w:t>Analysis of DNS and HTTP traffic associated with the first C2 IP address (</w:t>
+      </w:r>
+      <w:r>
+        <w:rPr>
+          <w:b/>
+          <w:bCs/>
+          <w:lang w:eastAsia="zh-TW"/>
+        </w:rPr>
+        <w:t>185.106.96.158</w:t>
+      </w:r>
+      <w:r>
+        <w:rPr>
+          <w:lang w:eastAsia="zh-TW"/>
+        </w:rPr>
+        <w:t xml:space="preserve">) revealed the use of the Host header </w:t>
+      </w:r>
+      <w:r>
+        <w:rPr>
+          <w:b/>
+          <w:bCs/>
+          <w:lang w:eastAsia="zh-TW"/>
+        </w:rPr>
+        <w:t>ocsp.verisign.com</w:t>
+      </w:r>
+      <w:r>
+        <w:rPr>
+          <w:lang w:eastAsia="zh-TW"/>
+        </w:rPr>
+        <w:t xml:space="preserve">. Despite this value, inspection of HTTPS traffic on TCP port 443 confirmed that the actual domain associated with this server was </w:t>
+      </w:r>
+      <w:proofErr w:type="spellStart"/>
+      <w:proofErr w:type="gramStart"/>
+      <w:r>
+        <w:rPr>
+          <w:b/>
+          <w:bCs/>
+          <w:lang w:eastAsia="zh-TW"/>
+        </w:rPr>
+        <w:t>survmeter.live</w:t>
+      </w:r>
+      <w:proofErr w:type="spellEnd"/>
+      <w:proofErr w:type="gramEnd"/>
+      <w:r>
+        <w:rPr>
+          <w:lang w:eastAsia="zh-TW"/>
+        </w:rPr>
+        <w:t>, indicating deliberate use of deceptive header information.</w:t>
+      </w:r>
+    </w:p>
+    <w:p>
+      <w:pPr>
+        <w:rPr>
+          <w:lang w:val="en-US" w:eastAsia="zh-TW"/>
+        </w:rPr>
+      </w:pPr>
+      <w:r>
+        <w:rPr>
+          <w:noProof/>
+          <w:lang w:val="en-US" w:eastAsia="zh-TW"/>
+        </w:rPr>
+        <w:drawing>
+          <wp:inline distT="0" distB="0" distL="0" distR="0" wp14:anchorId="18C8C4D0" wp14:editId="13FD28C5">
+            <wp:extent cx="4279900" cy="1380011"/>
+            <wp:effectExtent l="0" t="0" r="6350" b="0"/>
+            <wp:docPr id="629535933" name="圖片 4" descr="一張含有 文字, 螢幕擷取畫面, 軟體, 電腦圖示 的圖片&#10;&#10;AI 產生的內容可能不正確。"/>
+            <wp:cNvGraphicFramePr>
+              <a:graphicFrameLocks xmlns:a="http://schemas.openxmlformats.org/drawingml/2006/main" noChangeAspect="1"/>
+            </wp:cNvGraphicFramePr>
+            <a:graphic xmlns:a="http://schemas.openxmlformats.org/drawingml/2006/main">
+              <a:graphicData uri="http://schemas.openxmlformats.org/drawingml/2006/picture">
+                <pic:pic xmlns:pic="http://schemas.openxmlformats.org/drawingml/2006/picture">
+                  <pic:nvPicPr>
+                    <pic:cNvPr id="629535933" name="圖片 4" descr="一張含有 文字, 螢幕擷取畫面, 軟體, 電腦圖示 的圖片&#10;&#10;AI 產生的內容可能不正確。"/>
+                    <pic:cNvPicPr>
+                      <a:picLocks noChangeAspect="1" noChangeArrowheads="1"/>
+                    </pic:cNvPicPr>
+                  </pic:nvPicPr>
+                  <pic:blipFill rotWithShape="1">
+                    <a:blip r:embed="rId15" cstate="print">
+                      <a:extLst>
+                        <a:ext uri="{28A0092B-C50C-407E-A947-70E740481C1C}">
+                          <a14:useLocalDpi xmlns:a14="http://schemas.microsoft.com/office/drawing/2010/main" val="0"/>
+                        </a:ext>
+                      </a:extLst>
+                    </a:blip>
+                    <a:srcRect t="37815" r="29166" b="32573"/>
+                    <a:stretch>
+                      <a:fillRect/>
+                    </a:stretch>
+                  </pic:blipFill>
+                  <pic:spPr bwMode="auto">
+                    <a:xfrm>
+                      <a:off x="0" y="0"/>
+                      <a:ext cx="4295930" cy="1385180"/>
+                    </a:xfrm>
+                    <a:prstGeom prst="rect">
+                      <a:avLst/>
+                    </a:prstGeom>
+                    <a:noFill/>
+                    <a:ln>
+                      <a:noFill/>
+                    </a:ln>
+                    <a:extLst>
+                      <a:ext uri="{53640926-AAD7-44D8-BBD7-CCE9431645EC}">
+                        <a14:shadowObscured xmlns:a14="http://schemas.microsoft.com/office/drawing/2010/main"/>
+                      </a:ext>
+                    </a:extLst>
+                  </pic:spPr>
+                </pic:pic>
+              </a:graphicData>
+            </a:graphic>
+          </wp:inline>
+        </w:drawing>
+      </w:r>
+    </w:p>
+    <w:p>
+      <w:pPr>
+        <w:rPr>
+          <w:lang w:val="en-US" w:eastAsia="zh-TW"/>
+        </w:rPr>
+      </w:pPr>
+      <w:r>
+        <w:rPr>
+          <w:noProof/>
+          <w:lang w:val="en-US" w:eastAsia="zh-TW"/>
+        </w:rPr>
+        <w:drawing>
+          <wp:inline distT="0" distB="0" distL="0" distR="0" wp14:anchorId="51103792" wp14:editId="0781A755">
+            <wp:extent cx="3190938" cy="2184400"/>
+            <wp:effectExtent l="0" t="0" r="9525" b="6350"/>
+            <wp:docPr id="962902744" name="圖片 6" descr="一張含有 文字, 螢幕擷取畫面, 圖表, 軟體 的圖片&#10;&#10;AI 產生的內容可能不正確。"/>
+            <wp:cNvGraphicFramePr>
+              <a:graphicFrameLocks xmlns:a="http://schemas.openxmlformats.org/drawingml/2006/main" noChangeAspect="1"/>
+            </wp:cNvGraphicFramePr>
+            <a:graphic xmlns:a="http://schemas.openxmlformats.org/drawingml/2006/main">
+              <a:graphicData uri="http://schemas.openxmlformats.org/drawingml/2006/picture">
+                <pic:pic xmlns:pic="http://schemas.openxmlformats.org/drawingml/2006/picture">
+                  <pic:nvPicPr>
+                    <pic:cNvPr id="962902744" name="圖片 6" descr="一張含有 文字, 螢幕擷取畫面, 圖表, 軟體 的圖片&#10;&#10;AI 產生的內容可能不正確。"/>
+                    <pic:cNvPicPr>
+                      <a:picLocks noChangeAspect="1" noChangeArrowheads="1"/>
+                    </pic:cNvPicPr>
+                  </pic:nvPicPr>
+                  <pic:blipFill rotWithShape="1">
+                    <a:blip r:embed="rId16" cstate="print">
+                      <a:extLst>
+                        <a:ext uri="{28A0092B-C50C-407E-A947-70E740481C1C}">
+                          <a14:useLocalDpi xmlns:a14="http://schemas.microsoft.com/office/drawing/2010/main" val="0"/>
+                        </a:ext>
+                      </a:extLst>
+                    </a:blip>
+                    <a:srcRect r="48264" b="35361"/>
+                    <a:stretch>
+                      <a:fillRect/>
+                    </a:stretch>
+                  </pic:blipFill>
+                  <pic:spPr bwMode="auto">
+                    <a:xfrm>
+                      <a:off x="0" y="0"/>
+                      <a:ext cx="3196860" cy="2188454"/>
+                    </a:xfrm>
+                    <a:prstGeom prst="rect">
+                      <a:avLst/>
+                    </a:prstGeom>
+                    <a:noFill/>
+                    <a:ln>
+                      <a:noFill/>
+                    </a:ln>
+                    <a:extLst>
+                      <a:ext uri="{53640926-AAD7-44D8-BBD7-CCE9431645EC}">
+                        <a14:shadowObscured xmlns:a14="http://schemas.microsoft.com/office/drawing/2010/main"/>
+                      </a:ext>
+                    </a:extLst>
+                  </pic:spPr>
+                </pic:pic>
+              </a:graphicData>
+            </a:graphic>
+          </wp:inline>
+        </w:drawing>
+      </w:r>
+    </w:p>
+    <w:p>
+      <w:pPr>
+        <w:rPr>
+          <w:lang w:eastAsia="zh-TW"/>
+        </w:rPr>
+      </w:pPr>
+    </w:p>
+    <w:p>
+      <w:pPr>
+        <w:rPr>
+          <w:lang w:eastAsia="zh-TW"/>
+        </w:rPr>
+      </w:pPr>
+      <w:r>
+        <w:rPr>
+          <w:lang w:eastAsia="zh-TW"/>
+        </w:rPr>
+        <w:t>The second C2 server (</w:t>
+      </w:r>
+      <w:r>
+        <w:rPr>
+          <w:b/>
+          <w:bCs/>
+          <w:lang w:eastAsia="zh-TW"/>
+        </w:rPr>
+        <w:t>185.125.204.174</w:t>
+      </w:r>
+      <w:r>
+        <w:rPr>
+          <w:lang w:eastAsia="zh-TW"/>
+        </w:rPr>
+        <w:t xml:space="preserve">) was identified through analysis of outbound HTTP POST requests from the victim host. Filtering this traffic revealed the associated domain </w:t>
+      </w:r>
+      <w:r>
+        <w:rPr>
+          <w:b/>
+          <w:bCs/>
+          <w:lang w:eastAsia="zh-TW"/>
+        </w:rPr>
+        <w:t>securitybusinpuff.com</w:t>
+      </w:r>
+      <w:r>
+        <w:rPr>
+          <w:lang w:eastAsia="zh-TW"/>
+        </w:rPr>
+        <w:t>, suggesting the use of multiple C2 endpoints within the attacker’s infrastructure.</w:t>
+      </w:r>
+    </w:p>
+    <w:p>
+      <w:pPr>
+        <w:rPr>
+          <w:lang w:val="en-US" w:eastAsia="zh-TW"/>
+        </w:rPr>
+      </w:pPr>
+      <w:r>
+        <w:rPr>
+          <w:noProof/>
+          <w:lang w:val="en-US" w:eastAsia="zh-TW"/>
+        </w:rPr>
+        <w:drawing>
+          <wp:inline distT="0" distB="0" distL="0" distR="0" wp14:anchorId="3FFC8D76" wp14:editId="52399E7B">
+            <wp:extent cx="4095750" cy="3006455"/>
+            <wp:effectExtent l="0" t="0" r="0" b="3810"/>
+            <wp:docPr id="2072688716" name="圖片 8" descr="一張含有 文字, 螢幕擷取畫面, 軟體, 數字 的圖片&#10;&#10;AI 產生的內容可能不正確。"/>
+            <wp:cNvGraphicFramePr>
+              <a:graphicFrameLocks xmlns:a="http://schemas.openxmlformats.org/drawingml/2006/main" noChangeAspect="1"/>
+            </wp:cNvGraphicFramePr>
+            <a:graphic xmlns:a="http://schemas.openxmlformats.org/drawingml/2006/main">
+              <a:graphicData uri="http://schemas.openxmlformats.org/drawingml/2006/picture">
+                <pic:pic xmlns:pic="http://schemas.openxmlformats.org/drawingml/2006/picture">
+                  <pic:nvPicPr>
+                    <pic:cNvPr id="2072688716" name="圖片 8" descr="一張含有 文字, 螢幕擷取畫面, 軟體, 數字 的圖片&#10;&#10;AI 產生的內容可能不正確。"/>
+                    <pic:cNvPicPr>
+                      <a:picLocks noChangeAspect="1" noChangeArrowheads="1"/>
+                    </pic:cNvPicPr>
+                  </pic:nvPicPr>
+                  <pic:blipFill rotWithShape="1">
+                    <a:blip r:embed="rId17" cstate="print">
+                      <a:extLst>
+                        <a:ext uri="{28A0092B-C50C-407E-A947-70E740481C1C}">
+                          <a14:useLocalDpi xmlns:a14="http://schemas.microsoft.com/office/drawing/2010/main" val="0"/>
+                        </a:ext>
+                      </a:extLst>
+                    </a:blip>
+                    <a:srcRect r="34722" b="35634"/>
+                    <a:stretch>
+                      <a:fillRect/>
+                    </a:stretch>
+                  </pic:blipFill>
+                  <pic:spPr bwMode="auto">
+                    <a:xfrm>
+                      <a:off x="0" y="0"/>
+                      <a:ext cx="4102064" cy="3011090"/>
+                    </a:xfrm>
+                    <a:prstGeom prst="rect">
+                      <a:avLst/>
+                    </a:prstGeom>
+                    <a:noFill/>
+                    <a:ln>
+                      <a:noFill/>
+                    </a:ln>
+                    <a:extLst>
+                      <a:ext uri="{53640926-AAD7-44D8-BBD7-CCE9431645EC}">
+                        <a14:shadowObscured xmlns:a14="http://schemas.microsoft.com/office/drawing/2010/main"/>
+                      </a:ext>
+                    </a:extLst>
+                  </pic:spPr>
+                </pic:pic>
+              </a:graphicData>
+            </a:graphic>
+          </wp:inline>
+        </w:drawing>
+      </w:r>
+    </w:p>
+    <w:p>
+      <w:pPr>
+        <w:rPr>
+          <w:lang w:eastAsia="zh-TW"/>
+        </w:rPr>
+      </w:pPr>
+    </w:p>
+    <w:p>
+      <w:pPr>
+        <w:rPr>
+          <w:lang w:eastAsia="zh-TW"/>
+        </w:rPr>
+      </w:pPr>
+      <w:r>
+        <w:rPr>
+          <w:lang w:eastAsia="zh-TW"/>
+        </w:rPr>
+        <w:br w:type="page"/>
+      </w:r>
+    </w:p>
+    <w:p>
+      <w:pPr>
+        <w:rPr>
+          <w:lang w:eastAsia="zh-TW"/>
+        </w:rPr>
+      </w:pPr>
+      <w:r>
+        <w:rPr>
+          <w:lang w:eastAsia="zh-TW"/>
+        </w:rPr>
+        <w:lastRenderedPageBreak/>
+        <w:t xml:space="preserve">Further post-infection traffic analysis identified </w:t>
+      </w:r>
+      <w:r>
+        <w:rPr>
+          <w:b/>
+          <w:bCs/>
+          <w:lang w:eastAsia="zh-TW"/>
+        </w:rPr>
+        <w:t>maldivehost.net</w:t>
+      </w:r>
+      <w:r>
+        <w:rPr>
+          <w:lang w:eastAsia="zh-TW"/>
+        </w:rPr>
+        <w:t xml:space="preserve"> as the domain used for ongoing C2 communication. Inspection of the HTTP stream showed the victim host transmitting encoded data, with the first eleven characters observed as </w:t>
+      </w:r>
+      <w:r>
+        <w:rPr>
+          <w:b/>
+          <w:bCs/>
+          <w:lang w:eastAsia="zh-TW"/>
+        </w:rPr>
+        <w:t>zLIisQRWZI9</w:t>
+      </w:r>
+      <w:r>
+        <w:rPr>
+          <w:lang w:eastAsia="zh-TW"/>
+        </w:rPr>
+        <w:t xml:space="preserve">. The first outbound packet sent to the C2 server had a length of </w:t>
+      </w:r>
+      <w:r>
+        <w:rPr>
+          <w:b/>
+          <w:bCs/>
+          <w:lang w:eastAsia="zh-TW"/>
+        </w:rPr>
+        <w:t>281 bytes</w:t>
+      </w:r>
+      <w:r>
+        <w:rPr>
+          <w:lang w:eastAsia="zh-TW"/>
+        </w:rPr>
+        <w:t>, consistent with an initial beacon message.</w:t>
+      </w:r>
+    </w:p>
+    <w:p>
+      <w:pPr>
+        <w:rPr>
+          <w:lang w:val="en-US" w:eastAsia="zh-TW"/>
+        </w:rPr>
+      </w:pPr>
+      <w:r>
+        <w:rPr>
+          <w:noProof/>
+          <w:lang w:val="en-US" w:eastAsia="zh-TW"/>
+        </w:rPr>
+        <w:drawing>
+          <wp:inline distT="0" distB="0" distL="0" distR="0" wp14:anchorId="3244DF66" wp14:editId="7E0AB2E8">
+            <wp:extent cx="5181600" cy="1352550"/>
+            <wp:effectExtent l="0" t="0" r="0" b="0"/>
+            <wp:docPr id="1307335746" name="圖片 10" descr="一張含有 文字, 螢幕擷取畫面, 軟體, 電腦圖示 的圖片&#10;&#10;AI 產生的內容可能不正確。"/>
+            <wp:cNvGraphicFramePr>
+              <a:graphicFrameLocks xmlns:a="http://schemas.openxmlformats.org/drawingml/2006/main" noChangeAspect="1"/>
+            </wp:cNvGraphicFramePr>
+            <a:graphic xmlns:a="http://schemas.openxmlformats.org/drawingml/2006/main">
+              <a:graphicData uri="http://schemas.openxmlformats.org/drawingml/2006/picture">
+                <pic:pic xmlns:pic="http://schemas.openxmlformats.org/drawingml/2006/picture">
+                  <pic:nvPicPr>
+                    <pic:cNvPr id="1307335746" name="圖片 10" descr="一張含有 文字, 螢幕擷取畫面, 軟體, 電腦圖示 的圖片&#10;&#10;AI 產生的內容可能不正確。"/>
+                    <pic:cNvPicPr>
+                      <a:picLocks noChangeAspect="1" noChangeArrowheads="1"/>
+                    </pic:cNvPicPr>
+                  </pic:nvPicPr>
+                  <pic:blipFill rotWithShape="1">
+                    <a:blip r:embed="rId18">
+                      <a:extLst>
+                        <a:ext uri="{28A0092B-C50C-407E-A947-70E740481C1C}">
+                          <a14:useLocalDpi xmlns:a14="http://schemas.microsoft.com/office/drawing/2010/main" val="0"/>
+                        </a:ext>
+                      </a:extLst>
+                    </a:blip>
+                    <a:srcRect l="1041" t="46777" r="4515" b="26076"/>
+                    <a:stretch>
+                      <a:fillRect/>
+                    </a:stretch>
+                  </pic:blipFill>
+                  <pic:spPr bwMode="auto">
+                    <a:xfrm>
+                      <a:off x="0" y="0"/>
+                      <a:ext cx="5181600" cy="1352550"/>
+                    </a:xfrm>
+                    <a:prstGeom prst="rect">
+                      <a:avLst/>
+                    </a:prstGeom>
+                    <a:noFill/>
+                    <a:ln>
+                      <a:noFill/>
+                    </a:ln>
+                    <a:extLst>
+                      <a:ext uri="{53640926-AAD7-44D8-BBD7-CCE9431645EC}">
+                        <a14:shadowObscured xmlns:a14="http://schemas.microsoft.com/office/drawing/2010/main"/>
+                      </a:ext>
+                    </a:extLst>
+                  </pic:spPr>
+                </pic:pic>
+              </a:graphicData>
+            </a:graphic>
+          </wp:inline>
+        </w:drawing>
+      </w:r>
+    </w:p>
+    <w:p>
+      <w:pPr>
+        <w:rPr>
+          <w:lang w:val="en-US" w:eastAsia="zh-TW"/>
+        </w:rPr>
+      </w:pPr>
+      <w:r>
+        <w:rPr>
+          <w:noProof/>
+          <w:lang w:val="en-US" w:eastAsia="zh-TW"/>
+        </w:rPr>
+        <w:drawing>
+          <wp:inline distT="0" distB="0" distL="0" distR="0" wp14:anchorId="558D6AB6" wp14:editId="32297BBD">
+            <wp:extent cx="5428737" cy="717550"/>
+            <wp:effectExtent l="0" t="0" r="635" b="6350"/>
+            <wp:docPr id="944732766" name="圖片 12" descr="一張含有 文字, 螢幕擷取畫面, 數字, 字型 的圖片&#10;&#10;AI 產生的內容可能不正確。"/>
+            <wp:cNvGraphicFramePr>
+              <a:graphicFrameLocks xmlns:a="http://schemas.openxmlformats.org/drawingml/2006/main" noChangeAspect="1"/>
+            </wp:cNvGraphicFramePr>
+            <a:graphic xmlns:a="http://schemas.openxmlformats.org/drawingml/2006/main">
+              <a:graphicData uri="http://schemas.openxmlformats.org/drawingml/2006/picture">
+                <pic:pic xmlns:pic="http://schemas.openxmlformats.org/drawingml/2006/picture">
+                  <pic:nvPicPr>
+                    <pic:cNvPr id="944732766" name="圖片 12" descr="一張含有 文字, 螢幕擷取畫面, 數字, 字型 的圖片&#10;&#10;AI 產生的內容可能不正確。"/>
+                    <pic:cNvPicPr>
+                      <a:picLocks noChangeAspect="1" noChangeArrowheads="1"/>
+                    </pic:cNvPicPr>
+                  </pic:nvPicPr>
+                  <pic:blipFill rotWithShape="1">
+                    <a:blip r:embed="rId19">
+                      <a:extLst>
+                        <a:ext uri="{28A0092B-C50C-407E-A947-70E740481C1C}">
+                          <a14:useLocalDpi xmlns:a14="http://schemas.microsoft.com/office/drawing/2010/main" val="0"/>
+                        </a:ext>
+                      </a:extLst>
+                    </a:blip>
+                    <a:srcRect t="28475" r="13310" b="45663"/>
+                    <a:stretch>
+                      <a:fillRect/>
+                    </a:stretch>
+                  </pic:blipFill>
+                  <pic:spPr bwMode="auto">
+                    <a:xfrm>
+                      <a:off x="0" y="0"/>
+                      <a:ext cx="5436684" cy="718600"/>
+                    </a:xfrm>
+                    <a:prstGeom prst="rect">
+                      <a:avLst/>
+                    </a:prstGeom>
+                    <a:noFill/>
+                    <a:ln>
+                      <a:noFill/>
+                    </a:ln>
+                    <a:extLst>
+                      <a:ext uri="{53640926-AAD7-44D8-BBD7-CCE9431645EC}">
+                        <a14:shadowObscured xmlns:a14="http://schemas.microsoft.com/office/drawing/2010/main"/>
+                      </a:ext>
+                    </a:extLst>
+                  </pic:spPr>
+                </pic:pic>
+              </a:graphicData>
+            </a:graphic>
+          </wp:inline>
+        </w:drawing>
+      </w:r>
+    </w:p>
+    <w:p>
+      <w:pPr>
+        <w:rPr>
+          <w:lang w:eastAsia="zh-TW"/>
+        </w:rPr>
+      </w:pPr>
+      <w:r>
+        <w:rPr>
+          <w:lang w:eastAsia="zh-TW"/>
+        </w:rPr>
+        <w:t xml:space="preserve">Examination of HTTP response headers from </w:t>
+      </w:r>
+      <w:r>
+        <w:rPr>
+          <w:b/>
+          <w:bCs/>
+          <w:lang w:eastAsia="zh-TW"/>
+        </w:rPr>
+        <w:t>maldivehost.net</w:t>
+      </w:r>
+      <w:r>
+        <w:rPr>
+          <w:lang w:eastAsia="zh-TW"/>
+        </w:rPr>
+        <w:t xml:space="preserve"> showed the server identifying itself as </w:t>
+      </w:r>
+      <w:r>
+        <w:rPr>
+          <w:b/>
+          <w:bCs/>
+          <w:lang w:eastAsia="zh-TW"/>
+        </w:rPr>
+        <w:t xml:space="preserve">Apache/2.4.49 (cPanel) OpenSSL/1.1.1l </w:t>
+      </w:r>
+      <w:proofErr w:type="spellStart"/>
+      <w:r>
+        <w:rPr>
+          <w:b/>
+          <w:bCs/>
+          <w:lang w:eastAsia="zh-TW"/>
+        </w:rPr>
+        <w:t>mod_bwlimited</w:t>
+      </w:r>
+      <w:proofErr w:type="spellEnd"/>
+      <w:r>
+        <w:rPr>
+          <w:b/>
+          <w:bCs/>
+          <w:lang w:eastAsia="zh-TW"/>
+        </w:rPr>
+        <w:t>/1.4</w:t>
+      </w:r>
+      <w:r>
+        <w:rPr>
+          <w:lang w:eastAsia="zh-TW"/>
+        </w:rPr>
+        <w:t>, indicating the use of a standard web hosting environment rather than bespoke infrastructure.</w:t>
+      </w:r>
+    </w:p>
+    <w:p>
+      <w:pPr>
+        <w:rPr>
+          <w:lang w:val="en-US" w:eastAsia="zh-TW"/>
+        </w:rPr>
+      </w:pPr>
+      <w:r>
+        <w:rPr>
+          <w:noProof/>
+          <w:lang w:val="en-US" w:eastAsia="zh-TW"/>
+        </w:rPr>
+        <w:drawing>
+          <wp:inline distT="0" distB="0" distL="0" distR="0" wp14:anchorId="0068351D" wp14:editId="768B1F38">
+            <wp:extent cx="5158921" cy="1746250"/>
+            <wp:effectExtent l="0" t="0" r="3810" b="6350"/>
+            <wp:docPr id="1584499159" name="圖片 14" descr="一張含有 文字, 數字, 軟體, 字型 的圖片&#10;&#10;AI 產生的內容可能不正確。"/>
+            <wp:cNvGraphicFramePr>
+              <a:graphicFrameLocks xmlns:a="http://schemas.openxmlformats.org/drawingml/2006/main" noChangeAspect="1"/>
+            </wp:cNvGraphicFramePr>
+            <a:graphic xmlns:a="http://schemas.openxmlformats.org/drawingml/2006/main">
+              <a:graphicData uri="http://schemas.openxmlformats.org/drawingml/2006/picture">
+                <pic:pic xmlns:pic="http://schemas.openxmlformats.org/drawingml/2006/picture">
+                  <pic:nvPicPr>
+                    <pic:cNvPr id="1584499159" name="圖片 14" descr="一張含有 文字, 數字, 軟體, 字型 的圖片&#10;&#10;AI 產生的內容可能不正確。"/>
+                    <pic:cNvPicPr>
+                      <a:picLocks noChangeAspect="1" noChangeArrowheads="1"/>
+                    </pic:cNvPicPr>
+                  </pic:nvPicPr>
+                  <pic:blipFill rotWithShape="1">
+                    <a:blip r:embed="rId20" cstate="print">
+                      <a:extLst>
+                        <a:ext uri="{28A0092B-C50C-407E-A947-70E740481C1C}">
+                          <a14:useLocalDpi xmlns:a14="http://schemas.microsoft.com/office/drawing/2010/main" val="0"/>
+                        </a:ext>
+                      </a:extLst>
+                    </a:blip>
+                    <a:srcRect r="40162" b="52754"/>
+                    <a:stretch>
+                      <a:fillRect/>
+                    </a:stretch>
+                  </pic:blipFill>
+                  <pic:spPr bwMode="auto">
+                    <a:xfrm>
+                      <a:off x="0" y="0"/>
+                      <a:ext cx="5164856" cy="1748259"/>
+                    </a:xfrm>
+                    <a:prstGeom prst="rect">
+                      <a:avLst/>
+                    </a:prstGeom>
+                    <a:noFill/>
+                    <a:ln>
+                      <a:noFill/>
+                    </a:ln>
+                    <a:extLst>
+                      <a:ext uri="{53640926-AAD7-44D8-BBD7-CCE9431645EC}">
+                        <a14:shadowObscured xmlns:a14="http://schemas.microsoft.com/office/drawing/2010/main"/>
+                      </a:ext>
+                    </a:extLst>
+                  </pic:spPr>
+                </pic:pic>
+              </a:graphicData>
+            </a:graphic>
+          </wp:inline>
+        </w:drawing>
+      </w:r>
+    </w:p>
+    <w:p>
+      <w:pPr>
+        <w:rPr>
+          <w:lang w:eastAsia="zh-TW"/>
+        </w:rPr>
+      </w:pPr>
+    </w:p>
+    <w:p>
+      <w:pPr>
+        <w:rPr>
+          <w:rFonts w:asciiTheme="majorHAnsi" w:eastAsiaTheme="majorEastAsia" w:hAnsiTheme="majorHAnsi" w:cstheme="majorBidi"/>
+          <w:color w:val="0F4761" w:themeColor="accent1" w:themeShade="BF"/>
+          <w:sz w:val="28"/>
+          <w:szCs w:val="32"/>
+          <w:lang w:eastAsia="zh-TW"/>
+        </w:rPr>
+      </w:pPr>
+      <w:r>
+        <w:rPr>
+          <w:lang w:eastAsia="zh-TW"/>
+        </w:rPr>
+        <w:br w:type="page"/>
+      </w:r>
+    </w:p>
+    <w:p>
+      <w:pPr>
+        <w:pStyle w:val="2"/>
+        <w:rPr>
+          <w:lang w:eastAsia="zh-TW"/>
+        </w:rPr>
+      </w:pPr>
+      <w:r>
+        <w:rPr>
+          <w:lang w:eastAsia="zh-TW"/>
+        </w:rPr>
+        <w:lastRenderedPageBreak/>
+        <w:t>3.3 Final Exfiltration and Check-in Activity</w:t>
+      </w:r>
+    </w:p>
+    <w:p>
+      <w:pPr>
+        <w:rPr>
+          <w:lang w:eastAsia="zh-TW"/>
+        </w:rPr>
+      </w:pPr>
+      <w:r>
+        <w:rPr>
+          <w:lang w:eastAsia="zh-TW"/>
+        </w:rPr>
+        <w:t xml:space="preserve">DNS traffic analysis identified a query generated by the infected host at </w:t>
+      </w:r>
+      <w:r>
+        <w:rPr>
+          <w:b/>
+          <w:bCs/>
+          <w:lang w:eastAsia="zh-TW"/>
+        </w:rPr>
+        <w:t>2021-09-24 17:00:04 (UTC)</w:t>
+      </w:r>
+      <w:r>
+        <w:rPr>
+          <w:lang w:eastAsia="zh-TW"/>
+        </w:rPr>
+        <w:t xml:space="preserve"> to the domain </w:t>
+      </w:r>
+      <w:r>
+        <w:rPr>
+          <w:b/>
+          <w:bCs/>
+          <w:lang w:eastAsia="zh-TW"/>
+        </w:rPr>
+        <w:t>api.ipify.org</w:t>
+      </w:r>
+      <w:r>
+        <w:rPr>
+          <w:lang w:eastAsia="zh-TW"/>
+        </w:rPr>
+        <w:t>, indicating an external IP address check-in following compromise.</w:t>
+      </w:r>
+    </w:p>
+    <w:p>
+      <w:pPr>
+        <w:rPr>
+          <w:lang w:val="en-US" w:eastAsia="zh-TW"/>
+        </w:rPr>
+      </w:pPr>
+      <w:r>
+        <w:rPr>
+          <w:noProof/>
+          <w:lang w:val="en-US" w:eastAsia="zh-TW"/>
+        </w:rPr>
+        <w:drawing>
+          <wp:inline distT="0" distB="0" distL="0" distR="0" wp14:anchorId="024BC87D" wp14:editId="420AA987">
+            <wp:extent cx="4337050" cy="3266091"/>
+            <wp:effectExtent l="0" t="0" r="6350" b="0"/>
+            <wp:docPr id="431544673" name="圖片 4" descr="一張含有 文字, 螢幕擷取畫面, 軟體, 電腦圖示 的圖片&#10;&#10;AI 產生的內容可能不正確。"/>
+            <wp:cNvGraphicFramePr>
+              <a:graphicFrameLocks xmlns:a="http://schemas.openxmlformats.org/drawingml/2006/main" noChangeAspect="1"/>
+            </wp:cNvGraphicFramePr>
+            <a:graphic xmlns:a="http://schemas.openxmlformats.org/drawingml/2006/main">
+              <a:graphicData uri="http://schemas.openxmlformats.org/drawingml/2006/picture">
+                <pic:pic xmlns:pic="http://schemas.openxmlformats.org/drawingml/2006/picture">
+                  <pic:nvPicPr>
+                    <pic:cNvPr id="431544673" name="圖片 4" descr="一張含有 文字, 螢幕擷取畫面, 軟體, 電腦圖示 的圖片&#10;&#10;AI 產生的內容可能不正確。"/>
+                    <pic:cNvPicPr>
+                      <a:picLocks noChangeAspect="1" noChangeArrowheads="1"/>
+                    </pic:cNvPicPr>
+                  </pic:nvPicPr>
+                  <pic:blipFill rotWithShape="1">
+                    <a:blip r:embed="rId21">
+                      <a:extLst>
+                        <a:ext uri="{28A0092B-C50C-407E-A947-70E740481C1C}">
+                          <a14:useLocalDpi xmlns:a14="http://schemas.microsoft.com/office/drawing/2010/main" val="0"/>
+                        </a:ext>
+                      </a:extLst>
+                    </a:blip>
+                    <a:srcRect r="24537" b="39887"/>
+                    <a:stretch>
+                      <a:fillRect/>
+                    </a:stretch>
+                  </pic:blipFill>
+                  <pic:spPr bwMode="auto">
+                    <a:xfrm>
+                      <a:off x="0" y="0"/>
+                      <a:ext cx="4341889" cy="3269735"/>
+                    </a:xfrm>
+                    <a:prstGeom prst="rect">
+                      <a:avLst/>
+                    </a:prstGeom>
+                    <a:noFill/>
+                    <a:ln>
+                      <a:noFill/>
+                    </a:ln>
+                    <a:extLst>
+                      <a:ext uri="{53640926-AAD7-44D8-BBD7-CCE9431645EC}">
+                        <a14:shadowObscured xmlns:a14="http://schemas.microsoft.com/office/drawing/2010/main"/>
+                      </a:ext>
+                    </a:extLst>
+                  </pic:spPr>
+                </pic:pic>
+              </a:graphicData>
+            </a:graphic>
+          </wp:inline>
+        </w:drawing>
+      </w:r>
+    </w:p>
+    <w:p>
+      <w:pPr>
+        <w:rPr>
+          <w:lang w:eastAsia="zh-TW"/>
+        </w:rPr>
+      </w:pPr>
+      <w:r>
+        <w:rPr>
+          <w:lang w:eastAsia="zh-TW"/>
+        </w:rPr>
+        <w:t xml:space="preserve">SMTP traffic analysis revealed unauthorised authentication activity, with the first observed MAIL FROM address identified as </w:t>
+      </w:r>
+      <w:r>
+        <w:rPr>
+          <w:b/>
+          <w:bCs/>
+          <w:lang w:eastAsia="zh-TW"/>
+        </w:rPr>
+        <w:t>farshin@mailfa.com</w:t>
+      </w:r>
+      <w:r>
+        <w:rPr>
+          <w:lang w:eastAsia="zh-TW"/>
+        </w:rPr>
+        <w:t xml:space="preserve">. Inspection of the SMTP stream showed the use of the AUTH LOGIN mechanism, with server responses returning reply code </w:t>
+      </w:r>
+      <w:r>
+        <w:rPr>
+          <w:b/>
+          <w:bCs/>
+          <w:lang w:eastAsia="zh-TW"/>
+        </w:rPr>
+        <w:t>334</w:t>
+      </w:r>
+      <w:r>
+        <w:rPr>
+          <w:lang w:eastAsia="zh-TW"/>
+        </w:rPr>
+        <w:t>, prompting Base64-encoded credential submission. Decoding the authentication exchange revealed recoverable login information within the packet capture; the recovered secret is redacted in this report.</w:t>
+      </w:r>
+    </w:p>
+    <w:p>
+      <w:pPr>
+        <w:rPr>
+          <w:lang w:val="en-US" w:eastAsia="zh-TW"/>
+        </w:rPr>
+      </w:pPr>
+      <w:r>
+        <w:rPr>
+          <w:noProof/>
+          <w:lang w:val="en-US" w:eastAsia="zh-TW"/>
+        </w:rPr>
+        <w:drawing>
+          <wp:inline distT="0" distB="0" distL="0" distR="0" wp14:anchorId="35213572" wp14:editId="09CAEDA6">
+            <wp:extent cx="4991100" cy="952500"/>
+            <wp:effectExtent l="0" t="0" r="0" b="0"/>
+            <wp:docPr id="401165112" name="圖片 6" descr="一張含有 文字, 螢幕擷取畫面, 數字, 字型 的圖片&#10;&#10;AI 產生的內容可能不正確。"/>
+            <wp:cNvGraphicFramePr>
+              <a:graphicFrameLocks xmlns:a="http://schemas.openxmlformats.org/drawingml/2006/main" noChangeAspect="1"/>
+            </wp:cNvGraphicFramePr>
+            <a:graphic xmlns:a="http://schemas.openxmlformats.org/drawingml/2006/main">
+              <a:graphicData uri="http://schemas.openxmlformats.org/drawingml/2006/picture">
+                <pic:pic xmlns:pic="http://schemas.openxmlformats.org/drawingml/2006/picture">
+                  <pic:nvPicPr>
+                    <pic:cNvPr id="401165112" name="圖片 6" descr="一張含有 文字, 螢幕擷取畫面, 數字, 字型 的圖片&#10;&#10;AI 產生的內容可能不正確。"/>
+                    <pic:cNvPicPr>
+                      <a:picLocks noChangeAspect="1" noChangeArrowheads="1"/>
+                    </pic:cNvPicPr>
+                  </pic:nvPicPr>
+                  <pic:blipFill rotWithShape="1">
+                    <a:blip r:embed="rId22">
+                      <a:extLst>
+                        <a:ext uri="{28A0092B-C50C-407E-A947-70E740481C1C}">
+                          <a14:useLocalDpi xmlns:a14="http://schemas.microsoft.com/office/drawing/2010/main" val="0"/>
+                        </a:ext>
+                      </a:extLst>
+                    </a:blip>
+                    <a:srcRect l="5439" t="58868" r="3589" b="12830"/>
+                    <a:stretch>
+                      <a:fillRect/>
+                    </a:stretch>
+                  </pic:blipFill>
+                  <pic:spPr bwMode="auto">
+                    <a:xfrm>
+                      <a:off x="0" y="0"/>
+                      <a:ext cx="4991100" cy="952500"/>
+                    </a:xfrm>
+                    <a:prstGeom prst="rect">
+                      <a:avLst/>
+                    </a:prstGeom>
+                    <a:noFill/>
+                    <a:ln>
+                      <a:noFill/>
+                    </a:ln>
+                    <a:extLst>
+                      <a:ext uri="{53640926-AAD7-44D8-BBD7-CCE9431645EC}">
+                        <a14:shadowObscured xmlns:a14="http://schemas.microsoft.com/office/drawing/2010/main"/>
+                      </a:ext>
+                    </a:extLst>
+                  </pic:spPr>
+                </pic:pic>
+              </a:graphicData>
+            </a:graphic>
+          </wp:inline>
+        </w:drawing>
+      </w:r>
+    </w:p>
+    <w:p>
+      <w:pPr>
+        <w:rPr>
+          <w:lang w:val="en-US" w:eastAsia="zh-TW"/>
+        </w:rPr>
+      </w:pPr>
+      <w:r>
+        <w:rPr>
+          <w:noProof/>
+          <w:lang w:val="en-US" w:eastAsia="zh-TW"/>
+        </w:rPr>
+        <w:lastRenderedPageBreak/>
+        <w:drawing>
+          <wp:inline distT="0" distB="0" distL="0" distR="0" wp14:anchorId="154F92E9" wp14:editId="2CE8B597">
+            <wp:extent cx="3517900" cy="2287424"/>
+            <wp:effectExtent l="0" t="0" r="6350" b="0"/>
+            <wp:docPr id="927735369" name="圖片 8" descr="一張含有 文字, 螢幕擷取畫面, 軟體, 網頁 的圖片&#10;&#10;AI 產生的內容可能不正確。"/>
+            <wp:cNvGraphicFramePr>
+              <a:graphicFrameLocks xmlns:a="http://schemas.openxmlformats.org/drawingml/2006/main" noChangeAspect="1"/>
+            </wp:cNvGraphicFramePr>
+            <a:graphic xmlns:a="http://schemas.openxmlformats.org/drawingml/2006/main">
+              <a:graphicData uri="http://schemas.openxmlformats.org/drawingml/2006/picture">
+                <pic:pic xmlns:pic="http://schemas.openxmlformats.org/drawingml/2006/picture">
+                  <pic:nvPicPr>
+                    <pic:cNvPr id="927735369" name="圖片 8" descr="一張含有 文字, 螢幕擷取畫面, 軟體, 網頁 的圖片&#10;&#10;AI 產生的內容可能不正確。"/>
+                    <pic:cNvPicPr>
+                      <a:picLocks noChangeAspect="1" noChangeArrowheads="1"/>
+                    </pic:cNvPicPr>
+                  </pic:nvPicPr>
+                  <pic:blipFill rotWithShape="1">
+                    <a:blip r:embed="rId23" cstate="print">
+                      <a:extLst>
+                        <a:ext uri="{28A0092B-C50C-407E-A947-70E740481C1C}">
+                          <a14:useLocalDpi xmlns:a14="http://schemas.microsoft.com/office/drawing/2010/main" val="0"/>
+                        </a:ext>
+                      </a:extLst>
+                    </a:blip>
+                    <a:srcRect l="-231" t="3762" r="48610" b="50776"/>
+                    <a:stretch>
+                      <a:fillRect/>
+                    </a:stretch>
+                  </pic:blipFill>
+                  <pic:spPr bwMode="auto">
+                    <a:xfrm>
+                      <a:off x="0" y="0"/>
+                      <a:ext cx="3523292" cy="2290930"/>
+                    </a:xfrm>
+                    <a:prstGeom prst="rect">
+                      <a:avLst/>
+                    </a:prstGeom>
+                    <a:noFill/>
+                    <a:ln>
+                      <a:noFill/>
+                    </a:ln>
+                    <a:extLst>
+                      <a:ext uri="{53640926-AAD7-44D8-BBD7-CCE9431645EC}">
+                        <a14:shadowObscured xmlns:a14="http://schemas.microsoft.com/office/drawing/2010/main"/>
+                      </a:ext>
+                    </a:extLst>
+                  </pic:spPr>
+                </pic:pic>
+              </a:graphicData>
+            </a:graphic>
+          </wp:inline>
+        </w:drawing>
+      </w:r>
+    </w:p>
+    <w:p>
+      <w:pPr>
+        <w:rPr>
+          <w:lang w:eastAsia="zh-TW"/>
+        </w:rPr>
+      </w:pPr>
+    </w:p>
+    <w:p>
+      <w:pPr>
+        <w:rPr>
+          <w:lang w:eastAsia="zh-TW"/>
+        </w:rPr>
+      </w:pPr>
+      <w:r>
+        <w:rPr>
+          <w:lang w:eastAsia="zh-TW"/>
+        </w:rPr>
+        <w:t>These findings confirm post-compromise external service interaction and credential exposure observable at the network level.</w:t>
+      </w:r>
     </w:p>
     <w:p>
       <w:pPr>
@@ -1019,6 +2056,2420 @@
     <w:p>
       <w:pPr>
         <w:rPr>
+          <w:lang w:eastAsia="zh-TW"/>
+        </w:rPr>
+      </w:pPr>
+      <w:r>
+        <w:rPr>
+          <w:lang w:eastAsia="zh-TW"/>
+        </w:rPr>
+        <w:t>This investigation identified a multi-stage security incident beginning with malicious file delivery and progressing to sustained command-and-control communication and post-compromise activity. Analysis of the packet capture demonstrated how standard network protocols and legitimate-looking external services were leveraged to conceal attacker behaviour.</w:t>
+      </w:r>
+    </w:p>
+    <w:p>
+      <w:pPr>
+        <w:rPr>
+          <w:lang w:eastAsia="zh-TW"/>
+        </w:rPr>
+      </w:pPr>
+      <w:r>
+        <w:rPr>
+          <w:lang w:eastAsia="zh-TW"/>
+        </w:rPr>
+        <w:t>From a security operations perspective, the findings highlight the importance of correlating protocol-level artefacts with traffic patterns to identify compromised hosts. DNS check-in behaviour, anomalous HTTP headers, repeated beaconing, and observable authentication exchanges all represent valuable indicators of compromise.</w:t>
+      </w:r>
+    </w:p>
+    <w:p>
+      <w:pPr>
+        <w:rPr>
+          <w:lang w:eastAsia="zh-TW"/>
+        </w:rPr>
+      </w:pPr>
+      <w:r>
+        <w:rPr>
+          <w:lang w:eastAsia="zh-TW"/>
+        </w:rPr>
+        <w:t>Overall, this case illustrates how detailed packet analysis can support effective detection and incident response by enabling analysts to reconstruct attacker activity using network-level evidence.</w:t>
+      </w:r>
+    </w:p>
+    <w:p>
+      <w:pPr>
+        <w:rPr>
+          <w:lang w:eastAsia="zh-TW"/>
+        </w:rPr>
+      </w:pPr>
+      <w:r>
+        <w:rPr>
+          <w:lang w:eastAsia="zh-TW"/>
+        </w:rPr>
+        <w:br w:type="page"/>
+      </w:r>
+    </w:p>
+    <w:p>
+      <w:pPr>
+        <w:pStyle w:val="1"/>
+        <w:rPr>
+          <w:lang w:eastAsia="zh-TW"/>
+        </w:rPr>
+      </w:pPr>
+      <w:r>
+        <w:rPr>
+          <w:rFonts w:hint="eastAsia"/>
+          <w:lang w:eastAsia="zh-TW"/>
+        </w:rPr>
+        <w:lastRenderedPageBreak/>
+        <w:t>Reference</w:t>
+      </w:r>
+    </w:p>
+    <w:p>
+      <w:pPr>
+        <w:rPr>
+          <w:lang w:eastAsia="zh-TW"/>
+        </w:rPr>
+      </w:pPr>
+      <w:r>
+        <w:rPr>
+          <w:b/>
+          <w:bCs/>
+          <w:lang w:eastAsia="zh-TW"/>
+        </w:rPr>
+        <w:t>Brim Data (2024).</w:t>
+      </w:r>
+      <w:r>
+        <w:rPr>
+          <w:lang w:eastAsia="zh-TW"/>
+        </w:rPr>
+        <w:t xml:space="preserve"> </w:t>
+      </w:r>
+      <w:r>
+        <w:rPr>
+          <w:i/>
+          <w:iCs/>
+          <w:lang w:eastAsia="zh-TW"/>
+        </w:rPr>
+        <w:t>Zed Query Language (ZQL) Reference</w:t>
+      </w:r>
+      <w:r>
+        <w:rPr>
+          <w:lang w:eastAsia="zh-TW"/>
+        </w:rPr>
+        <w:t xml:space="preserve">. </w:t>
+      </w:r>
+    </w:p>
+    <w:p>
+      <w:pPr>
+        <w:rPr>
+          <w:lang w:eastAsia="zh-TW"/>
+        </w:rPr>
+      </w:pPr>
+      <w:r>
+        <w:rPr>
+          <w:lang w:eastAsia="zh-TW"/>
+        </w:rPr>
+        <w:t xml:space="preserve">Available at: </w:t>
+      </w:r>
+      <w:hyperlink r:id="rId24" w:tgtFrame="_new" w:history="1">
+        <w:r>
+          <w:rPr>
+            <w:rStyle w:val="ae"/>
+            <w:lang w:eastAsia="zh-TW"/>
+          </w:rPr>
+          <w:t>https://zed.brimdata.io/docs/language</w:t>
+        </w:r>
+      </w:hyperlink>
+      <w:r>
+        <w:rPr>
+          <w:rFonts w:hint="eastAsia"/>
+          <w:lang w:eastAsia="zh-TW"/>
+        </w:rPr>
+        <w:t xml:space="preserve"> </w:t>
+      </w:r>
+    </w:p>
+    <w:p>
+      <w:pPr>
+        <w:rPr>
+          <w:lang w:eastAsia="zh-TW"/>
+        </w:rPr>
+      </w:pPr>
+    </w:p>
+    <w:p>
+      <w:pPr>
+        <w:rPr>
+          <w:lang w:eastAsia="zh-TW"/>
+        </w:rPr>
+      </w:pPr>
+      <w:r>
+        <w:rPr>
+          <w:b/>
+          <w:bCs/>
+          <w:lang w:eastAsia="zh-TW"/>
+        </w:rPr>
+        <w:t>Myers, J.</w:t>
+      </w:r>
+      <w:r>
+        <w:rPr>
+          <w:lang w:eastAsia="zh-TW"/>
+        </w:rPr>
+        <w:t xml:space="preserve"> (1999). </w:t>
+      </w:r>
+      <w:r>
+        <w:rPr>
+          <w:i/>
+          <w:iCs/>
+          <w:lang w:eastAsia="zh-TW"/>
+        </w:rPr>
+        <w:t>SMTP Service Extension for Authentication (RFC 2554)</w:t>
+      </w:r>
+      <w:r>
+        <w:rPr>
+          <w:lang w:eastAsia="zh-TW"/>
+        </w:rPr>
+        <w:t>.</w:t>
+      </w:r>
+      <w:r>
+        <w:rPr>
+          <w:lang w:eastAsia="zh-TW"/>
+        </w:rPr>
+        <w:br/>
+        <w:t xml:space="preserve">Available at: </w:t>
+      </w:r>
+      <w:hyperlink r:id="rId25" w:tgtFrame="_new" w:history="1">
+        <w:r>
+          <w:rPr>
+            <w:rStyle w:val="ae"/>
+            <w:lang w:eastAsia="zh-TW"/>
+          </w:rPr>
+          <w:t>https://www.rfc-editor.org/rfc/rfc2554.txt</w:t>
+        </w:r>
+      </w:hyperlink>
+      <w:r>
+        <w:rPr>
+          <w:lang w:eastAsia="zh-TW"/>
+        </w:rPr>
+        <w:t xml:space="preserve"> </w:t>
+      </w:r>
+    </w:p>
+    <w:p>
+      <w:pPr>
+        <w:rPr>
+          <w:lang w:eastAsia="zh-TW"/>
+        </w:rPr>
+      </w:pPr>
+    </w:p>
+    <w:p>
+      <w:pPr>
+        <w:rPr>
+          <w:lang w:eastAsia="zh-TW"/>
+        </w:rPr>
+      </w:pPr>
+      <w:r>
+        <w:rPr>
+          <w:b/>
+          <w:bCs/>
+          <w:lang w:eastAsia="zh-TW"/>
+        </w:rPr>
+        <w:t xml:space="preserve">MITRE ATT&amp;CK® (2023). </w:t>
+      </w:r>
+      <w:r>
+        <w:rPr>
+          <w:i/>
+          <w:iCs/>
+          <w:lang w:eastAsia="zh-TW"/>
+        </w:rPr>
+        <w:t>Command and Control (TA0011)</w:t>
+      </w:r>
+      <w:r>
+        <w:rPr>
+          <w:lang w:eastAsia="zh-TW"/>
+        </w:rPr>
+        <w:t>.</w:t>
+      </w:r>
+      <w:r>
+        <w:rPr>
+          <w:lang w:eastAsia="zh-TW"/>
+        </w:rPr>
+        <w:br/>
+      </w:r>
+      <w:r>
+        <w:rPr>
+          <w:lang w:eastAsia="zh-TW"/>
+        </w:rPr>
+        <w:t xml:space="preserve">Available at: </w:t>
+      </w:r>
+      <w:hyperlink r:id="rId26" w:tgtFrame="_new" w:history="1">
+        <w:r>
+          <w:rPr>
+            <w:rStyle w:val="ae"/>
+            <w:lang w:eastAsia="zh-TW"/>
+          </w:rPr>
+          <w:t>https://attack.mitre.org/tactics/TA0011/</w:t>
+        </w:r>
+      </w:hyperlink>
+    </w:p>
+    <w:p>
+      <w:pPr>
+        <w:rPr>
+          <w:b/>
+          <w:bCs/>
+          <w:lang w:eastAsia="zh-TW"/>
+        </w:rPr>
+      </w:pPr>
+    </w:p>
+    <w:p>
+      <w:pPr>
+        <w:rPr>
+          <w:lang w:eastAsia="zh-TW"/>
+        </w:rPr>
+      </w:pPr>
+      <w:r>
+        <w:rPr>
+          <w:b/>
+          <w:bCs/>
+          <w:lang w:eastAsia="zh-TW"/>
+        </w:rPr>
+        <w:t xml:space="preserve">Klensin, J. (2008). </w:t>
+      </w:r>
+      <w:r>
+        <w:rPr>
+          <w:i/>
+          <w:iCs/>
+          <w:lang w:eastAsia="zh-TW"/>
+        </w:rPr>
+        <w:t>Simple Mail Transfer Protocol (RFC 5321)</w:t>
+      </w:r>
+      <w:r>
+        <w:rPr>
+          <w:lang w:eastAsia="zh-TW"/>
+        </w:rPr>
+        <w:t xml:space="preserve">. </w:t>
+      </w:r>
+    </w:p>
+    <w:p>
+      <w:pPr>
+        <w:rPr>
+          <w:b/>
+          <w:bCs/>
+          <w:lang w:eastAsia="zh-TW"/>
+        </w:rPr>
+      </w:pPr>
+      <w:r>
+        <w:rPr>
+          <w:lang w:eastAsia="zh-TW"/>
+        </w:rPr>
+        <w:t xml:space="preserve">Available at: </w:t>
+      </w:r>
+      <w:hyperlink r:id="rId27" w:tgtFrame="_new" w:history="1">
+        <w:r>
+          <w:rPr>
+            <w:rStyle w:val="ae"/>
+            <w:b/>
+            <w:bCs/>
+            <w:lang w:eastAsia="zh-TW"/>
+          </w:rPr>
+          <w:t>https://datatracker.ietf.org/doc/html/rfc5321</w:t>
+        </w:r>
+      </w:hyperlink>
+    </w:p>
+    <w:p>
+      <w:pPr>
+        <w:rPr>
+          <w:lang w:eastAsia="zh-TW"/>
+        </w:rPr>
+      </w:pPr>
+    </w:p>
+    <w:p>
+      <w:pPr>
+        <w:rPr>
+          <w:lang w:eastAsia="zh-TW"/>
+        </w:rPr>
+      </w:pPr>
+      <w:r>
+        <w:rPr>
+          <w:b/>
+          <w:bCs/>
+          <w:lang w:eastAsia="zh-TW"/>
+        </w:rPr>
+        <w:t xml:space="preserve">Wireshark Foundation (2024). </w:t>
+      </w:r>
+      <w:r>
+        <w:rPr>
+          <w:i/>
+          <w:iCs/>
+          <w:lang w:eastAsia="zh-TW"/>
+        </w:rPr>
+        <w:t>Wireshark User’s Guide</w:t>
+      </w:r>
+      <w:r>
+        <w:rPr>
+          <w:lang w:eastAsia="zh-TW"/>
+        </w:rPr>
+        <w:t xml:space="preserve">. </w:t>
+      </w:r>
+    </w:p>
+    <w:p>
+      <w:r>
+        <w:rPr>
+          <w:lang w:eastAsia="zh-TW"/>
+        </w:rPr>
+        <w:t xml:space="preserve">Available at: </w:t>
+      </w:r>
+      <w:hyperlink r:id="rId28" w:tgtFrame="_new" w:history="1">
+        <w:r>
+          <w:rPr>
+            <w:rStyle w:val="ae"/>
+            <w:b/>
+            <w:bCs/>
+            <w:lang w:eastAsia="zh-TW"/>
+          </w:rPr>
+          <w:t>https://www.wireshark.org/docs/</w:t>
+        </w:r>
+      </w:hyperlink>
+    </w:p>
+    <w:p>
+      <w:r>
+        <w:br w:type="page"/>
+      </w:r>
+    </w:p>
+    <w:p>
+      <w:pPr>
+        <w:pStyle w:val="1"/>
+        <w:rPr>
+          <w:rFonts w:hint="eastAsia"/>
+          <w:lang w:eastAsia="zh-TW"/>
+        </w:rPr>
+      </w:pPr>
+      <w:r>
+        <w:rPr>
+          <w:rFonts w:hint="eastAsia"/>
+          <w:lang w:eastAsia="zh-TW"/>
+        </w:rPr>
+        <w:lastRenderedPageBreak/>
+        <w:t>Appendix</w:t>
+      </w:r>
+      <w:r>
+        <w:rPr>
+          <w:rFonts w:hint="eastAsia"/>
+          <w:lang w:eastAsia="zh-TW"/>
+        </w:rPr>
+        <w:t xml:space="preserve"> </w:t>
+      </w:r>
+      <w:r>
+        <w:rPr>
+          <w:lang w:eastAsia="zh-TW"/>
+        </w:rPr>
+        <w:t>–</w:t>
+      </w:r>
+      <w:r>
+        <w:rPr>
+          <w:rFonts w:hint="eastAsia"/>
+          <w:lang w:eastAsia="zh-TW"/>
+        </w:rPr>
+        <w:t xml:space="preserve"> </w:t>
+      </w:r>
+      <w:r>
+        <w:rPr>
+          <w:rFonts w:hint="eastAsia"/>
+          <w:lang w:eastAsia="zh-TW"/>
+        </w:rPr>
+        <w:t>Generative AI Declaration</w:t>
+      </w:r>
+    </w:p>
+    <w:p>
+      <w:pPr>
+        <w:rPr>
+          <w:lang w:eastAsia="zh-TW"/>
+        </w:rPr>
+      </w:pPr>
+    </w:p>
+    <w:p>
+      <w:pPr>
+        <w:jc w:val="center"/>
+        <w:rPr>
+          <w:rFonts w:ascii="Calibri" w:hAnsi="Calibri" w:cs="Calibri"/>
+          <w:b/>
+          <w:bCs/>
+          <w:sz w:val="32"/>
+          <w:szCs w:val="32"/>
+        </w:rPr>
+      </w:pPr>
+      <w:r>
+        <w:rPr>
+          <w:rFonts w:ascii="Calibri" w:hAnsi="Calibri" w:cs="Calibri"/>
+          <w:b/>
+          <w:bCs/>
+          <w:sz w:val="32"/>
+          <w:szCs w:val="32"/>
+        </w:rPr>
+        <w:t>Student Declaration of AI Tool use in this Assessment</w:t>
+      </w:r>
+    </w:p>
+    <w:p>
+      <w:pPr>
+        <w:rPr>
+          <w:rFonts w:ascii="Calibri" w:hAnsi="Calibri" w:cs="Calibri"/>
+        </w:rPr>
+      </w:pPr>
+      <w:r>
+        <w:rPr>
+          <w:rFonts w:ascii="Calibri" w:hAnsi="Calibri" w:cs="Calibri"/>
+        </w:rPr>
+        <w:t xml:space="preserve">Please indicate your level of usage of generative AI for this assessment - please tick the appropriate category(s). </w:t>
+      </w:r>
+    </w:p>
+    <w:p>
+      <w:pPr>
+        <w:rPr>
+          <w:rFonts w:ascii="Calibri" w:hAnsi="Calibri" w:cs="Calibri"/>
+        </w:rPr>
+      </w:pPr>
+      <w:r>
+        <w:rPr>
+          <w:rFonts w:ascii="Calibri" w:hAnsi="Calibri" w:cs="Calibri"/>
+        </w:rPr>
+        <w:t>If the “Assisted Work” or “Partnered Work” category is selected, please expand on the usage and in which elements of the assignment the usage refers to.</w:t>
+      </w:r>
+    </w:p>
+    <w:p/>
+    <w:tbl>
+      <w:tblPr>
+        <w:tblStyle w:val="af6"/>
+        <w:tblW w:w="10550" w:type="dxa"/>
+        <w:jc w:val="center"/>
+        <w:tblLook w:val="04A0" w:firstRow="1" w:lastRow="0" w:firstColumn="1" w:lastColumn="0" w:noHBand="0" w:noVBand="1"/>
+      </w:tblPr>
+      <w:tblGrid>
+        <w:gridCol w:w="1701"/>
+        <w:gridCol w:w="7802"/>
+        <w:gridCol w:w="1047"/>
+      </w:tblGrid>
+      <w:tr>
+        <w:trPr>
+          <w:jc w:val="center"/>
+        </w:trPr>
+        <w:tc>
+          <w:tcPr>
+            <w:tcW w:w="1701" w:type="dxa"/>
+            <w:tcBorders>
+              <w:top w:val="single" w:sz="4" w:space="0" w:color="auto"/>
+            </w:tcBorders>
+            <w:shd w:val="clear" w:color="auto" w:fill="B6DDE8"/>
+            <w:vAlign w:val="center"/>
+          </w:tcPr>
+          <w:p>
+            <w:pPr>
+              <w:spacing w:before="120" w:after="120" w:line="276" w:lineRule="auto"/>
+              <w:rPr>
+                <w:rFonts w:ascii="Arial" w:eastAsia="Arial" w:hAnsi="Arial" w:cs="Arial"/>
+                <w:b/>
+                <w:bCs/>
+                <w:sz w:val="22"/>
+                <w:szCs w:val="22"/>
+                <w:lang w:eastAsia="en-GB"/>
+              </w:rPr>
+            </w:pPr>
+            <w:r>
+              <w:rPr>
+                <w:rFonts w:ascii="Arial" w:eastAsia="Arial" w:hAnsi="Arial" w:cs="Arial"/>
+                <w:b/>
+                <w:bCs/>
+                <w:sz w:val="22"/>
+                <w:szCs w:val="22"/>
+                <w:lang w:eastAsia="en-GB"/>
+              </w:rPr>
+              <w:t>Solo Work</w:t>
+            </w:r>
+          </w:p>
+        </w:tc>
+        <w:tc>
+          <w:tcPr>
+            <w:tcW w:w="7802" w:type="dxa"/>
+            <w:tcBorders>
+              <w:top w:val="single" w:sz="4" w:space="0" w:color="auto"/>
+            </w:tcBorders>
+            <w:vAlign w:val="center"/>
+          </w:tcPr>
+          <w:p>
+            <w:pPr>
+              <w:spacing w:before="120" w:after="120" w:line="276" w:lineRule="auto"/>
+              <w:rPr>
+                <w:rFonts w:ascii="Arial" w:eastAsia="Arial" w:hAnsi="Arial" w:cs="Arial"/>
+                <w:b/>
+                <w:bCs/>
+                <w:sz w:val="22"/>
+                <w:szCs w:val="22"/>
+                <w:lang w:eastAsia="en-GB"/>
+              </w:rPr>
+            </w:pPr>
+            <w:r>
+              <w:rPr>
+                <w:rFonts w:ascii="Arial" w:eastAsia="Arial" w:hAnsi="Arial" w:cs="Arial"/>
+                <w:b/>
+                <w:bCs/>
+                <w:sz w:val="22"/>
+                <w:szCs w:val="22"/>
+                <w:lang w:eastAsia="en-GB"/>
+              </w:rPr>
+              <w:t>S1 - Generative AI tools have not been used for this assessment.</w:t>
+            </w:r>
+          </w:p>
+        </w:tc>
+        <w:sdt>
+          <w:sdtPr>
+            <w:rPr>
+              <w:rFonts w:ascii="Arial" w:eastAsia="Arial" w:hAnsi="Arial" w:cs="Arial"/>
+              <w:b/>
+              <w:bCs/>
+              <w:sz w:val="28"/>
+              <w:szCs w:val="28"/>
+              <w:lang w:eastAsia="en-GB"/>
+            </w:rPr>
+            <w:id w:val="-1157842658"/>
+            <w14:checkbox>
+              <w14:checked w14:val="0"/>
+              <w14:checkedState w14:val="2612" w14:font="MS Gothic"/>
+              <w14:uncheckedState w14:val="2610" w14:font="MS Gothic"/>
+            </w14:checkbox>
+          </w:sdtPr>
+          <w:sdtContent>
+            <w:tc>
+              <w:tcPr>
+                <w:tcW w:w="1047" w:type="dxa"/>
+                <w:tcBorders>
+                  <w:top w:val="single" w:sz="4" w:space="0" w:color="auto"/>
+                </w:tcBorders>
+                <w:vAlign w:val="center"/>
+              </w:tcPr>
+              <w:p>
+                <w:pPr>
+                  <w:tabs>
+                    <w:tab w:val="left" w:pos="2577"/>
+                  </w:tabs>
+                  <w:spacing w:before="120" w:after="120" w:line="276" w:lineRule="auto"/>
+                  <w:jc w:val="center"/>
+                  <w:rPr>
+                    <w:rFonts w:ascii="Arial" w:eastAsia="Arial" w:hAnsi="Arial" w:cs="Arial"/>
+                    <w:b/>
+                    <w:bCs/>
+                    <w:sz w:val="28"/>
+                    <w:szCs w:val="28"/>
+                    <w:lang w:eastAsia="en-GB"/>
+                  </w:rPr>
+                </w:pPr>
+                <w:r>
+                  <w:rPr>
+                    <w:rFonts w:ascii="MS Gothic" w:eastAsia="MS Gothic" w:hAnsi="MS Gothic" w:cs="Arial" w:hint="eastAsia"/>
+                    <w:b/>
+                    <w:bCs/>
+                    <w:sz w:val="28"/>
+                    <w:szCs w:val="28"/>
+                    <w:lang w:eastAsia="en-GB"/>
+                  </w:rPr>
+                  <w:t>☐</w:t>
+                </w:r>
+              </w:p>
+            </w:tc>
+          </w:sdtContent>
+        </w:sdt>
+      </w:tr>
+      <w:tr>
+        <w:trPr>
+          <w:jc w:val="center"/>
+        </w:trPr>
+        <w:tc>
+          <w:tcPr>
+            <w:tcW w:w="1701" w:type="dxa"/>
+            <w:vMerge w:val="restart"/>
+            <w:shd w:val="clear" w:color="auto" w:fill="F79646"/>
+            <w:vAlign w:val="center"/>
+          </w:tcPr>
+          <w:p>
+            <w:pPr>
+              <w:spacing w:before="120" w:after="120" w:line="276" w:lineRule="auto"/>
+              <w:rPr>
+                <w:rFonts w:ascii="Arial" w:eastAsia="Arial" w:hAnsi="Arial" w:cs="Arial"/>
+                <w:b/>
+                <w:bCs/>
+                <w:sz w:val="22"/>
+                <w:szCs w:val="22"/>
+                <w:lang w:eastAsia="en-GB"/>
+              </w:rPr>
+            </w:pPr>
+            <w:r>
+              <w:rPr>
+                <w:rFonts w:ascii="Arial" w:eastAsia="Arial" w:hAnsi="Arial" w:cs="Arial"/>
+                <w:b/>
+                <w:bCs/>
+                <w:sz w:val="22"/>
+                <w:szCs w:val="22"/>
+                <w:lang w:eastAsia="en-GB"/>
+              </w:rPr>
+              <w:t>Assisted Work</w:t>
+            </w:r>
+          </w:p>
+        </w:tc>
+        <w:tc>
+          <w:tcPr>
+            <w:tcW w:w="7802" w:type="dxa"/>
+            <w:vAlign w:val="center"/>
+          </w:tcPr>
+          <w:p>
+            <w:pPr>
+              <w:spacing w:line="276" w:lineRule="auto"/>
+              <w:rPr>
+                <w:rFonts w:ascii="Arial" w:eastAsia="Arial" w:hAnsi="Arial" w:cs="Arial"/>
+                <w:b/>
+                <w:bCs/>
+                <w:sz w:val="22"/>
+                <w:szCs w:val="22"/>
+                <w:lang w:eastAsia="en-GB"/>
+              </w:rPr>
+            </w:pPr>
+            <w:r>
+              <w:rPr>
+                <w:rFonts w:ascii="Arial" w:eastAsia="Arial" w:hAnsi="Arial" w:cs="Arial"/>
+                <w:b/>
+                <w:bCs/>
+                <w:sz w:val="22"/>
+                <w:szCs w:val="22"/>
+                <w:lang w:eastAsia="en-GB"/>
+              </w:rPr>
+              <w:t>A1 – Idea Generation and Problem Exploration</w:t>
+            </w:r>
+          </w:p>
+          <w:p>
+            <w:pPr>
+              <w:spacing w:line="276" w:lineRule="auto"/>
+              <w:rPr>
+                <w:rFonts w:ascii="Arial" w:eastAsia="Arial" w:hAnsi="Arial" w:cs="Arial"/>
+                <w:sz w:val="22"/>
+                <w:szCs w:val="22"/>
+                <w:lang w:eastAsia="en-GB"/>
+              </w:rPr>
+            </w:pPr>
+            <w:r>
+              <w:rPr>
+                <w:rFonts w:ascii="Arial" w:eastAsia="Arial" w:hAnsi="Arial" w:cs="Arial"/>
+                <w:sz w:val="22"/>
+                <w:szCs w:val="22"/>
+                <w:lang w:eastAsia="en-GB"/>
+              </w:rPr>
+              <w:t>Used to generate project ideas, explore different approaches to solving a problem, or suggest features for software or systems. Students must critically assess AI-generated suggestions and ensure their own intellectual contributions are central.</w:t>
+            </w:r>
+          </w:p>
+        </w:tc>
+        <w:sdt>
+          <w:sdtPr>
+            <w:rPr>
+              <w:rFonts w:ascii="Arial" w:eastAsia="Arial" w:hAnsi="Arial" w:cs="Arial"/>
+              <w:b/>
+              <w:bCs/>
+              <w:sz w:val="28"/>
+              <w:szCs w:val="28"/>
+              <w:lang w:eastAsia="en-GB"/>
+            </w:rPr>
+            <w:id w:val="-1758043238"/>
+            <w14:checkbox>
+              <w14:checked w14:val="0"/>
+              <w14:checkedState w14:val="2612" w14:font="MS Gothic"/>
+              <w14:uncheckedState w14:val="2610" w14:font="MS Gothic"/>
+            </w14:checkbox>
+          </w:sdtPr>
+          <w:sdtContent>
+            <w:tc>
+              <w:tcPr>
+                <w:tcW w:w="1047" w:type="dxa"/>
+                <w:vAlign w:val="center"/>
+              </w:tcPr>
+              <w:p>
+                <w:pPr>
+                  <w:tabs>
+                    <w:tab w:val="left" w:pos="2577"/>
+                  </w:tabs>
+                  <w:spacing w:line="276" w:lineRule="auto"/>
+                  <w:jc w:val="center"/>
+                  <w:rPr>
+                    <w:rFonts w:ascii="Arial" w:eastAsia="Arial" w:hAnsi="Arial" w:cs="Arial"/>
+                    <w:b/>
+                    <w:bCs/>
+                    <w:sz w:val="28"/>
+                    <w:szCs w:val="28"/>
+                    <w:lang w:eastAsia="en-GB"/>
+                  </w:rPr>
+                </w:pPr>
+                <w:r>
+                  <w:rPr>
+                    <w:rFonts w:ascii="MS Gothic" w:eastAsia="MS Gothic" w:hAnsi="MS Gothic" w:cs="Arial" w:hint="eastAsia"/>
+                    <w:b/>
+                    <w:bCs/>
+                    <w:sz w:val="28"/>
+                    <w:szCs w:val="28"/>
+                    <w:lang w:eastAsia="en-GB"/>
+                  </w:rPr>
+                  <w:t>☐</w:t>
+                </w:r>
+              </w:p>
+            </w:tc>
+          </w:sdtContent>
+        </w:sdt>
+      </w:tr>
+      <w:tr>
+        <w:trPr>
+          <w:jc w:val="center"/>
+        </w:trPr>
+        <w:tc>
+          <w:tcPr>
+            <w:tcW w:w="1701" w:type="dxa"/>
+            <w:vMerge/>
+            <w:shd w:val="clear" w:color="auto" w:fill="F79646"/>
+            <w:vAlign w:val="center"/>
+          </w:tcPr>
+          <w:p>
+            <w:pPr>
+              <w:spacing w:before="120" w:after="120" w:line="276" w:lineRule="auto"/>
+              <w:rPr>
+                <w:rFonts w:ascii="Arial" w:eastAsia="Arial" w:hAnsi="Arial" w:cs="Arial"/>
+                <w:b/>
+                <w:bCs/>
+                <w:sz w:val="22"/>
+                <w:szCs w:val="22"/>
+                <w:lang w:eastAsia="en-GB"/>
+              </w:rPr>
+            </w:pPr>
+          </w:p>
+        </w:tc>
+        <w:tc>
+          <w:tcPr>
+            <w:tcW w:w="7802" w:type="dxa"/>
+            <w:vAlign w:val="center"/>
+          </w:tcPr>
+          <w:p>
+            <w:pPr>
+              <w:spacing w:line="276" w:lineRule="auto"/>
+              <w:rPr>
+                <w:rFonts w:ascii="Arial" w:eastAsia="Arial" w:hAnsi="Arial" w:cs="Arial"/>
+                <w:sz w:val="22"/>
+                <w:szCs w:val="22"/>
+                <w:lang w:eastAsia="en-GB"/>
+              </w:rPr>
+            </w:pPr>
+            <w:r>
+              <w:rPr>
+                <w:rFonts w:ascii="Arial" w:eastAsia="Arial" w:hAnsi="Arial" w:cs="Arial"/>
+                <w:b/>
+                <w:bCs/>
+                <w:sz w:val="22"/>
+                <w:szCs w:val="22"/>
+                <w:lang w:eastAsia="en-GB"/>
+              </w:rPr>
+              <w:t>A2 - Planning &amp; Structuring Projects</w:t>
+            </w:r>
+            <w:r>
+              <w:rPr>
+                <w:rFonts w:ascii="Arial" w:eastAsia="Arial" w:hAnsi="Arial" w:cs="Arial"/>
+                <w:sz w:val="22"/>
+                <w:szCs w:val="22"/>
+                <w:lang w:eastAsia="en-GB"/>
+              </w:rPr>
+              <w:br/>
+              <w:t>AI may help outline the structure of reports, documentation and projects. The final structure and implementation must be the student’s own work.</w:t>
+            </w:r>
+          </w:p>
+        </w:tc>
+        <w:sdt>
+          <w:sdtPr>
+            <w:rPr>
+              <w:rFonts w:ascii="Arial" w:eastAsia="Arial" w:hAnsi="Arial" w:cs="Arial"/>
+              <w:b/>
+              <w:bCs/>
+              <w:sz w:val="28"/>
+              <w:szCs w:val="28"/>
+              <w:lang w:eastAsia="en-GB"/>
+            </w:rPr>
+            <w:id w:val="-1999489768"/>
+            <w14:checkbox>
+              <w14:checked w14:val="1"/>
+              <w14:checkedState w14:val="2612" w14:font="MS Gothic"/>
+              <w14:uncheckedState w14:val="2610" w14:font="MS Gothic"/>
+            </w14:checkbox>
+          </w:sdtPr>
+          <w:sdtContent>
+            <w:tc>
+              <w:tcPr>
+                <w:tcW w:w="1047" w:type="dxa"/>
+                <w:vAlign w:val="center"/>
+              </w:tcPr>
+              <w:p>
+                <w:pPr>
+                  <w:tabs>
+                    <w:tab w:val="left" w:pos="2577"/>
+                  </w:tabs>
+                  <w:spacing w:line="276" w:lineRule="auto"/>
+                  <w:jc w:val="center"/>
+                  <w:rPr>
+                    <w:rFonts w:ascii="Arial" w:eastAsia="Arial" w:hAnsi="Arial" w:cs="Arial"/>
+                    <w:b/>
+                    <w:bCs/>
+                    <w:sz w:val="28"/>
+                    <w:szCs w:val="28"/>
+                    <w:lang w:eastAsia="en-GB"/>
+                  </w:rPr>
+                </w:pPr>
+                <w:r>
+                  <w:rPr>
+                    <w:rFonts w:ascii="MS Gothic" w:eastAsia="MS Gothic" w:hAnsi="MS Gothic" w:cs="Arial" w:hint="eastAsia"/>
+                    <w:b/>
+                    <w:bCs/>
+                    <w:sz w:val="28"/>
+                    <w:szCs w:val="28"/>
+                    <w:lang w:eastAsia="en-GB"/>
+                  </w:rPr>
+                  <w:t>☒</w:t>
+                </w:r>
+              </w:p>
+            </w:tc>
+          </w:sdtContent>
+        </w:sdt>
+      </w:tr>
+      <w:tr>
+        <w:trPr>
+          <w:jc w:val="center"/>
+        </w:trPr>
+        <w:tc>
+          <w:tcPr>
+            <w:tcW w:w="1701" w:type="dxa"/>
+            <w:vMerge/>
+            <w:shd w:val="clear" w:color="auto" w:fill="F79646"/>
+            <w:vAlign w:val="center"/>
+          </w:tcPr>
+          <w:p>
+            <w:pPr>
+              <w:spacing w:before="120" w:after="120" w:line="276" w:lineRule="auto"/>
+              <w:rPr>
+                <w:rFonts w:ascii="Arial" w:eastAsia="Arial" w:hAnsi="Arial" w:cs="Arial"/>
+                <w:b/>
+                <w:bCs/>
+                <w:sz w:val="22"/>
+                <w:szCs w:val="22"/>
+                <w:lang w:eastAsia="en-GB"/>
+              </w:rPr>
+            </w:pPr>
+          </w:p>
+        </w:tc>
+        <w:tc>
+          <w:tcPr>
+            <w:tcW w:w="7802" w:type="dxa"/>
+            <w:vAlign w:val="center"/>
+          </w:tcPr>
+          <w:p>
+            <w:pPr>
+              <w:spacing w:line="276" w:lineRule="auto"/>
+              <w:rPr>
+                <w:rFonts w:ascii="Arial" w:eastAsia="Arial" w:hAnsi="Arial" w:cs="Arial"/>
+                <w:b/>
+                <w:bCs/>
+                <w:sz w:val="22"/>
+                <w:szCs w:val="22"/>
+                <w:lang w:eastAsia="en-GB"/>
+              </w:rPr>
+            </w:pPr>
+            <w:r>
+              <w:rPr>
+                <w:rFonts w:ascii="Arial" w:eastAsia="Arial" w:hAnsi="Arial" w:cs="Arial"/>
+                <w:b/>
+                <w:bCs/>
+                <w:sz w:val="22"/>
+                <w:szCs w:val="22"/>
+                <w:lang w:eastAsia="en-GB"/>
+              </w:rPr>
+              <w:t>A3 – Code Architecture</w:t>
+            </w:r>
+          </w:p>
+          <w:p>
+            <w:pPr>
+              <w:spacing w:line="276" w:lineRule="auto"/>
+              <w:rPr>
+                <w:rFonts w:ascii="Arial" w:eastAsia="Arial" w:hAnsi="Arial" w:cs="Arial"/>
+                <w:sz w:val="22"/>
+                <w:szCs w:val="22"/>
+                <w:lang w:eastAsia="en-GB"/>
+              </w:rPr>
+            </w:pPr>
+            <w:r>
+              <w:rPr>
+                <w:rFonts w:ascii="Arial" w:eastAsia="Arial" w:hAnsi="Arial" w:cs="Arial"/>
+                <w:sz w:val="22"/>
+                <w:szCs w:val="22"/>
+                <w:lang w:eastAsia="en-GB"/>
+              </w:rPr>
+              <w:t>AI tools maybe used to help outline code architecture (e.g. suggesting class hierarchies or module breakdowns). The final code structure must be the student’s own work.</w:t>
+            </w:r>
+          </w:p>
+        </w:tc>
+        <w:sdt>
+          <w:sdtPr>
+            <w:rPr>
+              <w:rFonts w:ascii="Arial" w:eastAsia="Arial" w:hAnsi="Arial" w:cs="Arial"/>
+              <w:b/>
+              <w:bCs/>
+              <w:sz w:val="28"/>
+              <w:szCs w:val="28"/>
+              <w:lang w:eastAsia="en-GB"/>
+            </w:rPr>
+            <w:id w:val="-193236852"/>
+            <w14:checkbox>
+              <w14:checked w14:val="0"/>
+              <w14:checkedState w14:val="2612" w14:font="MS Gothic"/>
+              <w14:uncheckedState w14:val="2610" w14:font="MS Gothic"/>
+            </w14:checkbox>
+          </w:sdtPr>
+          <w:sdtContent>
+            <w:tc>
+              <w:tcPr>
+                <w:tcW w:w="1047" w:type="dxa"/>
+                <w:vAlign w:val="center"/>
+              </w:tcPr>
+              <w:p>
+                <w:pPr>
+                  <w:tabs>
+                    <w:tab w:val="left" w:pos="2577"/>
+                  </w:tabs>
+                  <w:spacing w:line="276" w:lineRule="auto"/>
+                  <w:jc w:val="center"/>
+                  <w:rPr>
+                    <w:rFonts w:ascii="Arial" w:eastAsia="Arial" w:hAnsi="Arial" w:cs="Arial"/>
+                    <w:b/>
+                    <w:bCs/>
+                    <w:sz w:val="28"/>
+                    <w:szCs w:val="28"/>
+                    <w:lang w:eastAsia="en-GB"/>
+                  </w:rPr>
+                </w:pPr>
+                <w:r>
+                  <w:rPr>
+                    <w:rFonts w:ascii="MS Gothic" w:eastAsia="MS Gothic" w:hAnsi="MS Gothic" w:cs="Arial" w:hint="eastAsia"/>
+                    <w:b/>
+                    <w:bCs/>
+                    <w:sz w:val="28"/>
+                    <w:szCs w:val="28"/>
+                    <w:lang w:eastAsia="en-GB"/>
+                  </w:rPr>
+                  <w:t>☐</w:t>
+                </w:r>
+              </w:p>
+            </w:tc>
+          </w:sdtContent>
+        </w:sdt>
+      </w:tr>
+      <w:tr>
+        <w:trPr>
+          <w:jc w:val="center"/>
+        </w:trPr>
+        <w:tc>
+          <w:tcPr>
+            <w:tcW w:w="1701" w:type="dxa"/>
+            <w:vMerge/>
+            <w:shd w:val="clear" w:color="auto" w:fill="F79646"/>
+            <w:vAlign w:val="center"/>
+          </w:tcPr>
+          <w:p>
+            <w:pPr>
+              <w:spacing w:before="120" w:after="120" w:line="276" w:lineRule="auto"/>
+              <w:rPr>
+                <w:rFonts w:ascii="Arial" w:eastAsia="Arial" w:hAnsi="Arial" w:cs="Arial"/>
+                <w:b/>
+                <w:bCs/>
+                <w:sz w:val="22"/>
+                <w:szCs w:val="22"/>
+                <w:lang w:eastAsia="en-GB"/>
+              </w:rPr>
+            </w:pPr>
+          </w:p>
+        </w:tc>
+        <w:tc>
+          <w:tcPr>
+            <w:tcW w:w="7802" w:type="dxa"/>
+            <w:vAlign w:val="center"/>
+          </w:tcPr>
+          <w:p>
+            <w:pPr>
+              <w:spacing w:line="276" w:lineRule="auto"/>
+              <w:rPr>
+                <w:rFonts w:ascii="Arial" w:eastAsia="Arial" w:hAnsi="Arial" w:cs="Arial"/>
+                <w:b/>
+                <w:bCs/>
+                <w:sz w:val="22"/>
+                <w:szCs w:val="22"/>
+                <w:lang w:eastAsia="en-GB"/>
+              </w:rPr>
+            </w:pPr>
+            <w:r>
+              <w:rPr>
+                <w:rFonts w:ascii="Arial" w:eastAsia="Arial" w:hAnsi="Arial" w:cs="Arial"/>
+                <w:b/>
+                <w:bCs/>
+                <w:sz w:val="22"/>
+                <w:szCs w:val="22"/>
+                <w:lang w:eastAsia="en-GB"/>
+              </w:rPr>
+              <w:t>A4 – Research Assistance</w:t>
+            </w:r>
+          </w:p>
+          <w:p>
+            <w:pPr>
+              <w:spacing w:line="276" w:lineRule="auto"/>
+              <w:rPr>
+                <w:rFonts w:ascii="Arial" w:eastAsia="Arial" w:hAnsi="Arial" w:cs="Arial"/>
+                <w:sz w:val="22"/>
+                <w:szCs w:val="22"/>
+                <w:lang w:eastAsia="en-GB"/>
+              </w:rPr>
+            </w:pPr>
+            <w:r>
+              <w:rPr>
+                <w:rFonts w:ascii="Arial" w:eastAsia="Arial" w:hAnsi="Arial" w:cs="Arial"/>
+                <w:sz w:val="22"/>
+                <w:szCs w:val="22"/>
+                <w:lang w:eastAsia="en-GB"/>
+              </w:rPr>
+              <w:t>Used to locate and summarise relevant articles, academic papers, technical documentation, or online resources (e.g. Stack Overflow, GitHub discussions. The interpretation and integration of research into the assignment remain the student’s responsibility.</w:t>
+            </w:r>
+          </w:p>
+        </w:tc>
+        <w:sdt>
+          <w:sdtPr>
+            <w:rPr>
+              <w:rFonts w:ascii="Arial" w:eastAsia="Arial" w:hAnsi="Arial" w:cs="Arial"/>
+              <w:b/>
+              <w:bCs/>
+              <w:sz w:val="28"/>
+              <w:szCs w:val="28"/>
+              <w:lang w:eastAsia="en-GB"/>
+            </w:rPr>
+            <w:id w:val="-2086520103"/>
+            <w14:checkbox>
+              <w14:checked w14:val="0"/>
+              <w14:checkedState w14:val="2612" w14:font="MS Gothic"/>
+              <w14:uncheckedState w14:val="2610" w14:font="MS Gothic"/>
+            </w14:checkbox>
+          </w:sdtPr>
+          <w:sdtContent>
+            <w:tc>
+              <w:tcPr>
+                <w:tcW w:w="1047" w:type="dxa"/>
+                <w:vAlign w:val="center"/>
+              </w:tcPr>
+              <w:p>
+                <w:pPr>
+                  <w:tabs>
+                    <w:tab w:val="left" w:pos="2577"/>
+                  </w:tabs>
+                  <w:spacing w:line="276" w:lineRule="auto"/>
+                  <w:jc w:val="center"/>
+                  <w:rPr>
+                    <w:rFonts w:ascii="Arial" w:eastAsia="Arial" w:hAnsi="Arial" w:cs="Arial"/>
+                    <w:b/>
+                    <w:bCs/>
+                    <w:sz w:val="28"/>
+                    <w:szCs w:val="28"/>
+                    <w:lang w:eastAsia="en-GB"/>
+                  </w:rPr>
+                </w:pPr>
+                <w:r>
+                  <w:rPr>
+                    <w:rFonts w:ascii="MS Gothic" w:eastAsia="MS Gothic" w:hAnsi="MS Gothic" w:cs="Arial" w:hint="eastAsia"/>
+                    <w:b/>
+                    <w:bCs/>
+                    <w:sz w:val="28"/>
+                    <w:szCs w:val="28"/>
+                    <w:lang w:eastAsia="en-GB"/>
+                  </w:rPr>
+                  <w:t>☐</w:t>
+                </w:r>
+              </w:p>
+            </w:tc>
+          </w:sdtContent>
+        </w:sdt>
+      </w:tr>
+      <w:tr>
+        <w:trPr>
+          <w:jc w:val="center"/>
+        </w:trPr>
+        <w:tc>
+          <w:tcPr>
+            <w:tcW w:w="1701" w:type="dxa"/>
+            <w:vMerge/>
+            <w:shd w:val="clear" w:color="auto" w:fill="F79646"/>
+            <w:vAlign w:val="center"/>
+          </w:tcPr>
+          <w:p>
+            <w:pPr>
+              <w:spacing w:before="120" w:after="120" w:line="276" w:lineRule="auto"/>
+              <w:rPr>
+                <w:rFonts w:ascii="Arial" w:eastAsia="Arial" w:hAnsi="Arial" w:cs="Arial"/>
+                <w:b/>
+                <w:bCs/>
+                <w:sz w:val="22"/>
+                <w:szCs w:val="22"/>
+                <w:lang w:eastAsia="en-GB"/>
+              </w:rPr>
+            </w:pPr>
+          </w:p>
+        </w:tc>
+        <w:tc>
+          <w:tcPr>
+            <w:tcW w:w="7802" w:type="dxa"/>
+            <w:vAlign w:val="center"/>
+          </w:tcPr>
+          <w:p>
+            <w:pPr>
+              <w:spacing w:line="276" w:lineRule="auto"/>
+              <w:rPr>
+                <w:rFonts w:ascii="Arial" w:eastAsia="Arial" w:hAnsi="Arial" w:cs="Arial"/>
+                <w:sz w:val="22"/>
+                <w:szCs w:val="22"/>
+                <w:lang w:eastAsia="en-GB"/>
+              </w:rPr>
+            </w:pPr>
+            <w:r>
+              <w:rPr>
+                <w:rFonts w:ascii="Arial" w:eastAsia="Arial" w:hAnsi="Arial" w:cs="Arial"/>
+                <w:b/>
+                <w:bCs/>
+                <w:sz w:val="22"/>
+                <w:szCs w:val="22"/>
+                <w:lang w:eastAsia="en-GB"/>
+              </w:rPr>
+              <w:t>A5 - Language Refinement</w:t>
+            </w:r>
+            <w:r>
+              <w:rPr>
+                <w:rFonts w:ascii="Arial" w:eastAsia="Arial" w:hAnsi="Arial" w:cs="Arial"/>
+                <w:sz w:val="22"/>
+                <w:szCs w:val="22"/>
+                <w:lang w:eastAsia="en-GB"/>
+              </w:rPr>
+              <w:br/>
+              <w:t>Used to check grammar, refine language, improve sentence structure in documentation not code. AI should be used only to provide suggestions for improvement. Students must ensure that the documentation accurately reflects the code and is technically correct.</w:t>
+            </w:r>
+          </w:p>
+        </w:tc>
+        <w:sdt>
+          <w:sdtPr>
+            <w:rPr>
+              <w:rFonts w:ascii="Arial" w:eastAsia="Arial" w:hAnsi="Arial" w:cs="Arial"/>
+              <w:b/>
+              <w:bCs/>
+              <w:sz w:val="28"/>
+              <w:szCs w:val="28"/>
+              <w:lang w:eastAsia="en-GB"/>
+            </w:rPr>
+            <w:id w:val="-1606415468"/>
+            <w14:checkbox>
+              <w14:checked w14:val="1"/>
+              <w14:checkedState w14:val="2612" w14:font="MS Gothic"/>
+              <w14:uncheckedState w14:val="2610" w14:font="MS Gothic"/>
+            </w14:checkbox>
+          </w:sdtPr>
+          <w:sdtContent>
+            <w:tc>
+              <w:tcPr>
+                <w:tcW w:w="1047" w:type="dxa"/>
+                <w:vAlign w:val="center"/>
+              </w:tcPr>
+              <w:p>
+                <w:pPr>
+                  <w:tabs>
+                    <w:tab w:val="left" w:pos="2577"/>
+                  </w:tabs>
+                  <w:spacing w:line="276" w:lineRule="auto"/>
+                  <w:jc w:val="center"/>
+                  <w:rPr>
+                    <w:rFonts w:ascii="Arial" w:eastAsia="Arial" w:hAnsi="Arial" w:cs="Arial"/>
+                    <w:b/>
+                    <w:bCs/>
+                    <w:sz w:val="28"/>
+                    <w:szCs w:val="28"/>
+                    <w:lang w:eastAsia="en-GB"/>
+                  </w:rPr>
+                </w:pPr>
+                <w:r>
+                  <w:rPr>
+                    <w:rFonts w:ascii="MS Gothic" w:eastAsia="MS Gothic" w:hAnsi="MS Gothic" w:cs="Arial" w:hint="eastAsia"/>
+                    <w:b/>
+                    <w:bCs/>
+                    <w:sz w:val="28"/>
+                    <w:szCs w:val="28"/>
+                    <w:lang w:eastAsia="en-GB"/>
+                  </w:rPr>
+                  <w:t>☒</w:t>
+                </w:r>
+              </w:p>
+            </w:tc>
+          </w:sdtContent>
+        </w:sdt>
+      </w:tr>
+      <w:tr>
+        <w:trPr>
+          <w:jc w:val="center"/>
+        </w:trPr>
+        <w:tc>
+          <w:tcPr>
+            <w:tcW w:w="1701" w:type="dxa"/>
+            <w:vMerge/>
+            <w:shd w:val="clear" w:color="auto" w:fill="F79646"/>
+            <w:vAlign w:val="center"/>
+          </w:tcPr>
+          <w:p>
+            <w:pPr>
+              <w:spacing w:before="120" w:after="120" w:line="276" w:lineRule="auto"/>
+              <w:rPr>
+                <w:rFonts w:ascii="Arial" w:eastAsia="Arial" w:hAnsi="Arial" w:cs="Arial"/>
+                <w:b/>
+                <w:bCs/>
+                <w:sz w:val="22"/>
+                <w:szCs w:val="22"/>
+                <w:lang w:eastAsia="en-GB"/>
+              </w:rPr>
+            </w:pPr>
+          </w:p>
+        </w:tc>
+        <w:tc>
+          <w:tcPr>
+            <w:tcW w:w="7802" w:type="dxa"/>
+            <w:vAlign w:val="center"/>
+          </w:tcPr>
+          <w:p>
+            <w:pPr>
+              <w:spacing w:line="276" w:lineRule="auto"/>
+              <w:rPr>
+                <w:rFonts w:ascii="Arial" w:eastAsia="Arial" w:hAnsi="Arial" w:cs="Arial"/>
+                <w:b/>
+                <w:bCs/>
+                <w:sz w:val="22"/>
+                <w:szCs w:val="22"/>
+                <w:lang w:eastAsia="en-GB"/>
+              </w:rPr>
+            </w:pPr>
+            <w:r>
+              <w:rPr>
+                <w:rFonts w:ascii="Arial" w:eastAsia="Arial" w:hAnsi="Arial" w:cs="Arial"/>
+                <w:b/>
+                <w:bCs/>
+                <w:sz w:val="22"/>
+                <w:szCs w:val="22"/>
+                <w:lang w:eastAsia="en-GB"/>
+              </w:rPr>
+              <w:t>A6 – Code Review</w:t>
+            </w:r>
+          </w:p>
+          <w:p>
+            <w:pPr>
+              <w:spacing w:line="276" w:lineRule="auto"/>
+              <w:rPr>
+                <w:rFonts w:ascii="Arial" w:eastAsia="Arial" w:hAnsi="Arial" w:cs="Arial"/>
+                <w:sz w:val="22"/>
+                <w:szCs w:val="22"/>
+                <w:lang w:eastAsia="en-GB"/>
+              </w:rPr>
+            </w:pPr>
+            <w:r>
+              <w:rPr>
+                <w:rFonts w:ascii="Arial" w:eastAsia="Arial" w:hAnsi="Arial" w:cs="Arial"/>
+                <w:sz w:val="22"/>
+                <w:szCs w:val="22"/>
+                <w:lang w:eastAsia="en-GB"/>
+              </w:rPr>
+              <w:t>AI tools can be used to check comments within the code and to suggest improvements to code readability, structure or syntax.  AI should be used only to provide suggestions for improvement. Students must ensure that the code accurately reflects their knowledge and is technically correct.</w:t>
+            </w:r>
+          </w:p>
+        </w:tc>
+        <w:sdt>
+          <w:sdtPr>
+            <w:rPr>
+              <w:rFonts w:ascii="Arial" w:eastAsia="Arial" w:hAnsi="Arial" w:cs="Arial"/>
+              <w:b/>
+              <w:bCs/>
+              <w:sz w:val="28"/>
+              <w:szCs w:val="28"/>
+              <w:lang w:eastAsia="en-GB"/>
+            </w:rPr>
+            <w:id w:val="893475765"/>
+            <w14:checkbox>
+              <w14:checked w14:val="0"/>
+              <w14:checkedState w14:val="2612" w14:font="MS Gothic"/>
+              <w14:uncheckedState w14:val="2610" w14:font="MS Gothic"/>
+            </w14:checkbox>
+          </w:sdtPr>
+          <w:sdtContent>
+            <w:tc>
+              <w:tcPr>
+                <w:tcW w:w="1047" w:type="dxa"/>
+                <w:vAlign w:val="center"/>
+              </w:tcPr>
+              <w:p>
+                <w:pPr>
+                  <w:tabs>
+                    <w:tab w:val="left" w:pos="2577"/>
+                  </w:tabs>
+                  <w:spacing w:line="276" w:lineRule="auto"/>
+                  <w:jc w:val="center"/>
+                  <w:rPr>
+                    <w:rFonts w:ascii="Arial" w:eastAsia="Arial" w:hAnsi="Arial" w:cs="Arial"/>
+                    <w:b/>
+                    <w:bCs/>
+                    <w:sz w:val="28"/>
+                    <w:szCs w:val="28"/>
+                    <w:lang w:eastAsia="en-GB"/>
+                  </w:rPr>
+                </w:pPr>
+                <w:r>
+                  <w:rPr>
+                    <w:rFonts w:ascii="MS Gothic" w:eastAsia="MS Gothic" w:hAnsi="MS Gothic" w:cs="Arial" w:hint="eastAsia"/>
+                    <w:b/>
+                    <w:bCs/>
+                    <w:sz w:val="28"/>
+                    <w:szCs w:val="28"/>
+                    <w:lang w:eastAsia="en-GB"/>
+                  </w:rPr>
+                  <w:t>☐</w:t>
+                </w:r>
+              </w:p>
+            </w:tc>
+          </w:sdtContent>
+        </w:sdt>
+      </w:tr>
+      <w:tr>
+        <w:trPr>
+          <w:jc w:val="center"/>
+        </w:trPr>
+        <w:tc>
+          <w:tcPr>
+            <w:tcW w:w="1701" w:type="dxa"/>
+            <w:vMerge/>
+            <w:shd w:val="clear" w:color="auto" w:fill="F79646"/>
+            <w:vAlign w:val="center"/>
+          </w:tcPr>
+          <w:p>
+            <w:pPr>
+              <w:spacing w:before="120" w:after="120" w:line="276" w:lineRule="auto"/>
+              <w:rPr>
+                <w:rFonts w:ascii="Arial" w:eastAsia="Arial" w:hAnsi="Arial" w:cs="Arial"/>
+                <w:b/>
+                <w:bCs/>
+                <w:sz w:val="22"/>
+                <w:szCs w:val="22"/>
+                <w:lang w:eastAsia="en-GB"/>
+              </w:rPr>
+            </w:pPr>
+          </w:p>
+        </w:tc>
+        <w:tc>
+          <w:tcPr>
+            <w:tcW w:w="7802" w:type="dxa"/>
+            <w:vAlign w:val="center"/>
+          </w:tcPr>
+          <w:p>
+            <w:pPr>
+              <w:spacing w:line="276" w:lineRule="auto"/>
+              <w:rPr>
+                <w:rFonts w:ascii="Arial" w:eastAsia="Arial" w:hAnsi="Arial" w:cs="Arial"/>
+                <w:sz w:val="22"/>
+                <w:szCs w:val="22"/>
+                <w:lang w:eastAsia="en-GB"/>
+              </w:rPr>
+            </w:pPr>
+            <w:r>
+              <w:rPr>
+                <w:rFonts w:ascii="Arial" w:eastAsia="Arial" w:hAnsi="Arial" w:cs="Arial"/>
+                <w:b/>
+                <w:bCs/>
+                <w:sz w:val="22"/>
+                <w:szCs w:val="22"/>
+                <w:lang w:eastAsia="en-GB"/>
+              </w:rPr>
+              <w:t>A7 - Code Generation for Learning Purposes</w:t>
+            </w:r>
+            <w:r>
+              <w:rPr>
+                <w:rFonts w:ascii="Arial" w:eastAsia="Arial" w:hAnsi="Arial" w:cs="Arial"/>
+                <w:sz w:val="22"/>
+                <w:szCs w:val="22"/>
+                <w:lang w:eastAsia="en-GB"/>
+              </w:rPr>
+              <w:br/>
+              <w:t>Used to generate example code snippets to understand syntax, explore alternative implementations, or learn new programming paradigms. Students must not submit AI-generated code as their own and must be able to explain how it works.</w:t>
+            </w:r>
+          </w:p>
+        </w:tc>
+        <w:sdt>
+          <w:sdtPr>
+            <w:rPr>
+              <w:rFonts w:ascii="Arial" w:eastAsia="Arial" w:hAnsi="Arial" w:cs="Arial"/>
+              <w:b/>
+              <w:bCs/>
+              <w:sz w:val="28"/>
+              <w:szCs w:val="28"/>
+              <w:lang w:eastAsia="en-GB"/>
+            </w:rPr>
+            <w:id w:val="-653679970"/>
+            <w14:checkbox>
+              <w14:checked w14:val="0"/>
+              <w14:checkedState w14:val="2612" w14:font="MS Gothic"/>
+              <w14:uncheckedState w14:val="2610" w14:font="MS Gothic"/>
+            </w14:checkbox>
+          </w:sdtPr>
+          <w:sdtContent>
+            <w:tc>
+              <w:tcPr>
+                <w:tcW w:w="1047" w:type="dxa"/>
+                <w:vAlign w:val="center"/>
+              </w:tcPr>
+              <w:p>
+                <w:pPr>
+                  <w:tabs>
+                    <w:tab w:val="left" w:pos="2577"/>
+                  </w:tabs>
+                  <w:spacing w:line="276" w:lineRule="auto"/>
+                  <w:jc w:val="center"/>
+                  <w:rPr>
+                    <w:rFonts w:ascii="Arial" w:eastAsia="Arial" w:hAnsi="Arial" w:cs="Arial"/>
+                    <w:b/>
+                    <w:bCs/>
+                    <w:sz w:val="28"/>
+                    <w:szCs w:val="28"/>
+                    <w:lang w:eastAsia="en-GB"/>
+                  </w:rPr>
+                </w:pPr>
+                <w:r>
+                  <w:rPr>
+                    <w:rFonts w:ascii="MS Gothic" w:eastAsia="MS Gothic" w:hAnsi="MS Gothic" w:cs="Arial" w:hint="eastAsia"/>
+                    <w:b/>
+                    <w:bCs/>
+                    <w:sz w:val="28"/>
+                    <w:szCs w:val="28"/>
+                    <w:lang w:eastAsia="en-GB"/>
+                  </w:rPr>
+                  <w:t>☐</w:t>
+                </w:r>
+              </w:p>
+            </w:tc>
+          </w:sdtContent>
+        </w:sdt>
+      </w:tr>
+      <w:tr>
+        <w:trPr>
+          <w:jc w:val="center"/>
+        </w:trPr>
+        <w:tc>
+          <w:tcPr>
+            <w:tcW w:w="1701" w:type="dxa"/>
+            <w:vMerge/>
+            <w:shd w:val="clear" w:color="auto" w:fill="F79646"/>
+            <w:vAlign w:val="center"/>
+          </w:tcPr>
+          <w:p>
+            <w:pPr>
+              <w:spacing w:before="120" w:after="120" w:line="276" w:lineRule="auto"/>
+              <w:rPr>
+                <w:rFonts w:ascii="Arial" w:eastAsia="Arial" w:hAnsi="Arial" w:cs="Arial"/>
+                <w:b/>
+                <w:bCs/>
+                <w:sz w:val="22"/>
+                <w:szCs w:val="22"/>
+                <w:lang w:eastAsia="en-GB"/>
+              </w:rPr>
+            </w:pPr>
+          </w:p>
+        </w:tc>
+        <w:tc>
+          <w:tcPr>
+            <w:tcW w:w="7802" w:type="dxa"/>
+            <w:vAlign w:val="center"/>
+          </w:tcPr>
+          <w:p>
+            <w:pPr>
+              <w:spacing w:line="276" w:lineRule="auto"/>
+              <w:rPr>
+                <w:rFonts w:ascii="Arial" w:eastAsia="Arial" w:hAnsi="Arial" w:cs="Arial"/>
+                <w:b/>
+                <w:bCs/>
+                <w:sz w:val="22"/>
+                <w:szCs w:val="22"/>
+                <w:lang w:eastAsia="en-GB"/>
+              </w:rPr>
+            </w:pPr>
+            <w:r>
+              <w:rPr>
+                <w:rFonts w:ascii="Arial" w:eastAsia="Arial" w:hAnsi="Arial" w:cs="Arial"/>
+                <w:b/>
+                <w:bCs/>
+                <w:sz w:val="22"/>
+                <w:szCs w:val="22"/>
+                <w:lang w:eastAsia="en-GB"/>
+              </w:rPr>
+              <w:t>A8 - Technical Guidance &amp; Debugging Support</w:t>
+            </w:r>
+            <w:r>
+              <w:rPr>
+                <w:rFonts w:ascii="Arial" w:eastAsia="Arial" w:hAnsi="Arial" w:cs="Arial"/>
+                <w:sz w:val="22"/>
+                <w:szCs w:val="22"/>
+                <w:lang w:eastAsia="en-GB"/>
+              </w:rPr>
+              <w:br/>
+              <w:t>AI tools can be used to explain algorithms, programming concepts, or debugging strategies. Students may also help interpret error messages or suggest possible fixes. However, students must write, test, and debug their own code independently and understand all solutions submitted.</w:t>
+            </w:r>
+          </w:p>
+        </w:tc>
+        <w:sdt>
+          <w:sdtPr>
+            <w:rPr>
+              <w:rFonts w:ascii="Arial" w:eastAsia="Arial" w:hAnsi="Arial" w:cs="Arial"/>
+              <w:b/>
+              <w:bCs/>
+              <w:sz w:val="28"/>
+              <w:szCs w:val="28"/>
+              <w:lang w:eastAsia="en-GB"/>
+            </w:rPr>
+            <w:id w:val="1257406773"/>
+            <w14:checkbox>
+              <w14:checked w14:val="0"/>
+              <w14:checkedState w14:val="2612" w14:font="MS Gothic"/>
+              <w14:uncheckedState w14:val="2610" w14:font="MS Gothic"/>
+            </w14:checkbox>
+          </w:sdtPr>
+          <w:sdtContent>
+            <w:tc>
+              <w:tcPr>
+                <w:tcW w:w="1047" w:type="dxa"/>
+                <w:vAlign w:val="center"/>
+              </w:tcPr>
+              <w:p>
+                <w:pPr>
+                  <w:tabs>
+                    <w:tab w:val="left" w:pos="2577"/>
+                  </w:tabs>
+                  <w:spacing w:line="276" w:lineRule="auto"/>
+                  <w:jc w:val="center"/>
+                  <w:rPr>
+                    <w:rFonts w:ascii="Arial" w:eastAsia="Arial" w:hAnsi="Arial" w:cs="Arial"/>
+                    <w:b/>
+                    <w:bCs/>
+                    <w:sz w:val="28"/>
+                    <w:szCs w:val="28"/>
+                    <w:lang w:eastAsia="en-GB"/>
+                  </w:rPr>
+                </w:pPr>
+                <w:r>
+                  <w:rPr>
+                    <w:rFonts w:ascii="MS Gothic" w:eastAsia="MS Gothic" w:hAnsi="MS Gothic" w:cs="Arial" w:hint="eastAsia"/>
+                    <w:b/>
+                    <w:bCs/>
+                    <w:sz w:val="28"/>
+                    <w:szCs w:val="28"/>
+                    <w:lang w:eastAsia="en-GB"/>
+                  </w:rPr>
+                  <w:t>☐</w:t>
+                </w:r>
+              </w:p>
+            </w:tc>
+          </w:sdtContent>
+        </w:sdt>
+      </w:tr>
+      <w:tr>
+        <w:trPr>
+          <w:jc w:val="center"/>
+        </w:trPr>
+        <w:tc>
+          <w:tcPr>
+            <w:tcW w:w="1701" w:type="dxa"/>
+            <w:vMerge/>
+            <w:shd w:val="clear" w:color="auto" w:fill="F79646"/>
+            <w:vAlign w:val="center"/>
+          </w:tcPr>
+          <w:p>
+            <w:pPr>
+              <w:spacing w:before="120" w:after="120" w:line="276" w:lineRule="auto"/>
+              <w:rPr>
+                <w:rFonts w:ascii="Arial" w:eastAsia="Arial" w:hAnsi="Arial" w:cs="Arial"/>
+                <w:b/>
+                <w:bCs/>
+                <w:sz w:val="22"/>
+                <w:szCs w:val="22"/>
+                <w:lang w:eastAsia="en-GB"/>
+              </w:rPr>
+            </w:pPr>
+          </w:p>
+        </w:tc>
+        <w:tc>
+          <w:tcPr>
+            <w:tcW w:w="7802" w:type="dxa"/>
+            <w:vAlign w:val="center"/>
+          </w:tcPr>
+          <w:p>
+            <w:pPr>
+              <w:spacing w:line="276" w:lineRule="auto"/>
+              <w:rPr>
+                <w:rFonts w:ascii="Arial" w:eastAsia="Arial" w:hAnsi="Arial" w:cs="Arial"/>
+                <w:b/>
+                <w:bCs/>
+                <w:sz w:val="22"/>
+                <w:szCs w:val="22"/>
+                <w:lang w:eastAsia="en-GB"/>
+              </w:rPr>
+            </w:pPr>
+            <w:r>
+              <w:rPr>
+                <w:rFonts w:ascii="Arial" w:eastAsia="Arial" w:hAnsi="Arial" w:cs="Arial"/>
+                <w:b/>
+                <w:bCs/>
+                <w:sz w:val="22"/>
+                <w:szCs w:val="22"/>
+                <w:lang w:eastAsia="en-GB"/>
+              </w:rPr>
+              <w:t>A9 - Testing and Validation Support</w:t>
+            </w:r>
+            <w:r>
+              <w:rPr>
+                <w:rFonts w:ascii="Arial" w:eastAsia="Arial" w:hAnsi="Arial" w:cs="Arial"/>
+                <w:sz w:val="22"/>
+                <w:szCs w:val="22"/>
+                <w:lang w:eastAsia="en-GB"/>
+              </w:rPr>
+              <w:br/>
+              <w:t>AI may assist in generating test cases, validating outputs, or suggesting edge cases for software testing. Students are responsible for designing comprehensive test plans and interpreting test results.</w:t>
+            </w:r>
+          </w:p>
+        </w:tc>
+        <w:sdt>
+          <w:sdtPr>
+            <w:rPr>
+              <w:rFonts w:ascii="Arial" w:eastAsia="Arial" w:hAnsi="Arial" w:cs="Arial"/>
+              <w:b/>
+              <w:bCs/>
+              <w:sz w:val="28"/>
+              <w:szCs w:val="28"/>
+              <w:lang w:eastAsia="en-GB"/>
+            </w:rPr>
+            <w:id w:val="224648558"/>
+            <w14:checkbox>
+              <w14:checked w14:val="0"/>
+              <w14:checkedState w14:val="2612" w14:font="MS Gothic"/>
+              <w14:uncheckedState w14:val="2610" w14:font="MS Gothic"/>
+            </w14:checkbox>
+          </w:sdtPr>
+          <w:sdtContent>
+            <w:tc>
+              <w:tcPr>
+                <w:tcW w:w="1047" w:type="dxa"/>
+                <w:vAlign w:val="center"/>
+              </w:tcPr>
+              <w:p>
+                <w:pPr>
+                  <w:tabs>
+                    <w:tab w:val="left" w:pos="2577"/>
+                  </w:tabs>
+                  <w:spacing w:line="276" w:lineRule="auto"/>
+                  <w:jc w:val="center"/>
+                  <w:rPr>
+                    <w:rFonts w:ascii="Arial" w:eastAsia="Arial" w:hAnsi="Arial" w:cs="Arial"/>
+                    <w:b/>
+                    <w:bCs/>
+                    <w:sz w:val="28"/>
+                    <w:szCs w:val="28"/>
+                    <w:lang w:eastAsia="en-GB"/>
+                  </w:rPr>
+                </w:pPr>
+                <w:r>
+                  <w:rPr>
+                    <w:rFonts w:ascii="MS Gothic" w:eastAsia="MS Gothic" w:hAnsi="MS Gothic" w:cs="Arial" w:hint="eastAsia"/>
+                    <w:b/>
+                    <w:bCs/>
+                    <w:sz w:val="28"/>
+                    <w:szCs w:val="28"/>
+                    <w:lang w:eastAsia="en-GB"/>
+                  </w:rPr>
+                  <w:t>☐</w:t>
+                </w:r>
+              </w:p>
+            </w:tc>
+          </w:sdtContent>
+        </w:sdt>
+      </w:tr>
+      <w:tr>
+        <w:trPr>
+          <w:jc w:val="center"/>
+        </w:trPr>
+        <w:tc>
+          <w:tcPr>
+            <w:tcW w:w="1701" w:type="dxa"/>
+            <w:vMerge/>
+            <w:shd w:val="clear" w:color="auto" w:fill="F79646"/>
+            <w:vAlign w:val="center"/>
+          </w:tcPr>
+          <w:p>
+            <w:pPr>
+              <w:spacing w:before="120" w:after="120" w:line="276" w:lineRule="auto"/>
+              <w:rPr>
+                <w:rFonts w:ascii="Arial" w:eastAsia="Arial" w:hAnsi="Arial" w:cs="Arial"/>
+                <w:b/>
+                <w:bCs/>
+                <w:sz w:val="22"/>
+                <w:szCs w:val="22"/>
+                <w:lang w:eastAsia="en-GB"/>
+              </w:rPr>
+            </w:pPr>
+          </w:p>
+        </w:tc>
+        <w:tc>
+          <w:tcPr>
+            <w:tcW w:w="7802" w:type="dxa"/>
+            <w:vAlign w:val="center"/>
+          </w:tcPr>
+          <w:p>
+            <w:pPr>
+              <w:spacing w:line="276" w:lineRule="auto"/>
+              <w:rPr>
+                <w:rFonts w:ascii="Arial" w:eastAsia="Arial" w:hAnsi="Arial" w:cs="Arial"/>
+                <w:sz w:val="22"/>
+                <w:szCs w:val="22"/>
+                <w:lang w:eastAsia="en-GB"/>
+              </w:rPr>
+            </w:pPr>
+            <w:r>
+              <w:rPr>
+                <w:rFonts w:ascii="Arial" w:eastAsia="Arial" w:hAnsi="Arial" w:cs="Arial"/>
+                <w:b/>
+                <w:bCs/>
+                <w:sz w:val="22"/>
+                <w:szCs w:val="22"/>
+                <w:lang w:eastAsia="en-GB"/>
+              </w:rPr>
+              <w:t>A10 - Data Analysis and Visualization Guidance</w:t>
+            </w:r>
+            <w:r>
+              <w:rPr>
+                <w:rFonts w:ascii="Arial" w:eastAsia="Arial" w:hAnsi="Arial" w:cs="Arial"/>
+                <w:sz w:val="22"/>
+                <w:szCs w:val="22"/>
+                <w:lang w:eastAsia="en-GB"/>
+              </w:rPr>
+              <w:br/>
+              <w:t>AI tools can help suggest ways to analyse datasets or visualize results (e.g. recommending chart types or statistical methods). Students must perform the analysis themselves and understand the implications of the results.</w:t>
+            </w:r>
+          </w:p>
+        </w:tc>
+        <w:sdt>
+          <w:sdtPr>
+            <w:rPr>
+              <w:rFonts w:ascii="Arial" w:eastAsia="Arial" w:hAnsi="Arial" w:cs="Arial"/>
+              <w:b/>
+              <w:bCs/>
+              <w:sz w:val="28"/>
+              <w:szCs w:val="28"/>
+              <w:lang w:eastAsia="en-GB"/>
+            </w:rPr>
+            <w:id w:val="300359311"/>
+            <w14:checkbox>
+              <w14:checked w14:val="0"/>
+              <w14:checkedState w14:val="2612" w14:font="MS Gothic"/>
+              <w14:uncheckedState w14:val="2610" w14:font="MS Gothic"/>
+            </w14:checkbox>
+          </w:sdtPr>
+          <w:sdtContent>
+            <w:tc>
+              <w:tcPr>
+                <w:tcW w:w="1047" w:type="dxa"/>
+                <w:vAlign w:val="center"/>
+              </w:tcPr>
+              <w:p>
+                <w:pPr>
+                  <w:tabs>
+                    <w:tab w:val="left" w:pos="2577"/>
+                  </w:tabs>
+                  <w:spacing w:line="276" w:lineRule="auto"/>
+                  <w:jc w:val="center"/>
+                  <w:rPr>
+                    <w:rFonts w:ascii="Arial" w:eastAsia="Arial" w:hAnsi="Arial" w:cs="Arial"/>
+                    <w:b/>
+                    <w:bCs/>
+                    <w:sz w:val="28"/>
+                    <w:szCs w:val="28"/>
+                    <w:lang w:eastAsia="en-GB"/>
+                  </w:rPr>
+                </w:pPr>
+                <w:r>
+                  <w:rPr>
+                    <w:rFonts w:ascii="MS Gothic" w:eastAsia="MS Gothic" w:hAnsi="MS Gothic" w:cs="Arial" w:hint="eastAsia"/>
+                    <w:b/>
+                    <w:bCs/>
+                    <w:sz w:val="28"/>
+                    <w:szCs w:val="28"/>
+                    <w:lang w:eastAsia="en-GB"/>
+                  </w:rPr>
+                  <w:t>☐</w:t>
+                </w:r>
+              </w:p>
+            </w:tc>
+          </w:sdtContent>
+        </w:sdt>
+      </w:tr>
+      <w:tr>
+        <w:trPr>
+          <w:trHeight w:val="3453"/>
+          <w:jc w:val="center"/>
+        </w:trPr>
+        <w:tc>
+          <w:tcPr>
+            <w:tcW w:w="1701" w:type="dxa"/>
+            <w:vMerge/>
+            <w:shd w:val="clear" w:color="auto" w:fill="F79646"/>
+            <w:vAlign w:val="center"/>
+          </w:tcPr>
+          <w:p>
+            <w:pPr>
+              <w:spacing w:before="120" w:after="120" w:line="276" w:lineRule="auto"/>
+              <w:rPr>
+                <w:rFonts w:ascii="Arial" w:eastAsia="Arial" w:hAnsi="Arial" w:cs="Arial"/>
+                <w:b/>
+                <w:bCs/>
+                <w:sz w:val="22"/>
+                <w:szCs w:val="22"/>
+                <w:lang w:eastAsia="en-GB"/>
+              </w:rPr>
+            </w:pPr>
+          </w:p>
+        </w:tc>
+        <w:tc>
+          <w:tcPr>
+            <w:tcW w:w="7802" w:type="dxa"/>
+          </w:tcPr>
+          <w:p>
+            <w:pPr>
+              <w:spacing w:line="276" w:lineRule="auto"/>
+              <w:rPr>
+                <w:rFonts w:ascii="Arial" w:eastAsia="Arial" w:hAnsi="Arial" w:cs="Arial"/>
+                <w:b/>
+                <w:bCs/>
+                <w:sz w:val="22"/>
+                <w:szCs w:val="22"/>
+                <w:lang w:eastAsia="en-GB"/>
+              </w:rPr>
+            </w:pPr>
+            <w:r>
+              <w:rPr>
+                <w:rFonts w:ascii="Arial" w:eastAsia="Arial" w:hAnsi="Arial" w:cs="Arial"/>
+                <w:b/>
+                <w:bCs/>
+                <w:sz w:val="22"/>
+                <w:szCs w:val="22"/>
+                <w:lang w:eastAsia="en-GB"/>
+              </w:rPr>
+              <w:t>A11 - Other uses not listed above</w:t>
+            </w:r>
+          </w:p>
+          <w:p>
+            <w:pPr>
+              <w:spacing w:line="276" w:lineRule="auto"/>
+              <w:rPr>
+                <w:rFonts w:ascii="Arial" w:eastAsia="Arial" w:hAnsi="Arial" w:cs="Arial"/>
+                <w:sz w:val="22"/>
+                <w:szCs w:val="22"/>
+                <w:lang w:eastAsia="en-GB"/>
+              </w:rPr>
+            </w:pPr>
+            <w:r>
+              <w:rPr>
+                <w:rFonts w:ascii="Arial" w:eastAsia="Arial" w:hAnsi="Arial" w:cs="Arial"/>
+                <w:sz w:val="22"/>
+                <w:szCs w:val="22"/>
+                <w:lang w:eastAsia="en-GB"/>
+              </w:rPr>
+              <w:t>Please specify:</w:t>
+            </w:r>
+          </w:p>
+        </w:tc>
+        <w:sdt>
+          <w:sdtPr>
+            <w:rPr>
+              <w:rFonts w:ascii="Arial" w:eastAsia="Arial" w:hAnsi="Arial" w:cs="Arial"/>
+              <w:b/>
+              <w:bCs/>
+              <w:sz w:val="28"/>
+              <w:szCs w:val="28"/>
+              <w:lang w:eastAsia="en-GB"/>
+            </w:rPr>
+            <w:id w:val="1772203861"/>
+            <w14:checkbox>
+              <w14:checked w14:val="0"/>
+              <w14:checkedState w14:val="2612" w14:font="MS Gothic"/>
+              <w14:uncheckedState w14:val="2610" w14:font="MS Gothic"/>
+            </w14:checkbox>
+          </w:sdtPr>
+          <w:sdtContent>
+            <w:tc>
+              <w:tcPr>
+                <w:tcW w:w="1047" w:type="dxa"/>
+                <w:vAlign w:val="center"/>
+              </w:tcPr>
+              <w:p>
+                <w:pPr>
+                  <w:tabs>
+                    <w:tab w:val="left" w:pos="2577"/>
+                  </w:tabs>
+                  <w:spacing w:line="276" w:lineRule="auto"/>
+                  <w:jc w:val="center"/>
+                  <w:rPr>
+                    <w:rFonts w:ascii="Arial" w:eastAsia="Arial" w:hAnsi="Arial" w:cs="Arial"/>
+                    <w:b/>
+                    <w:bCs/>
+                    <w:sz w:val="28"/>
+                    <w:szCs w:val="28"/>
+                    <w:lang w:eastAsia="en-GB"/>
+                  </w:rPr>
+                </w:pPr>
+                <w:r>
+                  <w:rPr>
+                    <w:rFonts w:ascii="MS Gothic" w:eastAsia="MS Gothic" w:hAnsi="MS Gothic" w:cs="Arial" w:hint="eastAsia"/>
+                    <w:b/>
+                    <w:bCs/>
+                    <w:sz w:val="28"/>
+                    <w:szCs w:val="28"/>
+                    <w:lang w:eastAsia="en-GB"/>
+                  </w:rPr>
+                  <w:t>☐</w:t>
+                </w:r>
+              </w:p>
+            </w:tc>
+          </w:sdtContent>
+        </w:sdt>
+      </w:tr>
+      <w:tr>
+        <w:trPr>
+          <w:trHeight w:val="4580"/>
+          <w:jc w:val="center"/>
+        </w:trPr>
+        <w:tc>
+          <w:tcPr>
+            <w:tcW w:w="1701" w:type="dxa"/>
+            <w:shd w:val="clear" w:color="auto" w:fill="9BBB59"/>
+            <w:vAlign w:val="center"/>
+          </w:tcPr>
+          <w:p>
+            <w:pPr>
+              <w:spacing w:before="120" w:after="120" w:line="276" w:lineRule="auto"/>
+              <w:rPr>
+                <w:rFonts w:ascii="Arial" w:eastAsia="Arial" w:hAnsi="Arial" w:cs="Arial"/>
+                <w:b/>
+                <w:bCs/>
+                <w:sz w:val="22"/>
+                <w:szCs w:val="22"/>
+                <w:lang w:eastAsia="en-GB"/>
+              </w:rPr>
+            </w:pPr>
+            <w:r>
+              <w:rPr>
+                <w:rFonts w:ascii="Arial" w:eastAsia="Arial" w:hAnsi="Arial" w:cs="Arial"/>
+                <w:b/>
+                <w:bCs/>
+                <w:sz w:val="22"/>
+                <w:szCs w:val="22"/>
+                <w:lang w:eastAsia="en-GB"/>
+              </w:rPr>
+              <w:lastRenderedPageBreak/>
+              <w:t>Partnered Work</w:t>
+            </w:r>
+          </w:p>
+        </w:tc>
+        <w:tc>
+          <w:tcPr>
+            <w:tcW w:w="7802" w:type="dxa"/>
+          </w:tcPr>
+          <w:p>
+            <w:pPr>
+              <w:spacing w:before="120" w:after="120" w:line="276" w:lineRule="auto"/>
+              <w:rPr>
+                <w:rFonts w:ascii="Arial" w:eastAsia="Arial" w:hAnsi="Arial" w:cs="Arial"/>
+                <w:sz w:val="22"/>
+                <w:szCs w:val="22"/>
+                <w:lang w:eastAsia="en-GB"/>
+              </w:rPr>
+            </w:pPr>
+            <w:r>
+              <w:rPr>
+                <w:rFonts w:ascii="Arial" w:eastAsia="Arial" w:hAnsi="Arial" w:cs="Arial"/>
+                <w:b/>
+                <w:bCs/>
+                <w:sz w:val="22"/>
+                <w:szCs w:val="22"/>
+                <w:lang w:eastAsia="en-GB"/>
+              </w:rPr>
+              <w:t>P1 - Generative AI tool usage has been used integrally for this assessment</w:t>
+            </w:r>
+          </w:p>
+          <w:p>
+            <w:pPr>
+              <w:spacing w:before="120" w:after="120" w:line="276" w:lineRule="auto"/>
+              <w:rPr>
+                <w:rFonts w:ascii="Arial" w:eastAsia="Arial" w:hAnsi="Arial" w:cs="Arial"/>
+                <w:sz w:val="22"/>
+                <w:szCs w:val="22"/>
+                <w:lang w:eastAsia="en-GB"/>
+              </w:rPr>
+            </w:pPr>
+            <w:r>
+              <w:rPr>
+                <w:rFonts w:ascii="Arial" w:eastAsia="Arial" w:hAnsi="Arial" w:cs="Arial"/>
+                <w:sz w:val="22"/>
+                <w:szCs w:val="22"/>
+                <w:lang w:eastAsia="en-GB"/>
+              </w:rPr>
+              <w:t>Students can adopt approaches that are compliant with instructions in the assessment brief.</w:t>
+            </w:r>
+          </w:p>
+          <w:p>
+            <w:pPr>
+              <w:spacing w:before="120" w:after="120" w:line="276" w:lineRule="auto"/>
+              <w:rPr>
+                <w:rFonts w:ascii="Arial" w:eastAsia="Arial" w:hAnsi="Arial" w:cs="Arial"/>
+                <w:sz w:val="22"/>
+                <w:szCs w:val="22"/>
+                <w:lang w:eastAsia="en-GB"/>
+              </w:rPr>
+            </w:pPr>
+            <w:r>
+              <w:rPr>
+                <w:rFonts w:ascii="Arial" w:eastAsia="Arial" w:hAnsi="Arial" w:cs="Arial"/>
+                <w:sz w:val="22"/>
+                <w:szCs w:val="22"/>
+                <w:lang w:eastAsia="en-GB"/>
+              </w:rPr>
+              <w:t>Please Specify:</w:t>
+            </w:r>
+          </w:p>
+          <w:p>
+            <w:pPr>
+              <w:spacing w:before="120" w:after="120" w:line="276" w:lineRule="auto"/>
+              <w:rPr>
+                <w:rFonts w:ascii="Arial" w:eastAsiaTheme="minorEastAsia" w:hAnsi="Arial" w:cs="Arial" w:hint="eastAsia"/>
+                <w:sz w:val="22"/>
+                <w:szCs w:val="22"/>
+                <w:lang w:eastAsia="zh-TW"/>
+              </w:rPr>
+            </w:pPr>
+            <w:r>
+              <w:rPr>
+                <w:rFonts w:ascii="Arial" w:eastAsiaTheme="minorEastAsia" w:hAnsi="Arial" w:cs="Arial"/>
+                <w:sz w:val="22"/>
+                <w:szCs w:val="22"/>
+                <w:lang w:eastAsia="zh-TW"/>
+              </w:rPr>
+              <w:t>Generative AI tools were used for report structuring, language refinement, conciseness editing, and to provide guidance on query formulation and analysis approach. All packet capture analysis, query execution, interpretation of results, and findings were conducted independently by the student.</w:t>
+            </w:r>
+          </w:p>
+        </w:tc>
+        <w:sdt>
+          <w:sdtPr>
+            <w:rPr>
+              <w:rFonts w:ascii="Arial" w:eastAsia="Arial" w:hAnsi="Arial" w:cs="Arial"/>
+              <w:b/>
+              <w:bCs/>
+              <w:sz w:val="28"/>
+              <w:szCs w:val="28"/>
+              <w:lang w:eastAsia="en-GB"/>
+            </w:rPr>
+            <w:id w:val="847066172"/>
+            <w14:checkbox>
+              <w14:checked w14:val="1"/>
+              <w14:checkedState w14:val="2612" w14:font="MS Gothic"/>
+              <w14:uncheckedState w14:val="2610" w14:font="MS Gothic"/>
+            </w14:checkbox>
+          </w:sdtPr>
+          <w:sdtContent>
+            <w:tc>
+              <w:tcPr>
+                <w:tcW w:w="1047" w:type="dxa"/>
+                <w:vAlign w:val="center"/>
+              </w:tcPr>
+              <w:p>
+                <w:pPr>
+                  <w:tabs>
+                    <w:tab w:val="left" w:pos="2577"/>
+                  </w:tabs>
+                  <w:spacing w:before="120" w:after="120" w:line="276" w:lineRule="auto"/>
+                  <w:jc w:val="center"/>
+                  <w:rPr>
+                    <w:rFonts w:ascii="Arial" w:eastAsia="Arial" w:hAnsi="Arial" w:cs="Arial"/>
+                    <w:b/>
+                    <w:bCs/>
+                    <w:sz w:val="28"/>
+                    <w:szCs w:val="28"/>
+                    <w:lang w:eastAsia="en-GB"/>
+                  </w:rPr>
+                </w:pPr>
+                <w:r>
+                  <w:rPr>
+                    <w:rFonts w:ascii="MS Gothic" w:eastAsia="MS Gothic" w:hAnsi="MS Gothic" w:cs="Arial" w:hint="eastAsia"/>
+                    <w:b/>
+                    <w:bCs/>
+                    <w:sz w:val="28"/>
+                    <w:szCs w:val="28"/>
+                    <w:lang w:eastAsia="en-GB"/>
+                  </w:rPr>
+                  <w:t>☒</w:t>
+                </w:r>
+              </w:p>
+            </w:tc>
+          </w:sdtContent>
+        </w:sdt>
+      </w:tr>
+    </w:tbl>
+    <w:p>
+      <w:pPr>
+        <w:rPr>
+          <w:rFonts w:ascii="Calibri" w:hAnsi="Calibri" w:cs="Calibri"/>
+          <w:b/>
+          <w:bCs/>
+        </w:rPr>
+      </w:pPr>
+    </w:p>
+    <w:tbl>
+      <w:tblPr>
+        <w:tblStyle w:val="af6"/>
+        <w:tblW w:w="10632" w:type="dxa"/>
+        <w:tblInd w:w="-856" w:type="dxa"/>
+        <w:tblLook w:val="04A0" w:firstRow="1" w:lastRow="0" w:firstColumn="1" w:lastColumn="0" w:noHBand="0" w:noVBand="1"/>
+      </w:tblPr>
+      <w:tblGrid>
+        <w:gridCol w:w="10632"/>
+      </w:tblGrid>
+      <w:tr>
+        <w:trPr>
+          <w:trHeight w:val="1902"/>
+        </w:trPr>
+        <w:tc>
+          <w:tcPr>
+            <w:tcW w:w="10632" w:type="dxa"/>
+          </w:tcPr>
+          <w:p>
+            <w:pPr>
+              <w:ind w:firstLine="28"/>
+              <w:rPr>
+                <w:rFonts w:ascii="Calibri" w:hAnsi="Calibri" w:cs="Calibri"/>
+                <w:b/>
+                <w:bCs/>
+                <w:sz w:val="22"/>
+                <w:szCs w:val="22"/>
+              </w:rPr>
+            </w:pPr>
+            <w:r>
+              <w:rPr>
+                <w:rFonts w:ascii="Calibri" w:hAnsi="Calibri" w:cs="Calibri"/>
+                <w:b/>
+                <w:bCs/>
+                <w:sz w:val="22"/>
+                <w:szCs w:val="22"/>
+              </w:rPr>
+              <w:t>Please provide details of AI usage and which elements of the coursework this relates to:</w:t>
+            </w:r>
+          </w:p>
+          <w:p>
+            <w:pPr>
+              <w:ind w:firstLine="28"/>
+              <w:rPr>
+                <w:rFonts w:ascii="Calibri" w:hAnsi="Calibri" w:cs="Calibri"/>
+              </w:rPr>
+            </w:pPr>
+            <w:r>
+              <w:rPr>
+                <w:rFonts w:ascii="Calibri" w:hAnsi="Calibri" w:cs="Calibri"/>
+              </w:rPr>
+              <w:t>Generative AI tools were used to assist with planning the structure of the report and refining language for clarity and conciseness. All technical analysis, packet capture interpretation, identification of indicators of compromise, and conclusions were conducted independently by the student. No generative AI tools were used to generate technical findings, analyse packet capture data, or fabricate evidence.</w:t>
+            </w:r>
+          </w:p>
+        </w:tc>
+      </w:tr>
+    </w:tbl>
+    <w:p>
+      <w:pPr>
+        <w:rPr>
+          <w:rFonts w:ascii="Calibri" w:hAnsi="Calibri" w:cs="Calibri"/>
+        </w:rPr>
+      </w:pPr>
+    </w:p>
+    <w:tbl>
+      <w:tblPr>
+        <w:tblStyle w:val="af6"/>
+        <w:tblW w:w="10632" w:type="dxa"/>
+        <w:tblInd w:w="-856" w:type="dxa"/>
+        <w:tblLook w:val="04A0" w:firstRow="1" w:lastRow="0" w:firstColumn="1" w:lastColumn="0" w:noHBand="0" w:noVBand="1"/>
+      </w:tblPr>
+      <w:tblGrid>
+        <w:gridCol w:w="9640"/>
+        <w:gridCol w:w="992"/>
+      </w:tblGrid>
+      <w:tr>
+        <w:tc>
+          <w:tcPr>
+            <w:tcW w:w="9640" w:type="dxa"/>
+          </w:tcPr>
+          <w:p>
+            <w:pPr>
+              <w:rPr>
+                <w:rFonts w:ascii="Calibri" w:hAnsi="Calibri" w:cs="Calibri"/>
+                <w:sz w:val="22"/>
+                <w:szCs w:val="22"/>
+              </w:rPr>
+            </w:pPr>
+            <w:r>
+              <w:rPr>
+                <w:rFonts w:ascii="Calibri" w:hAnsi="Calibri" w:cs="Calibri"/>
+                <w:sz w:val="22"/>
+                <w:szCs w:val="22"/>
+              </w:rPr>
+              <w:t>I understand that the ownership and responsibility for the academic integrity of this submitted assessment falls with me, the student.</w:t>
+            </w:r>
+          </w:p>
+        </w:tc>
+        <w:sdt>
+          <w:sdtPr>
+            <w:rPr>
+              <w:rFonts w:ascii="Arial" w:eastAsia="Arial" w:hAnsi="Arial" w:cs="Arial"/>
+              <w:b/>
+              <w:bCs/>
+              <w:sz w:val="28"/>
+              <w:szCs w:val="28"/>
+              <w:lang w:eastAsia="en-GB"/>
+            </w:rPr>
+            <w:id w:val="-744413437"/>
+            <w14:checkbox>
+              <w14:checked w14:val="1"/>
+              <w14:checkedState w14:val="2612" w14:font="MS Gothic"/>
+              <w14:uncheckedState w14:val="2610" w14:font="MS Gothic"/>
+            </w14:checkbox>
+          </w:sdtPr>
+          <w:sdtContent>
+            <w:tc>
+              <w:tcPr>
+                <w:tcW w:w="992" w:type="dxa"/>
+                <w:vAlign w:val="center"/>
+              </w:tcPr>
+              <w:p>
+                <w:pPr>
+                  <w:jc w:val="center"/>
+                  <w:rPr>
+                    <w:rFonts w:ascii="Calibri" w:hAnsi="Calibri" w:cs="Calibri"/>
+                    <w:sz w:val="22"/>
+                    <w:szCs w:val="22"/>
+                  </w:rPr>
+                </w:pPr>
+                <w:r>
+                  <w:rPr>
+                    <w:rFonts w:ascii="MS Gothic" w:eastAsia="MS Gothic" w:hAnsi="MS Gothic" w:cs="Arial" w:hint="eastAsia"/>
+                    <w:b/>
+                    <w:bCs/>
+                    <w:sz w:val="28"/>
+                    <w:szCs w:val="28"/>
+                    <w:lang w:eastAsia="en-GB"/>
+                  </w:rPr>
+                  <w:t>☒</w:t>
+                </w:r>
+              </w:p>
+            </w:tc>
+          </w:sdtContent>
+        </w:sdt>
+      </w:tr>
+      <w:tr>
+        <w:tc>
+          <w:tcPr>
+            <w:tcW w:w="9640" w:type="dxa"/>
+          </w:tcPr>
+          <w:p>
+            <w:pPr>
+              <w:rPr>
+                <w:rFonts w:ascii="Calibri" w:hAnsi="Calibri" w:cs="Calibri"/>
+                <w:sz w:val="22"/>
+                <w:szCs w:val="22"/>
+              </w:rPr>
+            </w:pPr>
+            <w:r>
+              <w:rPr>
+                <w:rFonts w:ascii="Calibri" w:hAnsi="Calibri" w:cs="Calibri"/>
+                <w:sz w:val="22"/>
+                <w:szCs w:val="22"/>
+              </w:rPr>
+              <w:t>I confirm that all details provide above are an accurate description of how AI was used for this assessment</w:t>
+            </w:r>
+            <w:r>
+              <w:rPr>
+                <w:rFonts w:ascii="Calibri" w:hAnsi="Calibri" w:cs="Calibri"/>
+                <w:sz w:val="22"/>
+                <w:szCs w:val="22"/>
+              </w:rPr>
+              <w:t>.</w:t>
+            </w:r>
+          </w:p>
+        </w:tc>
+        <w:sdt>
+          <w:sdtPr>
+            <w:rPr>
+              <w:rFonts w:ascii="Arial" w:eastAsia="Arial" w:hAnsi="Arial" w:cs="Arial"/>
+              <w:b/>
+              <w:bCs/>
+              <w:sz w:val="28"/>
+              <w:szCs w:val="28"/>
+              <w:lang w:eastAsia="en-GB"/>
+            </w:rPr>
+            <w:id w:val="1627427025"/>
+            <w14:checkbox>
+              <w14:checked w14:val="1"/>
+              <w14:checkedState w14:val="2612" w14:font="MS Gothic"/>
+              <w14:uncheckedState w14:val="2610" w14:font="MS Gothic"/>
+            </w14:checkbox>
+          </w:sdtPr>
+          <w:sdtContent>
+            <w:tc>
+              <w:tcPr>
+                <w:tcW w:w="992" w:type="dxa"/>
+                <w:vAlign w:val="center"/>
+              </w:tcPr>
+              <w:p>
+                <w:pPr>
+                  <w:jc w:val="center"/>
+                  <w:rPr>
+                    <w:rFonts w:ascii="Calibri" w:hAnsi="Calibri" w:cs="Calibri"/>
+                    <w:sz w:val="22"/>
+                    <w:szCs w:val="22"/>
+                  </w:rPr>
+                </w:pPr>
+                <w:r>
+                  <w:rPr>
+                    <w:rFonts w:ascii="MS Gothic" w:eastAsia="MS Gothic" w:hAnsi="MS Gothic" w:cs="Arial" w:hint="eastAsia"/>
+                    <w:b/>
+                    <w:bCs/>
+                    <w:sz w:val="28"/>
+                    <w:szCs w:val="28"/>
+                    <w:lang w:eastAsia="en-GB"/>
+                  </w:rPr>
+                  <w:t>☒</w:t>
+                </w:r>
+              </w:p>
+            </w:tc>
+          </w:sdtContent>
+        </w:sdt>
+      </w:tr>
+    </w:tbl>
+    <w:p>
+      <w:pPr>
+        <w:rPr>
+          <w:rFonts w:ascii="Calibri" w:hAnsi="Calibri" w:cs="Calibri"/>
+        </w:rPr>
+      </w:pPr>
+    </w:p>
+    <w:p>
+      <w:pPr>
+        <w:rPr>
+          <w:rFonts w:hint="eastAsia"/>
           <w:lang w:eastAsia="zh-TW"/>
         </w:rPr>
       </w:pPr>
@@ -1900,6 +5351,7 @@
   <w:style w:type="character" w:default="1" w:styleId="a0">
     <w:name w:val="Default Paragraph Font"/>
     <w:uiPriority w:val="1"/>
+    <w:semiHidden/>
     <w:unhideWhenUsed/>
   </w:style>
   <w:style w:type="table" w:default="1" w:styleId="a1">
@@ -2321,6 +5773,42 @@
       <w:bCs/>
     </w:rPr>
   </w:style>
+  <w:style w:type="table" w:styleId="af6">
+    <w:name w:val="Table Grid"/>
+    <w:basedOn w:val="a1"/>
+    <w:uiPriority w:val="39"/>
+    <w:rsid w:val="003A00AD"/>
+    <w:pPr>
+      <w:pBdr>
+        <w:top w:val="nil"/>
+        <w:left w:val="nil"/>
+        <w:bottom w:val="nil"/>
+        <w:right w:val="nil"/>
+        <w:between w:val="nil"/>
+        <w:bar w:val="nil"/>
+      </w:pBdr>
+      <w:spacing w:after="0" w:line="240" w:lineRule="auto"/>
+    </w:pPr>
+    <w:rPr>
+      <w:rFonts w:ascii="Times New Roman" w:eastAsia="Arial Unicode MS" w:hAnsi="Times New Roman" w:cs="Times New Roman"/>
+      <w:kern w:val="0"/>
+      <w:sz w:val="20"/>
+      <w:szCs w:val="20"/>
+      <w:bdr w:val="nil"/>
+      <w:lang w:val="en-GB" w:eastAsia="en-US"/>
+      <w14:ligatures w14:val="none"/>
+    </w:rPr>
+    <w:tblPr>
+      <w:tblBorders>
+        <w:top w:val="single" w:sz="4" w:space="0" w:color="auto"/>
+        <w:left w:val="single" w:sz="4" w:space="0" w:color="auto"/>
+        <w:bottom w:val="single" w:sz="4" w:space="0" w:color="auto"/>
+        <w:right w:val="single" w:sz="4" w:space="0" w:color="auto"/>
+        <w:insideH w:val="single" w:sz="4" w:space="0" w:color="auto"/>
+        <w:insideV w:val="single" w:sz="4" w:space="0" w:color="auto"/>
+      </w:tblBorders>
+    </w:tblPr>
+  </w:style>
 </w:styles>
 </file>
 
